--- a/docs/CP4_Respira+_Documentacao.docx
+++ b/docs/CP4_Respira+_Documentacao.docx
@@ -1,6 +1,6 @@
 
 <file path=word/document.xml><?xml version="1.0" encoding="utf-8"?>
-<w:document xmlns:wpc="http://schemas.microsoft.com/office/word/2010/wordprocessingCanvas" xmlns:mc="http://schemas.openxmlformats.org/markup-compatibility/2006" xmlns:o="urn:schemas-microsoft-com:office:office" xmlns:r="http://schemas.openxmlformats.org/officeDocument/2006/relationships" xmlns:m="http://schemas.openxmlformats.org/officeDocument/2006/math" xmlns:v="urn:schemas-microsoft-com:vml" xmlns:wp14="http://schemas.microsoft.com/office/word/2010/wordprocessingDrawing" xmlns:wp="http://schemas.openxmlformats.org/drawingml/2006/wordprocessingDrawing" xmlns:w10="urn:schemas-microsoft-com:office:word" xmlns:w="http://schemas.openxmlformats.org/wordprocessingml/2006/main" xmlns:w14="http://schemas.microsoft.com/office/word/2010/wordml" xmlns:w15="http://schemas.microsoft.com/office/word/2012/wordml" xmlns:wpg="http://schemas.microsoft.com/office/word/2010/wordprocessingGroup" xmlns:wpi="http://schemas.microsoft.com/office/word/2010/wordprocessingInk" xmlns:wne="http://schemas.microsoft.com/office/word/2006/wordml" xmlns:wps="http://schemas.microsoft.com/office/word/2010/wordprocessingShape" xmlns:cx="http://schemas.microsoft.com/office/drawing/2014/chartex" xmlns:cx1="http://schemas.microsoft.com/office/drawing/2015/9/8/chartex" xmlns:cx2="http://schemas.microsoft.com/office/drawing/2015/10/21/chartex" xmlns:cx3="http://schemas.microsoft.com/office/drawing/2016/5/9/chartex" xmlns:cx4="http://schemas.microsoft.com/office/drawing/2016/5/10/chartex" xmlns:cx5="http://schemas.microsoft.com/office/drawing/2016/5/11/chartex" xmlns:cx6="http://schemas.microsoft.com/office/drawing/2016/5/12/chartex" xmlns:cx7="http://schemas.microsoft.com/office/drawing/2016/5/13/chartex" xmlns:cx8="http://schemas.microsoft.com/office/drawing/2016/5/14/chartex" xmlns:aink="http://schemas.microsoft.com/office/drawing/2016/ink" xmlns:am3d="http://schemas.microsoft.com/office/drawing/2017/model3d" xmlns:w16cex="http://schemas.microsoft.com/office/word/2018/wordml/cex" xmlns:w16cid="http://schemas.microsoft.com/office/word/2016/wordml/cid" xmlns:w16="http://schemas.microsoft.com/office/word/2018/wordml" xmlns:w16sdtdh="http://schemas.microsoft.com/office/word/2020/wordml/sdtdatahash" xmlns:w16se="http://schemas.microsoft.com/office/word/2015/wordml/symex" mc:Ignorable="w14 w15 wp14">
+<w:document xmlns:wpc="http://schemas.microsoft.com/office/word/2010/wordprocessingCanvas" xmlns:cx="http://schemas.microsoft.com/office/drawing/2014/chartex" xmlns:cx1="http://schemas.microsoft.com/office/drawing/2015/9/8/chartex" xmlns:cx2="http://schemas.microsoft.com/office/drawing/2015/10/21/chartex" xmlns:cx3="http://schemas.microsoft.com/office/drawing/2016/5/9/chartex" xmlns:cx4="http://schemas.microsoft.com/office/drawing/2016/5/10/chartex" xmlns:cx5="http://schemas.microsoft.com/office/drawing/2016/5/11/chartex" xmlns:cx6="http://schemas.microsoft.com/office/drawing/2016/5/12/chartex" xmlns:cx7="http://schemas.microsoft.com/office/drawing/2016/5/13/chartex" xmlns:cx8="http://schemas.microsoft.com/office/drawing/2016/5/14/chartex" xmlns:mc="http://schemas.openxmlformats.org/markup-compatibility/2006" xmlns:aink="http://schemas.microsoft.com/office/drawing/2016/ink" xmlns:am3d="http://schemas.microsoft.com/office/drawing/2017/model3d" xmlns:o="urn:schemas-microsoft-com:office:office" xmlns:oel="http://schemas.microsoft.com/office/2019/extlst" xmlns:r="http://schemas.openxmlformats.org/officeDocument/2006/relationships" xmlns:m="http://schemas.openxmlformats.org/officeDocument/2006/math" xmlns:v="urn:schemas-microsoft-com:vml" xmlns:wp14="http://schemas.microsoft.com/office/word/2010/wordprocessingDrawing" xmlns:wp="http://schemas.openxmlformats.org/drawingml/2006/wordprocessingDrawing" xmlns:w10="urn:schemas-microsoft-com:office:word" xmlns:w="http://schemas.openxmlformats.org/wordprocessingml/2006/main" xmlns:w14="http://schemas.microsoft.com/office/word/2010/wordml" xmlns:w15="http://schemas.microsoft.com/office/word/2012/wordml" xmlns:w16cex="http://schemas.microsoft.com/office/word/2018/wordml/cex" xmlns:w16cid="http://schemas.microsoft.com/office/word/2016/wordml/cid" xmlns:w16="http://schemas.microsoft.com/office/word/2018/wordml" xmlns:w16sdtdh="http://schemas.microsoft.com/office/word/2020/wordml/sdtdatahash" xmlns:w16se="http://schemas.microsoft.com/office/word/2015/wordml/symex" xmlns:wpg="http://schemas.microsoft.com/office/word/2010/wordprocessingGroup" xmlns:wpi="http://schemas.microsoft.com/office/word/2010/wordprocessingInk" xmlns:wne="http://schemas.microsoft.com/office/word/2006/wordml" xmlns:wps="http://schemas.microsoft.com/office/word/2010/wordprocessingShape" mc:Ignorable="w14 w15 w16se w16cid w16 w16cex w16sdtdh wp14">
   <w:body>
     <w:p>
       <w:pPr>
@@ -10,6 +10,9 @@
     <w:p>
       <w:pPr>
         <w:jc w:val="center"/>
+        <w:rPr>
+          <w:lang w:val="pt-BR"/>
+        </w:rPr>
       </w:pPr>
       <w:r>
         <w:rPr>
@@ -18,14 +21,18 @@
           <w:color w:val="5FB3B3"/>
           <w:sz w:val="64"/>
           <w:szCs w:val="64"/>
-        </w:rPr>
-        <w:t xml:space="preserve">Respira+</w:t>
+          <w:lang w:val="pt-BR"/>
+        </w:rPr>
+        <w:t>Respira+</w:t>
       </w:r>
     </w:p>
     <w:p>
       <w:pPr>
         <w:spacing w:after="600"/>
         <w:jc w:val="center"/>
+        <w:rPr>
+          <w:lang w:val="pt-BR"/>
+        </w:rPr>
       </w:pPr>
       <w:r>
         <w:rPr>
@@ -34,14 +41,18 @@
           <w:color w:val="6B7280"/>
           <w:sz w:val="24"/>
           <w:szCs w:val="24"/>
-        </w:rPr>
-        <w:t xml:space="preserve">seu espaço para respirar entre uma prova e outra</w:t>
+          <w:lang w:val="pt-BR"/>
+        </w:rPr>
+        <w:t>seu espaço para respirar entre uma prova e outra</w:t>
       </w:r>
     </w:p>
     <w:p>
       <w:pPr>
         <w:spacing w:after="200"/>
         <w:jc w:val="center"/>
+        <w:rPr>
+          <w:lang w:val="pt-BR"/>
+        </w:rPr>
       </w:pPr>
       <w:r>
         <w:rPr>
@@ -50,121 +61,170 @@
           <w:color w:val="2D3142"/>
           <w:sz w:val="32"/>
           <w:szCs w:val="32"/>
-        </w:rPr>
-        <w:t xml:space="preserve">Checkpoint 4 — Idealização</w:t>
+          <w:lang w:val="pt-BR"/>
+        </w:rPr>
+        <w:t>Checkpoint 4 — Idealização</w:t>
       </w:r>
     </w:p>
     <w:p>
       <w:pPr>
         <w:spacing w:after="600"/>
         <w:jc w:val="center"/>
+        <w:rPr>
+          <w:lang w:val="pt-BR"/>
+        </w:rPr>
       </w:pPr>
       <w:r>
         <w:rPr>
           <w:color w:val="2D3142"/>
           <w:sz w:val="24"/>
           <w:szCs w:val="24"/>
-        </w:rPr>
-        <w:t xml:space="preserve">Projeto Integrado de Desenvolvimento Ágil</w:t>
+          <w:lang w:val="pt-BR"/>
+        </w:rPr>
+        <w:t>Projeto Integrado de Desenvolvimento Ágil</w:t>
       </w:r>
     </w:p>
     <w:p>
       <w:pPr>
         <w:jc w:val="center"/>
+        <w:rPr>
+          <w:lang w:val="pt-BR"/>
+        </w:rPr>
       </w:pPr>
       <w:r>
         <w:rPr>
           <w:sz w:val="22"/>
           <w:szCs w:val="22"/>
-        </w:rPr>
-        <w:t xml:space="preserve">Engenharia de Computação — 3º ano</w:t>
+          <w:lang w:val="pt-BR"/>
+        </w:rPr>
+        <w:t>Engenharia de Computação — 3º ano</w:t>
       </w:r>
     </w:p>
     <w:p>
       <w:pPr>
         <w:jc w:val="center"/>
+        <w:rPr>
+          <w:lang w:val="pt-BR"/>
+        </w:rPr>
       </w:pPr>
       <w:r>
         <w:rPr>
           <w:sz w:val="22"/>
           <w:szCs w:val="22"/>
-        </w:rPr>
-        <w:t xml:space="preserve">Disciplina: Engenharia de Software</w:t>
+          <w:lang w:val="pt-BR"/>
+        </w:rPr>
+        <w:t>Disciplina: Engenharia de Software</w:t>
       </w:r>
     </w:p>
     <w:p>
       <w:pPr>
         <w:spacing w:after="600"/>
         <w:jc w:val="center"/>
+        <w:rPr>
+          <w:lang w:val="pt-BR"/>
+        </w:rPr>
       </w:pPr>
       <w:r>
         <w:rPr>
           <w:sz w:val="22"/>
           <w:szCs w:val="22"/>
-        </w:rPr>
-        <w:t xml:space="preserve">Professor: Hercules Ramos</w:t>
+          <w:lang w:val="pt-BR"/>
+        </w:rPr>
+        <w:t>Professor: Hercules Ramos</w:t>
       </w:r>
     </w:p>
     <w:p>
       <w:pPr>
         <w:spacing w:after="200"/>
         <w:jc w:val="center"/>
+        <w:rPr>
+          <w:lang w:val="pt-BR"/>
+        </w:rPr>
       </w:pPr>
       <w:r>
         <w:rPr>
           <w:color w:val="6B7280"/>
           <w:sz w:val="18"/>
           <w:szCs w:val="18"/>
-        </w:rPr>
-        <w:t xml:space="preserve">Ana Clara Silveira Salvatico · Eduardo Rodrigues Fernandes · Emily Pereira Ribeiro · Fernanda Pereira Molina Teixeira · Vinicius Eiki Franca</w:t>
+          <w:lang w:val="pt-BR"/>
+        </w:rPr>
+        <w:t>Ana Clara Silveira Salvatico · Eduardo Rodrigues Fernandes · Emily Pereira Ribeiro · Fernanda Pereira Molina Teixeira · Vinicius Eiki Franca</w:t>
       </w:r>
     </w:p>
     <w:p>
       <w:pPr>
         <w:jc w:val="center"/>
+        <w:rPr>
+          <w:lang w:val="pt-BR"/>
+        </w:rPr>
       </w:pPr>
       <w:r>
         <w:rPr>
           <w:color w:val="6B7280"/>
-          <w:sz w:val="20"/>
-          <w:szCs w:val="20"/>
-        </w:rPr>
-        <w:t xml:space="preserve">[Data de entrega]</w:t>
-      </w:r>
-    </w:p>
-    <w:p>
-      <w:r>
+          <w:lang w:val="pt-BR"/>
+        </w:rPr>
+        <w:t>[Data de entrega]</w:t>
+      </w:r>
+    </w:p>
+    <w:p>
+      <w:pPr>
+        <w:rPr>
+          <w:lang w:val="pt-BR"/>
+        </w:rPr>
+      </w:pPr>
+      <w:r>
+        <w:rPr>
+          <w:lang w:val="pt-BR"/>
+        </w:rPr>
         <w:br w:type="page"/>
       </w:r>
     </w:p>
     <w:p>
       <w:pPr>
         <w:pStyle w:val="Heading1"/>
-        <w:spacing w:after="200" w:before="400"/>
-      </w:pPr>
-      <w:r>
-        <w:t xml:space="preserve">1. Equipe e papéis</w:t>
+        <w:spacing w:before="400" w:after="200"/>
+        <w:rPr>
+          <w:lang w:val="pt-BR"/>
+        </w:rPr>
+      </w:pPr>
+      <w:r>
+        <w:rPr>
+          <w:lang w:val="pt-BR"/>
+        </w:rPr>
+        <w:lastRenderedPageBreak/>
+        <w:t>1. Equipe e papéis</w:t>
       </w:r>
     </w:p>
     <w:p>
       <w:pPr>
         <w:spacing w:after="160"/>
-      </w:pPr>
-      <w:r>
-        <w:t xml:space="preserve">Conforme exigido pelo enunciado, este documento identifica o papel desempenhado por cada integrante do grupo ao longo do projeto.</w:t>
+        <w:rPr>
+          <w:lang w:val="pt-BR"/>
+        </w:rPr>
+      </w:pPr>
+      <w:r>
+        <w:rPr>
+          <w:lang w:val="pt-BR"/>
+        </w:rPr>
+        <w:t>Conforme exigido pelo enunciado, este documento identifica o papel desempenhado por cada integrante do grupo ao longo do projeto.</w:t>
       </w:r>
     </w:p>
     <w:tbl>
       <w:tblPr>
-        <w:tblW w:type="dxa" w:w="9639"/>
+        <w:tblW w:w="9639" w:type="dxa"/>
         <w:tblBorders>
-          <w:top w:val="single" w:color="auto" w:sz="4"/>
-          <w:left w:val="single" w:color="auto" w:sz="4"/>
-          <w:bottom w:val="single" w:color="auto" w:sz="4"/>
-          <w:right w:val="single" w:color="auto" w:sz="4"/>
-          <w:insideH w:val="single" w:color="auto" w:sz="4"/>
-          <w:insideV w:val="single" w:color="auto" w:sz="4"/>
+          <w:top w:val="single" w:sz="4" w:space="0" w:color="auto"/>
+          <w:left w:val="single" w:sz="4" w:space="0" w:color="auto"/>
+          <w:bottom w:val="single" w:sz="4" w:space="0" w:color="auto"/>
+          <w:right w:val="single" w:sz="4" w:space="0" w:color="auto"/>
+          <w:insideH w:val="single" w:sz="4" w:space="0" w:color="auto"/>
+          <w:insideV w:val="single" w:sz="4" w:space="0" w:color="auto"/>
         </w:tblBorders>
+        <w:tblCellMar>
+          <w:left w:w="10" w:type="dxa"/>
+          <w:right w:w="10" w:type="dxa"/>
+        </w:tblCellMar>
+        <w:tblLook w:val="04A0" w:firstRow="1" w:lastRow="0" w:firstColumn="1" w:lastColumn="0" w:noHBand="0" w:noVBand="1"/>
       </w:tblPr>
       <w:tblGrid>
         <w:gridCol w:w="2200"/>
@@ -172,13 +232,19 @@
         <w:gridCol w:w="4839"/>
       </w:tblGrid>
       <w:tr>
+        <w:tblPrEx>
+          <w:tblCellMar>
+            <w:top w:w="0" w:type="dxa"/>
+            <w:bottom w:w="0" w:type="dxa"/>
+          </w:tblCellMar>
+        </w:tblPrEx>
         <w:trPr>
           <w:tblHeader/>
         </w:trPr>
         <w:tc>
           <w:tcPr>
-            <w:tcW w:type="dxa" w:w="2200"/>
-            <w:shd w:fill="2D3142" w:val="clear"/>
+            <w:tcW w:w="2200" w:type="dxa"/>
+            <w:shd w:val="clear" w:color="auto" w:fill="2D3142"/>
           </w:tcPr>
           <w:p>
             <w:r>
@@ -187,14 +253,14 @@
                 <w:bCs/>
                 <w:color w:val="FFFFFF"/>
               </w:rPr>
-              <w:t xml:space="preserve">Integrante</w:t>
-            </w:r>
-          </w:p>
-        </w:tc>
-        <w:tc>
-          <w:tcPr>
-            <w:tcW w:type="dxa" w:w="2600"/>
-            <w:shd w:fill="2D3142" w:val="clear"/>
+              <w:t>Integrante</w:t>
+            </w:r>
+          </w:p>
+        </w:tc>
+        <w:tc>
+          <w:tcPr>
+            <w:tcW w:w="2600" w:type="dxa"/>
+            <w:shd w:val="clear" w:color="auto" w:fill="2D3142"/>
           </w:tcPr>
           <w:p>
             <w:r>
@@ -203,14 +269,14 @@
                 <w:bCs/>
                 <w:color w:val="FFFFFF"/>
               </w:rPr>
-              <w:t xml:space="preserve">Papel no projeto</w:t>
-            </w:r>
-          </w:p>
-        </w:tc>
-        <w:tc>
-          <w:tcPr>
-            <w:tcW w:type="dxa" w:w="4839"/>
-            <w:shd w:fill="2D3142" w:val="clear"/>
+              <w:t>Papel no projeto</w:t>
+            </w:r>
+          </w:p>
+        </w:tc>
+        <w:tc>
+          <w:tcPr>
+            <w:tcW w:w="4839" w:type="dxa"/>
+            <w:shd w:val="clear" w:color="auto" w:fill="2D3142"/>
           </w:tcPr>
           <w:p>
             <w:r>
@@ -219,167 +285,245 @@
                 <w:bCs/>
                 <w:color w:val="FFFFFF"/>
               </w:rPr>
-              <w:t xml:space="preserve">Principais responsabilidades</w:t>
+              <w:t>Principais responsabilidades</w:t>
             </w:r>
           </w:p>
         </w:tc>
       </w:tr>
       <w:tr>
-        <w:tc>
-          <w:tcPr>
-            <w:tcW w:type="dxa" w:w="2200"/>
-          </w:tcPr>
-          <w:p>
-            <w:r>
-              <w:t xml:space="preserve">Eduardo Rodrigues Fernandes</w:t>
-            </w:r>
-          </w:p>
-        </w:tc>
-        <w:tc>
-          <w:tcPr>
-            <w:tcW w:type="dxa" w:w="2600"/>
-          </w:tcPr>
-          <w:p>
-            <w:r>
-              <w:t xml:space="preserve">Product Owner / Gestão do Projeto</w:t>
-            </w:r>
-          </w:p>
-        </w:tc>
-        <w:tc>
-          <w:tcPr>
-            <w:tcW w:type="dxa" w:w="4839"/>
-          </w:tcPr>
-          <w:p>
-            <w:r>
-              <w:t xml:space="preserve">Documentação, requisitos, organização do Trello, ponte com o professor</w:t>
+        <w:tblPrEx>
+          <w:tblCellMar>
+            <w:top w:w="0" w:type="dxa"/>
+            <w:bottom w:w="0" w:type="dxa"/>
+          </w:tblCellMar>
+        </w:tblPrEx>
+        <w:tc>
+          <w:tcPr>
+            <w:tcW w:w="2200" w:type="dxa"/>
+          </w:tcPr>
+          <w:p>
+            <w:r>
+              <w:t>Eduardo Rodrigues Fernandes</w:t>
+            </w:r>
+          </w:p>
+        </w:tc>
+        <w:tc>
+          <w:tcPr>
+            <w:tcW w:w="2600" w:type="dxa"/>
+          </w:tcPr>
+          <w:p>
+            <w:pPr>
+              <w:rPr>
+                <w:lang w:val="pt-BR"/>
+              </w:rPr>
+            </w:pPr>
+            <w:r>
+              <w:rPr>
+                <w:lang w:val="pt-BR"/>
+              </w:rPr>
+              <w:t>Product Owner / Gestão do Projeto</w:t>
+            </w:r>
+          </w:p>
+        </w:tc>
+        <w:tc>
+          <w:tcPr>
+            <w:tcW w:w="4839" w:type="dxa"/>
+          </w:tcPr>
+          <w:p>
+            <w:pPr>
+              <w:rPr>
+                <w:lang w:val="pt-BR"/>
+              </w:rPr>
+            </w:pPr>
+            <w:r>
+              <w:rPr>
+                <w:lang w:val="pt-BR"/>
+              </w:rPr>
+              <w:t>Documentação, requisitos, organização do Trello, ponte com o professor</w:t>
             </w:r>
           </w:p>
         </w:tc>
       </w:tr>
       <w:tr>
-        <w:tc>
-          <w:tcPr>
-            <w:tcW w:type="dxa" w:w="2200"/>
-          </w:tcPr>
-          <w:p>
-            <w:r>
-              <w:t xml:space="preserve">Ana Clara Silveira Salvatico</w:t>
-            </w:r>
-          </w:p>
-        </w:tc>
-        <w:tc>
-          <w:tcPr>
-            <w:tcW w:type="dxa" w:w="2600"/>
-          </w:tcPr>
-          <w:p>
-            <w:r>
-              <w:t xml:space="preserve">UI/UX Designer</w:t>
-            </w:r>
-          </w:p>
-        </w:tc>
-        <w:tc>
-          <w:tcPr>
-            <w:tcW w:type="dxa" w:w="4839"/>
-          </w:tcPr>
-          <w:p>
-            <w:r>
-              <w:t xml:space="preserve">Identidade visual, protótipo no Figma, experiência do usuário</w:t>
+        <w:tblPrEx>
+          <w:tblCellMar>
+            <w:top w:w="0" w:type="dxa"/>
+            <w:bottom w:w="0" w:type="dxa"/>
+          </w:tblCellMar>
+        </w:tblPrEx>
+        <w:tc>
+          <w:tcPr>
+            <w:tcW w:w="2200" w:type="dxa"/>
+          </w:tcPr>
+          <w:p>
+            <w:r>
+              <w:t>Ana Clara Silveira Salvatico</w:t>
+            </w:r>
+          </w:p>
+        </w:tc>
+        <w:tc>
+          <w:tcPr>
+            <w:tcW w:w="2600" w:type="dxa"/>
+          </w:tcPr>
+          <w:p>
+            <w:r>
+              <w:t>UI/UX Designer</w:t>
+            </w:r>
+          </w:p>
+        </w:tc>
+        <w:tc>
+          <w:tcPr>
+            <w:tcW w:w="4839" w:type="dxa"/>
+          </w:tcPr>
+          <w:p>
+            <w:pPr>
+              <w:rPr>
+                <w:lang w:val="pt-BR"/>
+              </w:rPr>
+            </w:pPr>
+            <w:r>
+              <w:rPr>
+                <w:lang w:val="pt-BR"/>
+              </w:rPr>
+              <w:t>Identidade visual, protótipo no Figma, experiência do usuário</w:t>
             </w:r>
           </w:p>
         </w:tc>
       </w:tr>
       <w:tr>
-        <w:tc>
-          <w:tcPr>
-            <w:tcW w:type="dxa" w:w="2200"/>
-          </w:tcPr>
-          <w:p>
-            <w:r>
-              <w:t xml:space="preserve">Vinicius Eiki Franca</w:t>
-            </w:r>
-          </w:p>
-        </w:tc>
-        <w:tc>
-          <w:tcPr>
-            <w:tcW w:type="dxa" w:w="2600"/>
-          </w:tcPr>
-          <w:p>
-            <w:r>
-              <w:t xml:space="preserve">Desenvolvedor(a) Frontend</w:t>
-            </w:r>
-          </w:p>
-        </w:tc>
-        <w:tc>
-          <w:tcPr>
-            <w:tcW w:type="dxa" w:w="4839"/>
-          </w:tcPr>
-          <w:p>
-            <w:r>
-              <w:t xml:space="preserve">Telas e componentes da interface web</w:t>
+        <w:tblPrEx>
+          <w:tblCellMar>
+            <w:top w:w="0" w:type="dxa"/>
+            <w:bottom w:w="0" w:type="dxa"/>
+          </w:tblCellMar>
+        </w:tblPrEx>
+        <w:tc>
+          <w:tcPr>
+            <w:tcW w:w="2200" w:type="dxa"/>
+          </w:tcPr>
+          <w:p>
+            <w:r>
+              <w:t>Vinicius Eiki Franca</w:t>
+            </w:r>
+          </w:p>
+        </w:tc>
+        <w:tc>
+          <w:tcPr>
+            <w:tcW w:w="2600" w:type="dxa"/>
+          </w:tcPr>
+          <w:p>
+            <w:r>
+              <w:t>Desenvolvedor(a) Frontend</w:t>
+            </w:r>
+          </w:p>
+        </w:tc>
+        <w:tc>
+          <w:tcPr>
+            <w:tcW w:w="4839" w:type="dxa"/>
+          </w:tcPr>
+          <w:p>
+            <w:pPr>
+              <w:rPr>
+                <w:lang w:val="pt-BR"/>
+              </w:rPr>
+            </w:pPr>
+            <w:r>
+              <w:rPr>
+                <w:lang w:val="pt-BR"/>
+              </w:rPr>
+              <w:t>Telas e componentes da interface web</w:t>
             </w:r>
           </w:p>
         </w:tc>
       </w:tr>
       <w:tr>
-        <w:tc>
-          <w:tcPr>
-            <w:tcW w:type="dxa" w:w="2200"/>
-          </w:tcPr>
-          <w:p>
-            <w:r>
-              <w:t xml:space="preserve">Emily Pereira Ribeiro</w:t>
-            </w:r>
-          </w:p>
-        </w:tc>
-        <w:tc>
-          <w:tcPr>
-            <w:tcW w:type="dxa" w:w="2600"/>
-          </w:tcPr>
-          <w:p>
-            <w:r>
-              <w:t xml:space="preserve">Desenvolvedor(a) Backend / Arquitetura</w:t>
-            </w:r>
-          </w:p>
-        </w:tc>
-        <w:tc>
-          <w:tcPr>
-            <w:tcW w:type="dxa" w:w="4839"/>
-          </w:tcPr>
-          <w:p>
-            <w:r>
-              <w:t xml:space="preserve">Modelagem de dados, diagramas UML, API</w:t>
+        <w:tblPrEx>
+          <w:tblCellMar>
+            <w:top w:w="0" w:type="dxa"/>
+            <w:bottom w:w="0" w:type="dxa"/>
+          </w:tblCellMar>
+        </w:tblPrEx>
+        <w:tc>
+          <w:tcPr>
+            <w:tcW w:w="2200" w:type="dxa"/>
+          </w:tcPr>
+          <w:p>
+            <w:r>
+              <w:t>Emily Pereira Ribeiro</w:t>
+            </w:r>
+          </w:p>
+        </w:tc>
+        <w:tc>
+          <w:tcPr>
+            <w:tcW w:w="2600" w:type="dxa"/>
+          </w:tcPr>
+          <w:p>
+            <w:r>
+              <w:t>Desenvolvedor(a) Backend / Arquitetura</w:t>
+            </w:r>
+          </w:p>
+        </w:tc>
+        <w:tc>
+          <w:tcPr>
+            <w:tcW w:w="4839" w:type="dxa"/>
+          </w:tcPr>
+          <w:p>
+            <w:pPr>
+              <w:rPr>
+                <w:lang w:val="pt-BR"/>
+              </w:rPr>
+            </w:pPr>
+            <w:r>
+              <w:rPr>
+                <w:lang w:val="pt-BR"/>
+              </w:rPr>
+              <w:t>Modelagem de dados, diagramas UML, API</w:t>
             </w:r>
           </w:p>
         </w:tc>
       </w:tr>
       <w:tr>
-        <w:tc>
-          <w:tcPr>
-            <w:tcW w:type="dxa" w:w="2200"/>
-          </w:tcPr>
-          <w:p>
-            <w:r>
-              <w:t xml:space="preserve">Fernanda Pereira Molina Teixeira</w:t>
-            </w:r>
-          </w:p>
-        </w:tc>
-        <w:tc>
-          <w:tcPr>
-            <w:tcW w:type="dxa" w:w="2600"/>
-          </w:tcPr>
-          <w:p>
-            <w:r>
-              <w:t xml:space="preserve">QA / Documentação técnica &amp; GitHub</w:t>
-            </w:r>
-          </w:p>
-        </w:tc>
-        <w:tc>
-          <w:tcPr>
-            <w:tcW w:type="dxa" w:w="4839"/>
-          </w:tcPr>
-          <w:p>
-            <w:r>
-              <w:t xml:space="preserve">Testes, README, versionamento, apoio geral</w:t>
+        <w:tblPrEx>
+          <w:tblCellMar>
+            <w:top w:w="0" w:type="dxa"/>
+            <w:bottom w:w="0" w:type="dxa"/>
+          </w:tblCellMar>
+        </w:tblPrEx>
+        <w:tc>
+          <w:tcPr>
+            <w:tcW w:w="2200" w:type="dxa"/>
+          </w:tcPr>
+          <w:p>
+            <w:r>
+              <w:t>Fernanda Pereira Molina Teixeira</w:t>
+            </w:r>
+          </w:p>
+        </w:tc>
+        <w:tc>
+          <w:tcPr>
+            <w:tcW w:w="2600" w:type="dxa"/>
+          </w:tcPr>
+          <w:p>
+            <w:r>
+              <w:t>QA / Documentação técnica &amp; GitHub</w:t>
+            </w:r>
+          </w:p>
+        </w:tc>
+        <w:tc>
+          <w:tcPr>
+            <w:tcW w:w="4839" w:type="dxa"/>
+          </w:tcPr>
+          <w:p>
+            <w:pPr>
+              <w:rPr>
+                <w:lang w:val="pt-BR"/>
+              </w:rPr>
+            </w:pPr>
+            <w:r>
+              <w:rPr>
+                <w:lang w:val="pt-BR"/>
+              </w:rPr>
+              <w:t>Testes, README, versionamento, apoio geral</w:t>
             </w:r>
           </w:p>
         </w:tc>
@@ -388,110 +532,166 @@
     <w:p>
       <w:pPr>
         <w:spacing w:after="200"/>
+        <w:rPr>
+          <w:lang w:val="pt-BR"/>
+        </w:rPr>
       </w:pPr>
     </w:p>
     <w:p>
       <w:pPr>
         <w:pStyle w:val="Heading1"/>
-        <w:spacing w:after="200" w:before="400"/>
-      </w:pPr>
-      <w:r>
-        <w:t xml:space="preserve">2. O problema e o público-alvo</w:t>
+        <w:spacing w:before="400" w:after="200"/>
+        <w:rPr>
+          <w:lang w:val="pt-BR"/>
+        </w:rPr>
+      </w:pPr>
+      <w:r>
+        <w:rPr>
+          <w:lang w:val="pt-BR"/>
+        </w:rPr>
+        <w:t>2. O problema e o público-alvo</w:t>
       </w:r>
     </w:p>
     <w:p>
       <w:pPr>
         <w:pStyle w:val="Heading2"/>
-        <w:spacing w:after="150" w:before="300"/>
-      </w:pPr>
-      <w:r>
-        <w:t xml:space="preserve">2.1 Descrição do problema</w:t>
+        <w:spacing w:before="300" w:after="150"/>
+        <w:rPr>
+          <w:lang w:val="pt-BR"/>
+        </w:rPr>
+      </w:pPr>
+      <w:r>
+        <w:rPr>
+          <w:lang w:val="pt-BR"/>
+        </w:rPr>
+        <w:t>2.1 Descrição do problema</w:t>
       </w:r>
     </w:p>
     <w:p>
       <w:pPr>
         <w:spacing w:after="160"/>
-      </w:pPr>
-      <w:r>
-        <w:t xml:space="preserve">A vida universitária concentra prazos de entrega, provas, apresentações e, muitas vezes, a primeira experiência de morar longe de casa. Esse acúmulo de pressões é um gatilho recorrente de ansiedade e estresse entre estudantes, mas o acesso a apoio psicológico costuma esbarrar em filas de espera nos núcleos de apoio estudantil, custo de terapia particular e o estigma de pedir ajuda. Falta um primeiro passo: uma ferramenta simples, privada e imediata para o estudante entender como está se sentindo e aplicar técnicas rápidas de autorregulação emocional entre uma aula e outra.</w:t>
+        <w:rPr>
+          <w:lang w:val="pt-BR"/>
+        </w:rPr>
+      </w:pPr>
+      <w:r>
+        <w:rPr>
+          <w:lang w:val="pt-BR"/>
+        </w:rPr>
+        <w:t>A vida universitária concentra prazos de entrega, provas, apresentações e, muitas vezes, a primeira experiência de morar longe de casa. Esse acúmulo de pressões é um gatilho recorrente de ansiedade e estresse entre estudantes, mas o acesso a apoio psicológico costuma esbarrar em filas de espera nos núcleos de apoio estudantil, custo de terapia particular e o estigma de pedir ajuda. Falta um primeiro passo: uma ferramenta simples, privada e imediata para o estudante entender como está se sentindo e aplicar técnicas rápidas de autorregulação emocional entre uma aula e outra.</w:t>
       </w:r>
     </w:p>
     <w:p>
       <w:pPr>
         <w:pStyle w:val="Heading2"/>
-        <w:spacing w:after="150" w:before="300"/>
-      </w:pPr>
-      <w:r>
-        <w:t xml:space="preserve">2.2 Persona</w:t>
+        <w:spacing w:before="300" w:after="150"/>
+        <w:rPr>
+          <w:lang w:val="pt-BR"/>
+        </w:rPr>
+      </w:pPr>
+      <w:r>
+        <w:rPr>
+          <w:lang w:val="pt-BR"/>
+        </w:rPr>
+        <w:t>2.2 Persona</w:t>
       </w:r>
     </w:p>
     <w:p>
       <w:pPr>
         <w:spacing w:after="160"/>
-      </w:pPr>
-      <w:r>
-        <w:t xml:space="preserve">Ana, 20 anos, cursa o 3º ano de Engenharia. Divide o tempo entre aulas, estágio e provas, e sente o corpo tenso nas semanas de entrega de projetos. Já pensou em procurar o núcleo de apoio psicológico da faculdade, mas a fila é longa e ela não sabe se o problema "é grave o suficiente" para isso. Usa o celular o dia inteiro e prefere soluções rápidas — algo que caiba em um intervalo de 5 minutos entre uma aula e outra.</w:t>
+        <w:rPr>
+          <w:lang w:val="pt-BR"/>
+        </w:rPr>
+      </w:pPr>
+      <w:r>
+        <w:rPr>
+          <w:lang w:val="pt-BR"/>
+        </w:rPr>
+        <w:t>Ana, 20 anos, cursa o 3º ano de Engenharia. Divide o tempo entre aulas, estágio e provas, e sente o corpo tenso nas semanas de entrega de projetos. Já pensou em procurar o núcleo de apoio psicológico da faculdade, mas a fila é longa e ela não sabe se o problema "é grave o suficiente" para isso. Usa o celular o dia inteiro e prefere soluções rápidas — algo que caiba em um intervalo de 5 minutos entre uma aula e outra.</w:t>
       </w:r>
     </w:p>
     <w:p>
       <w:pPr>
         <w:pStyle w:val="Heading2"/>
-        <w:spacing w:after="150" w:before="300"/>
-      </w:pPr>
-      <w:r>
-        <w:t xml:space="preserve">2.3 Público-alvo</w:t>
+        <w:spacing w:before="300" w:after="150"/>
+        <w:rPr>
+          <w:lang w:val="pt-BR"/>
+        </w:rPr>
+      </w:pPr>
+      <w:r>
+        <w:rPr>
+          <w:lang w:val="pt-BR"/>
+        </w:rPr>
+        <w:t>2.3 Público-alvo</w:t>
       </w:r>
     </w:p>
     <w:p>
       <w:pPr>
         <w:spacing w:after="160"/>
-      </w:pPr>
-      <w:r>
-        <w:t xml:space="preserve">Estudantes universitários de graduação, entre 17 e 26 anos, que enfrentam picos de estresse acadêmico e buscam uma forma acessível, rápida e discreta de monitorar o próprio bem-estar emocional.</w:t>
+        <w:rPr>
+          <w:lang w:val="pt-BR"/>
+        </w:rPr>
+      </w:pPr>
+      <w:r>
+        <w:rPr>
+          <w:lang w:val="pt-BR"/>
+        </w:rPr>
+        <w:t>Estudantes universitários de graduação, entre 17 e 26 anos, que enfrentam picos de estresse acadêmico e buscam uma forma acessível, rápida e discreta de monitorar o próprio bem-estar emocional.</w:t>
       </w:r>
     </w:p>
     <w:p>
       <w:pPr>
         <w:pStyle w:val="Heading1"/>
-        <w:spacing w:after="200" w:before="400"/>
-      </w:pPr>
-      <w:r>
-        <w:t xml:space="preserve">3. Requisitos</w:t>
+        <w:spacing w:before="400" w:after="200"/>
+      </w:pPr>
+      <w:r>
+        <w:t>3. Requisitos</w:t>
       </w:r>
     </w:p>
     <w:p>
       <w:pPr>
         <w:pStyle w:val="Heading2"/>
-        <w:spacing w:after="150" w:before="300"/>
-      </w:pPr>
-      <w:r>
-        <w:t xml:space="preserve">3.1 Requisitos funcionais (RF)</w:t>
+        <w:spacing w:before="300" w:after="150"/>
+      </w:pPr>
+      <w:r>
+        <w:t>3.1 Requisitos funcionais (RF)</w:t>
       </w:r>
     </w:p>
     <w:tbl>
       <w:tblPr>
-        <w:tblW w:type="dxa" w:w="9639"/>
+        <w:tblW w:w="9639" w:type="dxa"/>
         <w:tblBorders>
-          <w:top w:val="single" w:color="auto" w:sz="4"/>
-          <w:left w:val="single" w:color="auto" w:sz="4"/>
-          <w:bottom w:val="single" w:color="auto" w:sz="4"/>
-          <w:right w:val="single" w:color="auto" w:sz="4"/>
-          <w:insideH w:val="single" w:color="auto" w:sz="4"/>
-          <w:insideV w:val="single" w:color="auto" w:sz="4"/>
+          <w:top w:val="single" w:sz="4" w:space="0" w:color="auto"/>
+          <w:left w:val="single" w:sz="4" w:space="0" w:color="auto"/>
+          <w:bottom w:val="single" w:sz="4" w:space="0" w:color="auto"/>
+          <w:right w:val="single" w:sz="4" w:space="0" w:color="auto"/>
+          <w:insideH w:val="single" w:sz="4" w:space="0" w:color="auto"/>
+          <w:insideV w:val="single" w:sz="4" w:space="0" w:color="auto"/>
         </w:tblBorders>
+        <w:tblCellMar>
+          <w:left w:w="10" w:type="dxa"/>
+          <w:right w:w="10" w:type="dxa"/>
+        </w:tblCellMar>
+        <w:tblLook w:val="04A0" w:firstRow="1" w:lastRow="0" w:firstColumn="1" w:lastColumn="0" w:noHBand="0" w:noVBand="1"/>
       </w:tblPr>
       <w:tblGrid>
         <w:gridCol w:w="1500"/>
         <w:gridCol w:w="8139"/>
       </w:tblGrid>
       <w:tr>
+        <w:tblPrEx>
+          <w:tblCellMar>
+            <w:top w:w="0" w:type="dxa"/>
+            <w:bottom w:w="0" w:type="dxa"/>
+          </w:tblCellMar>
+        </w:tblPrEx>
         <w:trPr>
           <w:tblHeader/>
         </w:trPr>
         <w:tc>
           <w:tcPr>
-            <w:tcW w:type="dxa" w:w="1500"/>
-            <w:shd w:fill="5FB3B3" w:val="clear"/>
+            <w:tcW w:w="1500" w:type="dxa"/>
+            <w:shd w:val="clear" w:color="auto" w:fill="5FB3B3"/>
           </w:tcPr>
           <w:p>
             <w:r>
@@ -500,14 +700,14 @@
                 <w:bCs/>
                 <w:color w:val="FFFFFF"/>
               </w:rPr>
-              <w:t xml:space="preserve">ID</w:t>
-            </w:r>
-          </w:p>
-        </w:tc>
-        <w:tc>
-          <w:tcPr>
-            <w:tcW w:type="dxa" w:w="8139"/>
-            <w:shd w:fill="5FB3B3" w:val="clear"/>
+              <w:t>ID</w:t>
+            </w:r>
+          </w:p>
+        </w:tc>
+        <w:tc>
+          <w:tcPr>
+            <w:tcW w:w="8139" w:type="dxa"/>
+            <w:shd w:val="clear" w:color="auto" w:fill="5FB3B3"/>
           </w:tcPr>
           <w:p>
             <w:r>
@@ -516,183 +716,295 @@
                 <w:bCs/>
                 <w:color w:val="FFFFFF"/>
               </w:rPr>
-              <w:t xml:space="preserve">Descrição</w:t>
+              <w:t>Descrição</w:t>
             </w:r>
           </w:p>
         </w:tc>
       </w:tr>
       <w:tr>
-        <w:tc>
-          <w:tcPr>
-            <w:tcW w:type="dxa" w:w="1500"/>
-          </w:tcPr>
-          <w:p>
-            <w:r>
-              <w:t xml:space="preserve">RF01</w:t>
-            </w:r>
-          </w:p>
-        </w:tc>
-        <w:tc>
-          <w:tcPr>
-            <w:tcW w:type="dxa" w:w="8139"/>
-          </w:tcPr>
-          <w:p>
-            <w:r>
-              <w:t xml:space="preserve">O sistema deve permitir que o usuário crie uma conta e faça login.</w:t>
+        <w:tblPrEx>
+          <w:tblCellMar>
+            <w:top w:w="0" w:type="dxa"/>
+            <w:bottom w:w="0" w:type="dxa"/>
+          </w:tblCellMar>
+        </w:tblPrEx>
+        <w:tc>
+          <w:tcPr>
+            <w:tcW w:w="1500" w:type="dxa"/>
+          </w:tcPr>
+          <w:p>
+            <w:r>
+              <w:t>RF01</w:t>
+            </w:r>
+          </w:p>
+        </w:tc>
+        <w:tc>
+          <w:tcPr>
+            <w:tcW w:w="8139" w:type="dxa"/>
+          </w:tcPr>
+          <w:p>
+            <w:pPr>
+              <w:rPr>
+                <w:lang w:val="pt-BR"/>
+              </w:rPr>
+            </w:pPr>
+            <w:r>
+              <w:rPr>
+                <w:lang w:val="pt-BR"/>
+              </w:rPr>
+              <w:t>O sistema deve permitir que o usuário crie uma conta e faça login.</w:t>
             </w:r>
           </w:p>
         </w:tc>
       </w:tr>
       <w:tr>
-        <w:tc>
-          <w:tcPr>
-            <w:tcW w:type="dxa" w:w="1500"/>
-          </w:tcPr>
-          <w:p>
-            <w:r>
-              <w:t xml:space="preserve">RF02</w:t>
-            </w:r>
-          </w:p>
-        </w:tc>
-        <w:tc>
-          <w:tcPr>
-            <w:tcW w:type="dxa" w:w="8139"/>
-          </w:tcPr>
-          <w:p>
-            <w:r>
-              <w:t xml:space="preserve">O sistema deve permitir o registro diário de humor (escala/emoji + nota opcional).</w:t>
+        <w:tblPrEx>
+          <w:tblCellMar>
+            <w:top w:w="0" w:type="dxa"/>
+            <w:bottom w:w="0" w:type="dxa"/>
+          </w:tblCellMar>
+        </w:tblPrEx>
+        <w:tc>
+          <w:tcPr>
+            <w:tcW w:w="1500" w:type="dxa"/>
+          </w:tcPr>
+          <w:p>
+            <w:r>
+              <w:t>RF02</w:t>
+            </w:r>
+          </w:p>
+        </w:tc>
+        <w:tc>
+          <w:tcPr>
+            <w:tcW w:w="8139" w:type="dxa"/>
+          </w:tcPr>
+          <w:p>
+            <w:pPr>
+              <w:rPr>
+                <w:lang w:val="pt-BR"/>
+              </w:rPr>
+            </w:pPr>
+            <w:r>
+              <w:rPr>
+                <w:lang w:val="pt-BR"/>
+              </w:rPr>
+              <w:t>O sistema deve permitir o registro diário de humor (escala/emoji + nota opcional).</w:t>
             </w:r>
           </w:p>
         </w:tc>
       </w:tr>
       <w:tr>
-        <w:tc>
-          <w:tcPr>
-            <w:tcW w:type="dxa" w:w="1500"/>
-          </w:tcPr>
-          <w:p>
-            <w:r>
-              <w:t xml:space="preserve">RF03</w:t>
-            </w:r>
-          </w:p>
-        </w:tc>
-        <w:tc>
-          <w:tcPr>
-            <w:tcW w:type="dxa" w:w="8139"/>
-          </w:tcPr>
-          <w:p>
-            <w:r>
-              <w:t xml:space="preserve">O sistema deve oferecer trilhas de respiração guiada com temporizador.</w:t>
+        <w:tblPrEx>
+          <w:tblCellMar>
+            <w:top w:w="0" w:type="dxa"/>
+            <w:bottom w:w="0" w:type="dxa"/>
+          </w:tblCellMar>
+        </w:tblPrEx>
+        <w:tc>
+          <w:tcPr>
+            <w:tcW w:w="1500" w:type="dxa"/>
+          </w:tcPr>
+          <w:p>
+            <w:r>
+              <w:t>RF03</w:t>
+            </w:r>
+          </w:p>
+        </w:tc>
+        <w:tc>
+          <w:tcPr>
+            <w:tcW w:w="8139" w:type="dxa"/>
+          </w:tcPr>
+          <w:p>
+            <w:pPr>
+              <w:rPr>
+                <w:lang w:val="pt-BR"/>
+              </w:rPr>
+            </w:pPr>
+            <w:r>
+              <w:rPr>
+                <w:lang w:val="pt-BR"/>
+              </w:rPr>
+              <w:t>O sistema deve oferecer trilhas de respiração guiada com temporizador.</w:t>
             </w:r>
           </w:p>
         </w:tc>
       </w:tr>
       <w:tr>
-        <w:tc>
-          <w:tcPr>
-            <w:tcW w:type="dxa" w:w="1500"/>
-          </w:tcPr>
-          <w:p>
-            <w:r>
-              <w:t xml:space="preserve">RF04</w:t>
-            </w:r>
-          </w:p>
-        </w:tc>
-        <w:tc>
-          <w:tcPr>
-            <w:tcW w:type="dxa" w:w="8139"/>
-          </w:tcPr>
-          <w:p>
-            <w:r>
-              <w:t xml:space="preserve">O sistema deve exibir um histórico/gráfico da evolução do humor ao longo do tempo.</w:t>
+        <w:tblPrEx>
+          <w:tblCellMar>
+            <w:top w:w="0" w:type="dxa"/>
+            <w:bottom w:w="0" w:type="dxa"/>
+          </w:tblCellMar>
+        </w:tblPrEx>
+        <w:tc>
+          <w:tcPr>
+            <w:tcW w:w="1500" w:type="dxa"/>
+          </w:tcPr>
+          <w:p>
+            <w:r>
+              <w:t>RF04</w:t>
+            </w:r>
+          </w:p>
+        </w:tc>
+        <w:tc>
+          <w:tcPr>
+            <w:tcW w:w="8139" w:type="dxa"/>
+          </w:tcPr>
+          <w:p>
+            <w:pPr>
+              <w:rPr>
+                <w:lang w:val="pt-BR"/>
+              </w:rPr>
+            </w:pPr>
+            <w:r>
+              <w:rPr>
+                <w:lang w:val="pt-BR"/>
+              </w:rPr>
+              <w:t>O sistema deve exibir um histórico/gráfico da evolução do humor ao longo do tempo.</w:t>
             </w:r>
           </w:p>
         </w:tc>
       </w:tr>
       <w:tr>
-        <w:tc>
-          <w:tcPr>
-            <w:tcW w:type="dxa" w:w="1500"/>
-          </w:tcPr>
-          <w:p>
-            <w:r>
-              <w:t xml:space="preserve">RF05</w:t>
-            </w:r>
-          </w:p>
-        </w:tc>
-        <w:tc>
-          <w:tcPr>
-            <w:tcW w:type="dxa" w:w="8139"/>
-          </w:tcPr>
-          <w:p>
-            <w:r>
-              <w:t xml:space="preserve">O sistema deve disponibilizar uma biblioteca de conteúdos (artigos e dicas) sobre bem-estar.</w:t>
+        <w:tblPrEx>
+          <w:tblCellMar>
+            <w:top w:w="0" w:type="dxa"/>
+            <w:bottom w:w="0" w:type="dxa"/>
+          </w:tblCellMar>
+        </w:tblPrEx>
+        <w:tc>
+          <w:tcPr>
+            <w:tcW w:w="1500" w:type="dxa"/>
+          </w:tcPr>
+          <w:p>
+            <w:r>
+              <w:t>RF05</w:t>
+            </w:r>
+          </w:p>
+        </w:tc>
+        <w:tc>
+          <w:tcPr>
+            <w:tcW w:w="8139" w:type="dxa"/>
+          </w:tcPr>
+          <w:p>
+            <w:pPr>
+              <w:rPr>
+                <w:lang w:val="pt-BR"/>
+              </w:rPr>
+            </w:pPr>
+            <w:r>
+              <w:rPr>
+                <w:lang w:val="pt-BR"/>
+              </w:rPr>
+              <w:t>O sistema deve disponibilizar uma biblioteca de conteúdos (artigos e dicas) sobre bem-estar.</w:t>
             </w:r>
           </w:p>
         </w:tc>
       </w:tr>
       <w:tr>
-        <w:tc>
-          <w:tcPr>
-            <w:tcW w:type="dxa" w:w="1500"/>
-          </w:tcPr>
-          <w:p>
-            <w:r>
-              <w:t xml:space="preserve">RF06</w:t>
-            </w:r>
-          </w:p>
-        </w:tc>
-        <w:tc>
-          <w:tcPr>
-            <w:tcW w:type="dxa" w:w="8139"/>
-          </w:tcPr>
-          <w:p>
-            <w:r>
-              <w:t xml:space="preserve">O sistema deve permitir configurar lembretes personalizados (dia/horário).</w:t>
+        <w:tblPrEx>
+          <w:tblCellMar>
+            <w:top w:w="0" w:type="dxa"/>
+            <w:bottom w:w="0" w:type="dxa"/>
+          </w:tblCellMar>
+        </w:tblPrEx>
+        <w:tc>
+          <w:tcPr>
+            <w:tcW w:w="1500" w:type="dxa"/>
+          </w:tcPr>
+          <w:p>
+            <w:r>
+              <w:t>RF06</w:t>
+            </w:r>
+          </w:p>
+        </w:tc>
+        <w:tc>
+          <w:tcPr>
+            <w:tcW w:w="8139" w:type="dxa"/>
+          </w:tcPr>
+          <w:p>
+            <w:pPr>
+              <w:rPr>
+                <w:lang w:val="pt-BR"/>
+              </w:rPr>
+            </w:pPr>
+            <w:r>
+              <w:rPr>
+                <w:lang w:val="pt-BR"/>
+              </w:rPr>
+              <w:t>O sistema deve permitir configurar lembretes personalizados (dia/horário).</w:t>
             </w:r>
           </w:p>
         </w:tc>
       </w:tr>
       <w:tr>
-        <w:tc>
-          <w:tcPr>
-            <w:tcW w:type="dxa" w:w="1500"/>
-          </w:tcPr>
-          <w:p>
-            <w:r>
-              <w:t xml:space="preserve">RF07</w:t>
-            </w:r>
-          </w:p>
-        </w:tc>
-        <w:tc>
-          <w:tcPr>
-            <w:tcW w:type="dxa" w:w="8139"/>
-          </w:tcPr>
-          <w:p>
-            <w:r>
-              <w:t xml:space="preserve">O sistema deve permitir editar dados do perfil do usuário.</w:t>
+        <w:tblPrEx>
+          <w:tblCellMar>
+            <w:top w:w="0" w:type="dxa"/>
+            <w:bottom w:w="0" w:type="dxa"/>
+          </w:tblCellMar>
+        </w:tblPrEx>
+        <w:tc>
+          <w:tcPr>
+            <w:tcW w:w="1500" w:type="dxa"/>
+          </w:tcPr>
+          <w:p>
+            <w:r>
+              <w:t>RF07</w:t>
+            </w:r>
+          </w:p>
+        </w:tc>
+        <w:tc>
+          <w:tcPr>
+            <w:tcW w:w="8139" w:type="dxa"/>
+          </w:tcPr>
+          <w:p>
+            <w:pPr>
+              <w:rPr>
+                <w:lang w:val="pt-BR"/>
+              </w:rPr>
+            </w:pPr>
+            <w:r>
+              <w:rPr>
+                <w:lang w:val="pt-BR"/>
+              </w:rPr>
+              <w:t>O sistema deve permitir editar dados do perfil do usuário.</w:t>
             </w:r>
           </w:p>
         </w:tc>
       </w:tr>
       <w:tr>
-        <w:tc>
-          <w:tcPr>
-            <w:tcW w:type="dxa" w:w="1500"/>
-          </w:tcPr>
-          <w:p>
-            <w:r>
-              <w:t xml:space="preserve">RF08</w:t>
-            </w:r>
-          </w:p>
-        </w:tc>
-        <w:tc>
-          <w:tcPr>
-            <w:tcW w:type="dxa" w:w="8139"/>
-          </w:tcPr>
-          <w:p>
-            <w:r>
-              <w:t xml:space="preserve">O sistema deve permitir que um administrador gerencie os conteúdos da biblioteca.</w:t>
+        <w:tblPrEx>
+          <w:tblCellMar>
+            <w:top w:w="0" w:type="dxa"/>
+            <w:bottom w:w="0" w:type="dxa"/>
+          </w:tblCellMar>
+        </w:tblPrEx>
+        <w:tc>
+          <w:tcPr>
+            <w:tcW w:w="1500" w:type="dxa"/>
+          </w:tcPr>
+          <w:p>
+            <w:r>
+              <w:t>RF08</w:t>
+            </w:r>
+          </w:p>
+        </w:tc>
+        <w:tc>
+          <w:tcPr>
+            <w:tcW w:w="8139" w:type="dxa"/>
+          </w:tcPr>
+          <w:p>
+            <w:pPr>
+              <w:rPr>
+                <w:lang w:val="pt-BR"/>
+              </w:rPr>
+            </w:pPr>
+            <w:r>
+              <w:rPr>
+                <w:lang w:val="pt-BR"/>
+              </w:rPr>
+              <w:t>O sistema deve permitir que um administrador gerencie os conteúdos da biblioteca.</w:t>
             </w:r>
           </w:p>
         </w:tc>
@@ -701,41 +1013,55 @@
     <w:p>
       <w:pPr>
         <w:spacing w:after="200"/>
+        <w:rPr>
+          <w:lang w:val="pt-BR"/>
+        </w:rPr>
       </w:pPr>
     </w:p>
     <w:p>
       <w:pPr>
         <w:pStyle w:val="Heading2"/>
-        <w:spacing w:after="150" w:before="300"/>
-      </w:pPr>
-      <w:r>
-        <w:t xml:space="preserve">3.2 Requisitos não funcionais (RNF)</w:t>
+        <w:spacing w:before="300" w:after="150"/>
+      </w:pPr>
+      <w:r>
+        <w:t>3.2 Requisitos não funcionais (RNF)</w:t>
       </w:r>
     </w:p>
     <w:tbl>
       <w:tblPr>
-        <w:tblW w:type="dxa" w:w="9639"/>
+        <w:tblW w:w="9639" w:type="dxa"/>
         <w:tblBorders>
-          <w:top w:val="single" w:color="auto" w:sz="4"/>
-          <w:left w:val="single" w:color="auto" w:sz="4"/>
-          <w:bottom w:val="single" w:color="auto" w:sz="4"/>
-          <w:right w:val="single" w:color="auto" w:sz="4"/>
-          <w:insideH w:val="single" w:color="auto" w:sz="4"/>
-          <w:insideV w:val="single" w:color="auto" w:sz="4"/>
+          <w:top w:val="single" w:sz="4" w:space="0" w:color="auto"/>
+          <w:left w:val="single" w:sz="4" w:space="0" w:color="auto"/>
+          <w:bottom w:val="single" w:sz="4" w:space="0" w:color="auto"/>
+          <w:right w:val="single" w:sz="4" w:space="0" w:color="auto"/>
+          <w:insideH w:val="single" w:sz="4" w:space="0" w:color="auto"/>
+          <w:insideV w:val="single" w:sz="4" w:space="0" w:color="auto"/>
         </w:tblBorders>
+        <w:tblCellMar>
+          <w:left w:w="10" w:type="dxa"/>
+          <w:right w:w="10" w:type="dxa"/>
+        </w:tblCellMar>
+        <w:tblLook w:val="04A0" w:firstRow="1" w:lastRow="0" w:firstColumn="1" w:lastColumn="0" w:noHBand="0" w:noVBand="1"/>
       </w:tblPr>
       <w:tblGrid>
         <w:gridCol w:w="1500"/>
         <w:gridCol w:w="8139"/>
       </w:tblGrid>
       <w:tr>
+        <w:tblPrEx>
+          <w:tblCellMar>
+            <w:top w:w="0" w:type="dxa"/>
+            <w:bottom w:w="0" w:type="dxa"/>
+          </w:tblCellMar>
+        </w:tblPrEx>
         <w:trPr>
           <w:tblHeader/>
         </w:trPr>
         <w:tc>
           <w:tcPr>
-            <w:tcW w:type="dxa" w:w="1500"/>
-            <w:shd w:fill="B8A9E0" w:val="clear"/>
+            <w:tcW w:w="1500" w:type="dxa"/>
+            <w:shd w:val="clear" w:color="auto" w:fill="B8A9E0"/>
           </w:tcPr>
           <w:p>
             <w:r>
@@ -744,14 +1070,14 @@
                 <w:bCs/>
                 <w:color w:val="FFFFFF"/>
               </w:rPr>
-              <w:t xml:space="preserve">ID</w:t>
-            </w:r>
-          </w:p>
-        </w:tc>
-        <w:tc>
-          <w:tcPr>
-            <w:tcW w:type="dxa" w:w="8139"/>
-            <w:shd w:fill="B8A9E0" w:val="clear"/>
+              <w:t>ID</w:t>
+            </w:r>
+          </w:p>
+        </w:tc>
+        <w:tc>
+          <w:tcPr>
+            <w:tcW w:w="8139" w:type="dxa"/>
+            <w:shd w:val="clear" w:color="auto" w:fill="B8A9E0"/>
           </w:tcPr>
           <w:p>
             <w:r>
@@ -760,139 +1086,224 @@
                 <w:bCs/>
                 <w:color w:val="FFFFFF"/>
               </w:rPr>
-              <w:t xml:space="preserve">Descrição</w:t>
+              <w:t>Descrição</w:t>
             </w:r>
           </w:p>
         </w:tc>
       </w:tr>
       <w:tr>
-        <w:tc>
-          <w:tcPr>
-            <w:tcW w:type="dxa" w:w="1500"/>
-          </w:tcPr>
-          <w:p>
-            <w:r>
-              <w:t xml:space="preserve">RNF01</w:t>
-            </w:r>
-          </w:p>
-        </w:tc>
-        <w:tc>
-          <w:tcPr>
-            <w:tcW w:type="dxa" w:w="8139"/>
-          </w:tcPr>
-          <w:p>
-            <w:r>
-              <w:t xml:space="preserve">A interface deve ser responsiva, funcionando bem em desktop e em telas menores (mobile-first).</w:t>
+        <w:tblPrEx>
+          <w:tblCellMar>
+            <w:top w:w="0" w:type="dxa"/>
+            <w:bottom w:w="0" w:type="dxa"/>
+          </w:tblCellMar>
+        </w:tblPrEx>
+        <w:tc>
+          <w:tcPr>
+            <w:tcW w:w="1500" w:type="dxa"/>
+          </w:tcPr>
+          <w:p>
+            <w:r>
+              <w:t>RNF01</w:t>
+            </w:r>
+          </w:p>
+        </w:tc>
+        <w:tc>
+          <w:tcPr>
+            <w:tcW w:w="8139" w:type="dxa"/>
+          </w:tcPr>
+          <w:p>
+            <w:pPr>
+              <w:rPr>
+                <w:lang w:val="pt-BR"/>
+              </w:rPr>
+            </w:pPr>
+            <w:r>
+              <w:rPr>
+                <w:lang w:val="pt-BR"/>
+              </w:rPr>
+              <w:t>A interface deve ser responsiva, funcionando bem em desktop e em telas menores (mobile-first).</w:t>
             </w:r>
           </w:p>
         </w:tc>
       </w:tr>
       <w:tr>
-        <w:tc>
-          <w:tcPr>
-            <w:tcW w:type="dxa" w:w="1500"/>
-          </w:tcPr>
-          <w:p>
-            <w:r>
-              <w:t xml:space="preserve">RNF02</w:t>
-            </w:r>
-          </w:p>
-        </w:tc>
-        <w:tc>
-          <w:tcPr>
-            <w:tcW w:type="dxa" w:w="8139"/>
-          </w:tcPr>
-          <w:p>
-            <w:r>
-              <w:t xml:space="preserve">Dados sensíveis (senha, registros de humor) devem ser armazenados de forma segura, alinhados à LGPD.</w:t>
+        <w:tblPrEx>
+          <w:tblCellMar>
+            <w:top w:w="0" w:type="dxa"/>
+            <w:bottom w:w="0" w:type="dxa"/>
+          </w:tblCellMar>
+        </w:tblPrEx>
+        <w:tc>
+          <w:tcPr>
+            <w:tcW w:w="1500" w:type="dxa"/>
+          </w:tcPr>
+          <w:p>
+            <w:r>
+              <w:lastRenderedPageBreak/>
+              <w:t>RNF02</w:t>
+            </w:r>
+          </w:p>
+        </w:tc>
+        <w:tc>
+          <w:tcPr>
+            <w:tcW w:w="8139" w:type="dxa"/>
+          </w:tcPr>
+          <w:p>
+            <w:pPr>
+              <w:rPr>
+                <w:lang w:val="pt-BR"/>
+              </w:rPr>
+            </w:pPr>
+            <w:r>
+              <w:rPr>
+                <w:lang w:val="pt-BR"/>
+              </w:rPr>
+              <w:t>Dados sensíveis (senha, registros de humor) devem ser armazenados de forma segura, alinhados à LGPD.</w:t>
             </w:r>
           </w:p>
         </w:tc>
       </w:tr>
       <w:tr>
-        <w:tc>
-          <w:tcPr>
-            <w:tcW w:type="dxa" w:w="1500"/>
-          </w:tcPr>
-          <w:p>
-            <w:r>
-              <w:t xml:space="preserve">RNF03</w:t>
-            </w:r>
-          </w:p>
-        </w:tc>
-        <w:tc>
-          <w:tcPr>
-            <w:tcW w:type="dxa" w:w="8139"/>
-          </w:tcPr>
-          <w:p>
-            <w:r>
-              <w:t xml:space="preserve">As principais ações do sistema devem responder em até 2 segundos em condições normais de uso.</w:t>
+        <w:tblPrEx>
+          <w:tblCellMar>
+            <w:top w:w="0" w:type="dxa"/>
+            <w:bottom w:w="0" w:type="dxa"/>
+          </w:tblCellMar>
+        </w:tblPrEx>
+        <w:tc>
+          <w:tcPr>
+            <w:tcW w:w="1500" w:type="dxa"/>
+          </w:tcPr>
+          <w:p>
+            <w:r>
+              <w:t>RNF03</w:t>
+            </w:r>
+          </w:p>
+        </w:tc>
+        <w:tc>
+          <w:tcPr>
+            <w:tcW w:w="8139" w:type="dxa"/>
+          </w:tcPr>
+          <w:p>
+            <w:pPr>
+              <w:rPr>
+                <w:lang w:val="pt-BR"/>
+              </w:rPr>
+            </w:pPr>
+            <w:r>
+              <w:rPr>
+                <w:lang w:val="pt-BR"/>
+              </w:rPr>
+              <w:t>As principais ações do sistema devem responder em até 2 segundos em condições normais de uso.</w:t>
             </w:r>
           </w:p>
         </w:tc>
       </w:tr>
       <w:tr>
-        <w:tc>
-          <w:tcPr>
-            <w:tcW w:type="dxa" w:w="1500"/>
-          </w:tcPr>
-          <w:p>
-            <w:r>
-              <w:t xml:space="preserve">RNF04</w:t>
-            </w:r>
-          </w:p>
-        </w:tc>
-        <w:tc>
-          <w:tcPr>
-            <w:tcW w:type="dxa" w:w="8139"/>
-          </w:tcPr>
-          <w:p>
-            <w:r>
-              <w:t xml:space="preserve">O sistema deve seguir boas práticas de acessibilidade (contraste adequado, navegação por teclado).</w:t>
+        <w:tblPrEx>
+          <w:tblCellMar>
+            <w:top w:w="0" w:type="dxa"/>
+            <w:bottom w:w="0" w:type="dxa"/>
+          </w:tblCellMar>
+        </w:tblPrEx>
+        <w:tc>
+          <w:tcPr>
+            <w:tcW w:w="1500" w:type="dxa"/>
+          </w:tcPr>
+          <w:p>
+            <w:r>
+              <w:t>RNF04</w:t>
+            </w:r>
+          </w:p>
+        </w:tc>
+        <w:tc>
+          <w:tcPr>
+            <w:tcW w:w="8139" w:type="dxa"/>
+          </w:tcPr>
+          <w:p>
+            <w:pPr>
+              <w:rPr>
+                <w:lang w:val="pt-BR"/>
+              </w:rPr>
+            </w:pPr>
+            <w:r>
+              <w:rPr>
+                <w:lang w:val="pt-BR"/>
+              </w:rPr>
+              <w:t>O sistema deve seguir boas práticas de acessibilidade (contraste adequado, navegação por teclado).</w:t>
             </w:r>
           </w:p>
         </w:tc>
       </w:tr>
       <w:tr>
-        <w:tc>
-          <w:tcPr>
-            <w:tcW w:type="dxa" w:w="1500"/>
-          </w:tcPr>
-          <w:p>
-            <w:r>
-              <w:t xml:space="preserve">RNF05</w:t>
-            </w:r>
-          </w:p>
-        </w:tc>
-        <w:tc>
-          <w:tcPr>
-            <w:tcW w:type="dxa" w:w="8139"/>
-          </w:tcPr>
-          <w:p>
-            <w:r>
-              <w:t xml:space="preserve">O sistema deve ser compatível com os navegadores mais usados (Chrome, Edge, Firefox, Safari).</w:t>
+        <w:tblPrEx>
+          <w:tblCellMar>
+            <w:top w:w="0" w:type="dxa"/>
+            <w:bottom w:w="0" w:type="dxa"/>
+          </w:tblCellMar>
+        </w:tblPrEx>
+        <w:tc>
+          <w:tcPr>
+            <w:tcW w:w="1500" w:type="dxa"/>
+          </w:tcPr>
+          <w:p>
+            <w:r>
+              <w:t>RNF05</w:t>
+            </w:r>
+          </w:p>
+        </w:tc>
+        <w:tc>
+          <w:tcPr>
+            <w:tcW w:w="8139" w:type="dxa"/>
+          </w:tcPr>
+          <w:p>
+            <w:pPr>
+              <w:rPr>
+                <w:lang w:val="pt-BR"/>
+              </w:rPr>
+            </w:pPr>
+            <w:r>
+              <w:rPr>
+                <w:lang w:val="pt-BR"/>
+              </w:rPr>
+              <w:t>O sistema deve ser compatível com os navegadores mais usados (Chrome, Edge, Firefox, Safari).</w:t>
             </w:r>
           </w:p>
         </w:tc>
       </w:tr>
       <w:tr>
-        <w:tc>
-          <w:tcPr>
-            <w:tcW w:type="dxa" w:w="1500"/>
-          </w:tcPr>
-          <w:p>
-            <w:r>
-              <w:t xml:space="preserve">RNF06</w:t>
-            </w:r>
-          </w:p>
-        </w:tc>
-        <w:tc>
-          <w:tcPr>
-            <w:tcW w:type="dxa" w:w="8139"/>
-          </w:tcPr>
-          <w:p>
-            <w:r>
-              <w:t xml:space="preserve">O código deve ser versionado em Git, com histórico de commits organizado por funcionalidade.</w:t>
+        <w:tblPrEx>
+          <w:tblCellMar>
+            <w:top w:w="0" w:type="dxa"/>
+            <w:bottom w:w="0" w:type="dxa"/>
+          </w:tblCellMar>
+        </w:tblPrEx>
+        <w:tc>
+          <w:tcPr>
+            <w:tcW w:w="1500" w:type="dxa"/>
+          </w:tcPr>
+          <w:p>
+            <w:r>
+              <w:t>RNF06</w:t>
+            </w:r>
+          </w:p>
+        </w:tc>
+        <w:tc>
+          <w:tcPr>
+            <w:tcW w:w="8139" w:type="dxa"/>
+          </w:tcPr>
+          <w:p>
+            <w:pPr>
+              <w:rPr>
+                <w:lang w:val="pt-BR"/>
+              </w:rPr>
+            </w:pPr>
+            <w:r>
+              <w:rPr>
+                <w:lang w:val="pt-BR"/>
+              </w:rPr>
+              <w:t>O código deve ser versionado em Git, com histórico de commits organizado por funcionalidade.</w:t>
             </w:r>
           </w:p>
         </w:tc>
@@ -901,49 +1312,75 @@
     <w:p>
       <w:pPr>
         <w:spacing w:after="200"/>
+        <w:rPr>
+          <w:lang w:val="pt-BR"/>
+        </w:rPr>
       </w:pPr>
     </w:p>
     <w:p>
       <w:pPr>
         <w:pStyle w:val="Heading1"/>
-        <w:spacing w:after="200" w:before="400"/>
-      </w:pPr>
-      <w:r>
-        <w:t xml:space="preserve">4. Escopo do projeto</w:t>
+        <w:spacing w:before="400" w:after="200"/>
+        <w:rPr>
+          <w:lang w:val="pt-BR"/>
+        </w:rPr>
+      </w:pPr>
+      <w:r>
+        <w:rPr>
+          <w:lang w:val="pt-BR"/>
+        </w:rPr>
+        <w:t>4. Escopo do projeto</w:t>
       </w:r>
     </w:p>
     <w:p>
       <w:pPr>
         <w:spacing w:after="160"/>
-      </w:pPr>
-      <w:r>
-        <w:t xml:space="preserve">Como o desenvolvimento acontece ao longo de três checkpoints, o grupo definiu o que entra na primeira versão (protótipo do CP5 e produto final do CP6) e o que fica para versões futuras, fora do prazo do semestre:</w:t>
+        <w:rPr>
+          <w:lang w:val="pt-BR"/>
+        </w:rPr>
+      </w:pPr>
+      <w:r>
+        <w:rPr>
+          <w:lang w:val="pt-BR"/>
+        </w:rPr>
+        <w:t>Como o desenvolvimento acontece ao longo de três checkpoints, o grupo definiu o que entra na primeira versão (protótipo do CP5 e produto final do CP6) e o que fica para versões futuras, fora do prazo do semestre:</w:t>
       </w:r>
     </w:p>
     <w:tbl>
       <w:tblPr>
-        <w:tblW w:type="dxa" w:w="9639"/>
+        <w:tblW w:w="9639" w:type="dxa"/>
         <w:tblBorders>
-          <w:top w:val="single" w:color="auto" w:sz="4"/>
-          <w:left w:val="single" w:color="auto" w:sz="4"/>
-          <w:bottom w:val="single" w:color="auto" w:sz="4"/>
-          <w:right w:val="single" w:color="auto" w:sz="4"/>
-          <w:insideH w:val="single" w:color="auto" w:sz="4"/>
-          <w:insideV w:val="single" w:color="auto" w:sz="4"/>
+          <w:top w:val="single" w:sz="4" w:space="0" w:color="auto"/>
+          <w:left w:val="single" w:sz="4" w:space="0" w:color="auto"/>
+          <w:bottom w:val="single" w:sz="4" w:space="0" w:color="auto"/>
+          <w:right w:val="single" w:sz="4" w:space="0" w:color="auto"/>
+          <w:insideH w:val="single" w:sz="4" w:space="0" w:color="auto"/>
+          <w:insideV w:val="single" w:sz="4" w:space="0" w:color="auto"/>
         </w:tblBorders>
+        <w:tblCellMar>
+          <w:left w:w="10" w:type="dxa"/>
+          <w:right w:w="10" w:type="dxa"/>
+        </w:tblCellMar>
+        <w:tblLook w:val="04A0" w:firstRow="1" w:lastRow="0" w:firstColumn="1" w:lastColumn="0" w:noHBand="0" w:noVBand="1"/>
       </w:tblPr>
       <w:tblGrid>
         <w:gridCol w:w="4819"/>
-        <w:gridCol w:w="4819"/>
+        <w:gridCol w:w="4820"/>
       </w:tblGrid>
       <w:tr>
+        <w:tblPrEx>
+          <w:tblCellMar>
+            <w:top w:w="0" w:type="dxa"/>
+            <w:bottom w:w="0" w:type="dxa"/>
+          </w:tblCellMar>
+        </w:tblPrEx>
         <w:trPr>
           <w:tblHeader/>
         </w:trPr>
         <w:tc>
           <w:tcPr>
-            <w:tcW w:type="dxa" w:w="4819"/>
-            <w:shd w:fill="5FB3B3" w:val="clear"/>
+            <w:tcW w:w="4819" w:type="dxa"/>
+            <w:shd w:val="clear" w:color="auto" w:fill="5FB3B3"/>
           </w:tcPr>
           <w:p>
             <w:r>
@@ -952,155 +1389,261 @@
                 <w:bCs/>
                 <w:color w:val="FFFFFF"/>
               </w:rPr>
-              <w:t xml:space="preserve">Dentro do escopo (CP4)</w:t>
-            </w:r>
-          </w:p>
-        </w:tc>
-        <w:tc>
-          <w:tcPr>
-            <w:tcW w:type="dxa" w:w="4819"/>
-            <w:shd w:fill="5FB3B3" w:val="clear"/>
-          </w:tcPr>
-          <w:p>
+              <w:t>Dentro do escopo (CP4)</w:t>
+            </w:r>
+          </w:p>
+        </w:tc>
+        <w:tc>
+          <w:tcPr>
+            <w:tcW w:w="4819" w:type="dxa"/>
+            <w:shd w:val="clear" w:color="auto" w:fill="5FB3B3"/>
+          </w:tcPr>
+          <w:p>
+            <w:pPr>
+              <w:rPr>
+                <w:lang w:val="pt-BR"/>
+              </w:rPr>
+            </w:pPr>
             <w:r>
               <w:rPr>
                 <w:b/>
                 <w:bCs/>
                 <w:color w:val="FFFFFF"/>
-              </w:rPr>
-              <w:t xml:space="preserve">Fora do escopo (por enquanto)</w:t>
+                <w:lang w:val="pt-BR"/>
+              </w:rPr>
+              <w:t>Fora do escopo (por enquanto)</w:t>
             </w:r>
           </w:p>
         </w:tc>
       </w:tr>
       <w:tr>
-        <w:tc>
-          <w:tcPr>
-            <w:tcW w:type="dxa" w:w="4819"/>
-          </w:tcPr>
-          <w:p>
-            <w:r>
-              <w:t xml:space="preserve">✓ Cadastro e login de usuário</w:t>
-            </w:r>
-          </w:p>
-        </w:tc>
-        <w:tc>
-          <w:tcPr>
-            <w:tcW w:type="dxa" w:w="4819"/>
-          </w:tcPr>
-          <w:p>
-            <w:r>
-              <w:t xml:space="preserve">✗ Chat ao vivo com psicólogos/profissionais reais</w:t>
+        <w:tblPrEx>
+          <w:tblCellMar>
+            <w:top w:w="0" w:type="dxa"/>
+            <w:bottom w:w="0" w:type="dxa"/>
+          </w:tblCellMar>
+        </w:tblPrEx>
+        <w:tc>
+          <w:tcPr>
+            <w:tcW w:w="4819" w:type="dxa"/>
+          </w:tcPr>
+          <w:p>
+            <w:pPr>
+              <w:rPr>
+                <w:lang w:val="pt-BR"/>
+              </w:rPr>
+            </w:pPr>
+            <w:r>
+              <w:rPr>
+                <w:lang w:val="pt-BR"/>
+              </w:rPr>
+              <w:t>✓ Cadastro e login de usuário</w:t>
+            </w:r>
+          </w:p>
+        </w:tc>
+        <w:tc>
+          <w:tcPr>
+            <w:tcW w:w="4819" w:type="dxa"/>
+          </w:tcPr>
+          <w:p>
+            <w:pPr>
+              <w:rPr>
+                <w:lang w:val="pt-BR"/>
+              </w:rPr>
+            </w:pPr>
+            <w:r>
+              <w:rPr>
+                <w:lang w:val="pt-BR"/>
+              </w:rPr>
+              <w:t>✗ Chat ao vivo com psicólogos/profissionais reais</w:t>
             </w:r>
           </w:p>
         </w:tc>
       </w:tr>
       <w:tr>
-        <w:tc>
-          <w:tcPr>
-            <w:tcW w:type="dxa" w:w="4819"/>
-          </w:tcPr>
-          <w:p>
-            <w:r>
-              <w:t xml:space="preserve">✓ Diário de humor (registro diário)</w:t>
-            </w:r>
-          </w:p>
-        </w:tc>
-        <w:tc>
-          <w:tcPr>
-            <w:tcW w:type="dxa" w:w="4819"/>
-          </w:tcPr>
-          <w:p>
-            <w:r>
-              <w:t xml:space="preserve">✗ IA de análise avançada de sentimento</w:t>
+        <w:tblPrEx>
+          <w:tblCellMar>
+            <w:top w:w="0" w:type="dxa"/>
+            <w:bottom w:w="0" w:type="dxa"/>
+          </w:tblCellMar>
+        </w:tblPrEx>
+        <w:tc>
+          <w:tcPr>
+            <w:tcW w:w="4819" w:type="dxa"/>
+          </w:tcPr>
+          <w:p>
+            <w:pPr>
+              <w:rPr>
+                <w:lang w:val="pt-BR"/>
+              </w:rPr>
+            </w:pPr>
+            <w:r>
+              <w:rPr>
+                <w:lang w:val="pt-BR"/>
+              </w:rPr>
+              <w:t>✓ Diário de humor (registro diário)</w:t>
+            </w:r>
+          </w:p>
+        </w:tc>
+        <w:tc>
+          <w:tcPr>
+            <w:tcW w:w="4819" w:type="dxa"/>
+          </w:tcPr>
+          <w:p>
+            <w:pPr>
+              <w:rPr>
+                <w:lang w:val="pt-BR"/>
+              </w:rPr>
+            </w:pPr>
+            <w:r>
+              <w:rPr>
+                <w:lang w:val="pt-BR"/>
+              </w:rPr>
+              <w:t>✗ IA de análise avançada de sentimento</w:t>
             </w:r>
           </w:p>
         </w:tc>
       </w:tr>
       <w:tr>
-        <w:tc>
-          <w:tcPr>
-            <w:tcW w:type="dxa" w:w="4819"/>
-          </w:tcPr>
-          <w:p>
-            <w:r>
-              <w:t xml:space="preserve">✓ Trilhas de respiração guiada</w:t>
-            </w:r>
-          </w:p>
-        </w:tc>
-        <w:tc>
-          <w:tcPr>
-            <w:tcW w:type="dxa" w:w="4819"/>
-          </w:tcPr>
-          <w:p>
-            <w:r>
-              <w:t xml:space="preserve">✗ Aplicativo mobile nativo (iOS/Android)</w:t>
+        <w:tblPrEx>
+          <w:tblCellMar>
+            <w:top w:w="0" w:type="dxa"/>
+            <w:bottom w:w="0" w:type="dxa"/>
+          </w:tblCellMar>
+        </w:tblPrEx>
+        <w:tc>
+          <w:tcPr>
+            <w:tcW w:w="4819" w:type="dxa"/>
+          </w:tcPr>
+          <w:p>
+            <w:r>
+              <w:t>✓ Trilhas de respiração guiada</w:t>
+            </w:r>
+          </w:p>
+        </w:tc>
+        <w:tc>
+          <w:tcPr>
+            <w:tcW w:w="4819" w:type="dxa"/>
+          </w:tcPr>
+          <w:p>
+            <w:pPr>
+              <w:rPr>
+                <w:lang w:val="pt-BR"/>
+              </w:rPr>
+            </w:pPr>
+            <w:r>
+              <w:rPr>
+                <w:lang w:val="pt-BR"/>
+              </w:rPr>
+              <w:t>✗ Aplicativo mobile nativo (iOS/Android)</w:t>
             </w:r>
           </w:p>
         </w:tc>
       </w:tr>
       <w:tr>
-        <w:tc>
-          <w:tcPr>
-            <w:tcW w:type="dxa" w:w="4819"/>
-          </w:tcPr>
-          <w:p>
-            <w:r>
-              <w:t xml:space="preserve">✓ Histórico simples de humor (gráfico básico)</w:t>
-            </w:r>
-          </w:p>
-        </w:tc>
-        <w:tc>
-          <w:tcPr>
-            <w:tcW w:type="dxa" w:w="4819"/>
-          </w:tcPr>
-          <w:p>
-            <w:r>
-              <w:t xml:space="preserve">✗ Integração oficial com serviços de saúde da instituição</w:t>
+        <w:tblPrEx>
+          <w:tblCellMar>
+            <w:top w:w="0" w:type="dxa"/>
+            <w:bottom w:w="0" w:type="dxa"/>
+          </w:tblCellMar>
+        </w:tblPrEx>
+        <w:tc>
+          <w:tcPr>
+            <w:tcW w:w="4819" w:type="dxa"/>
+          </w:tcPr>
+          <w:p>
+            <w:pPr>
+              <w:rPr>
+                <w:lang w:val="pt-BR"/>
+              </w:rPr>
+            </w:pPr>
+            <w:r>
+              <w:rPr>
+                <w:lang w:val="pt-BR"/>
+              </w:rPr>
+              <w:t>✓ Histórico simples de humor (gráfico básico)</w:t>
+            </w:r>
+          </w:p>
+        </w:tc>
+        <w:tc>
+          <w:tcPr>
+            <w:tcW w:w="4819" w:type="dxa"/>
+          </w:tcPr>
+          <w:p>
+            <w:pPr>
+              <w:rPr>
+                <w:lang w:val="pt-BR"/>
+              </w:rPr>
+            </w:pPr>
+            <w:r>
+              <w:rPr>
+                <w:lang w:val="pt-BR"/>
+              </w:rPr>
+              <w:t>✗ Integração oficial com serviços de saúde da instituição</w:t>
             </w:r>
           </w:p>
         </w:tc>
       </w:tr>
       <w:tr>
-        <w:tc>
-          <w:tcPr>
-            <w:tcW w:type="dxa" w:w="4819"/>
-          </w:tcPr>
-          <w:p>
-            <w:r>
-              <w:t xml:space="preserve">✓ Biblioteca básica de conteúdos sobre bem-estar</w:t>
-            </w:r>
-          </w:p>
-        </w:tc>
-        <w:tc>
-          <w:tcPr>
-            <w:tcW w:type="dxa" w:w="4819"/>
-          </w:tcPr>
-          <w:p>
-            <w:r>
-              <w:t xml:space="preserve">✗ Gamificação completa (níveis, conquistas)</w:t>
+        <w:tblPrEx>
+          <w:tblCellMar>
+            <w:top w:w="0" w:type="dxa"/>
+            <w:bottom w:w="0" w:type="dxa"/>
+          </w:tblCellMar>
+        </w:tblPrEx>
+        <w:tc>
+          <w:tcPr>
+            <w:tcW w:w="4819" w:type="dxa"/>
+          </w:tcPr>
+          <w:p>
+            <w:pPr>
+              <w:rPr>
+                <w:lang w:val="pt-BR"/>
+              </w:rPr>
+            </w:pPr>
+            <w:r>
+              <w:rPr>
+                <w:lang w:val="pt-BR"/>
+              </w:rPr>
+              <w:t>✓ Biblioteca básica de conteúdos sobre bem-estar</w:t>
+            </w:r>
+          </w:p>
+        </w:tc>
+        <w:tc>
+          <w:tcPr>
+            <w:tcW w:w="4819" w:type="dxa"/>
+          </w:tcPr>
+          <w:p>
+            <w:r>
+              <w:t>✗ Gamificação completa (níveis, conquistas)</w:t>
             </w:r>
           </w:p>
         </w:tc>
       </w:tr>
       <w:tr>
-        <w:tc>
-          <w:tcPr>
-            <w:tcW w:type="dxa" w:w="4819"/>
-          </w:tcPr>
-          <w:p>
-            <w:r>
-              <w:t xml:space="preserve">✓ Lembretes configuráveis</w:t>
-            </w:r>
-          </w:p>
-        </w:tc>
-        <w:tc>
-          <w:tcPr>
-            <w:tcW w:type="dxa" w:w="4819"/>
-          </w:tcPr>
-          <w:p>
-            <w:r>
-              <w:t xml:space="preserve">✗ Pagamentos / assinatura premium</w:t>
+        <w:tblPrEx>
+          <w:tblCellMar>
+            <w:top w:w="0" w:type="dxa"/>
+            <w:bottom w:w="0" w:type="dxa"/>
+          </w:tblCellMar>
+        </w:tblPrEx>
+        <w:tc>
+          <w:tcPr>
+            <w:tcW w:w="4819" w:type="dxa"/>
+          </w:tcPr>
+          <w:p>
+            <w:r>
+              <w:t>✓ Lembretes configuráveis</w:t>
+            </w:r>
+          </w:p>
+        </w:tc>
+        <w:tc>
+          <w:tcPr>
+            <w:tcW w:w="4819" w:type="dxa"/>
+          </w:tcPr>
+          <w:p>
+            <w:r>
+              <w:t>✗ Pagamentos / assinatura premium</w:t>
             </w:r>
           </w:p>
         </w:tc>
@@ -1114,40 +1657,51 @@
     <w:p>
       <w:pPr>
         <w:pStyle w:val="Heading1"/>
-        <w:spacing w:after="200" w:before="400"/>
-      </w:pPr>
-      <w:r>
-        <w:t xml:space="preserve">5. Modelagem inicial (UML)</w:t>
+        <w:spacing w:before="400" w:after="200"/>
+      </w:pPr>
+      <w:r>
+        <w:lastRenderedPageBreak/>
+        <w:t>5. Modelagem inicial (UML)</w:t>
       </w:r>
     </w:p>
     <w:p>
       <w:pPr>
         <w:spacing w:after="160"/>
-      </w:pPr>
-      <w:r>
-        <w:t xml:space="preserve">A seguir estão os diagramas UML que representam a visão inicial do sistema Respira+: um diagrama de casos de uso, descrevendo as interações entre os atores (Estudante e Administrador) e o sistema, e um diagrama de classes, descrevendo as principais entidades de dados e seus relacionamentos. Ambos também estão disponíveis, em versão colaborativa/editável, no board do Miro.</w:t>
+        <w:rPr>
+          <w:lang w:val="pt-BR"/>
+        </w:rPr>
+      </w:pPr>
+      <w:r>
+        <w:rPr>
+          <w:lang w:val="pt-BR"/>
+        </w:rPr>
+        <w:t>A seguir estão os diagramas UML que representam a visão inicial do sistema Respira+: um diagrama de casos de uso, descrevendo as interações entre os atores (Estudante e Administrador) e o sistema, e um diagrama de classes, descrevendo as principais entidades de dados e seus relacionamentos. Ambos também estão disponíveis, em versão colaborativa/editável, no board do Miro.</w:t>
       </w:r>
     </w:p>
     <w:p>
       <w:pPr>
         <w:spacing w:after="160"/>
-      </w:pPr>
-      <w:hyperlink w:history="1" r:id="rId2-ae7ilqtufzvoizyizzd">
+        <w:rPr>
+          <w:lang w:val="pt-BR"/>
+        </w:rPr>
+      </w:pPr>
+      <w:hyperlink r:id="rId5" w:history="1">
         <w:r>
           <w:rPr>
             <w:rStyle w:val="Hyperlink"/>
+            <w:lang w:val="pt-BR"/>
           </w:rPr>
-          <w:t xml:space="preserve">Board Respira+ no Miro (diagramas)</w:t>
+          <w:t>Board Respira+ no Miro (diagramas)</w:t>
         </w:r>
       </w:hyperlink>
     </w:p>
     <w:p>
       <w:pPr>
         <w:pStyle w:val="Heading2"/>
-        <w:spacing w:after="150" w:before="300"/>
-      </w:pPr>
-      <w:r>
-        <w:t xml:space="preserve">5.1 Diagrama de Casos de Uso</w:t>
+        <w:spacing w:before="300" w:after="150"/>
+      </w:pPr>
+      <w:r>
+        <w:t>5.1 Diagrama de Casos de Uso</w:t>
       </w:r>
     </w:p>
     <w:p>
@@ -1156,11 +1710,14 @@
         <w:jc w:val="center"/>
       </w:pPr>
       <w:r>
+        <w:rPr>
+          <w:noProof/>
+        </w:rPr>
         <w:drawing>
-          <wp:inline distT="0" distB="0" distL="0" distR="0">
+          <wp:inline distT="0" distB="0" distL="0" distR="0" wp14:anchorId="5602780E" wp14:editId="37C4A2E7">
             <wp:extent cx="5334000" cy="3648075"/>
-            <wp:effectExtent t="0" r="0" b="0" l="0"/>
-            <wp:docPr id="1" name="" descr="" title=""/>
+            <wp:effectExtent l="0" t="0" r="0" b="0"/>
+            <wp:docPr id="1" name="Picture 1"/>
             <wp:cNvGraphicFramePr>
               <a:graphicFrameLocks xmlns:a="http://schemas.openxmlformats.org/drawingml/2006/main" noChangeAspect="1"/>
             </wp:cNvGraphicFramePr>
@@ -1168,13 +1725,13 @@
               <a:graphicData uri="http://schemas.openxmlformats.org/drawingml/2006/picture">
                 <pic:pic xmlns:pic="http://schemas.openxmlformats.org/drawingml/2006/picture">
                   <pic:nvPicPr>
-                    <pic:cNvPr id="0" name="" descr=""/>
+                    <pic:cNvPr id="0" name=""/>
                     <pic:cNvPicPr>
                       <a:picLocks noChangeAspect="1" noChangeArrowheads="1"/>
                     </pic:cNvPicPr>
                   </pic:nvPicPr>
                   <pic:blipFill>
-                    <a:blip r:embed="rId7" cstate="none"/>
+                    <a:blip r:embed="rId6"/>
                     <a:srcRect/>
                     <a:stretch>
                       <a:fillRect/>
@@ -1200,30 +1757,41 @@
       <w:pPr>
         <w:spacing w:after="300"/>
         <w:jc w:val="center"/>
+        <w:rPr>
+          <w:lang w:val="pt-BR"/>
+        </w:rPr>
       </w:pPr>
       <w:r>
         <w:rPr>
           <w:i/>
           <w:iCs/>
           <w:color w:val="555555"/>
-          <w:sz w:val="20"/>
-          <w:szCs w:val="20"/>
-        </w:rPr>
-        <w:t xml:space="preserve">Figura 1 — Diagrama de Casos de Uso do sistema Respira+</w:t>
-      </w:r>
-    </w:p>
-    <w:p>
-      <w:r>
+          <w:lang w:val="pt-BR"/>
+        </w:rPr>
+        <w:t>Figura 1 — Diagrama de Casos de Uso do sistema Respira+</w:t>
+      </w:r>
+    </w:p>
+    <w:p>
+      <w:pPr>
+        <w:rPr>
+          <w:lang w:val="pt-BR"/>
+        </w:rPr>
+      </w:pPr>
+      <w:r>
+        <w:rPr>
+          <w:lang w:val="pt-BR"/>
+        </w:rPr>
         <w:br w:type="page"/>
       </w:r>
     </w:p>
     <w:p>
       <w:pPr>
         <w:pStyle w:val="Heading2"/>
-        <w:spacing w:after="150" w:before="300"/>
-      </w:pPr>
-      <w:r>
-        <w:t xml:space="preserve">5.2 Diagrama de Classes</w:t>
+        <w:spacing w:before="300" w:after="150"/>
+      </w:pPr>
+      <w:r>
+        <w:lastRenderedPageBreak/>
+        <w:t>5.2 Diagrama de Classes</w:t>
       </w:r>
     </w:p>
     <w:p>
@@ -1232,11 +1800,14 @@
         <w:jc w:val="center"/>
       </w:pPr>
       <w:r>
+        <w:rPr>
+          <w:noProof/>
+        </w:rPr>
         <w:drawing>
-          <wp:inline distT="0" distB="0" distL="0" distR="0">
+          <wp:inline distT="0" distB="0" distL="0" distR="0" wp14:anchorId="0DAA4E63" wp14:editId="598DF6F8">
             <wp:extent cx="5334000" cy="3810000"/>
-            <wp:effectExtent t="0" r="0" b="0" l="0"/>
-            <wp:docPr id="1" name="" descr="" title=""/>
+            <wp:effectExtent l="0" t="0" r="0" b="0"/>
+            <wp:docPr id="2" name="Picture 2"/>
             <wp:cNvGraphicFramePr>
               <a:graphicFrameLocks xmlns:a="http://schemas.openxmlformats.org/drawingml/2006/main" noChangeAspect="1"/>
             </wp:cNvGraphicFramePr>
@@ -1244,13 +1815,13 @@
               <a:graphicData uri="http://schemas.openxmlformats.org/drawingml/2006/picture">
                 <pic:pic xmlns:pic="http://schemas.openxmlformats.org/drawingml/2006/picture">
                   <pic:nvPicPr>
-                    <pic:cNvPr id="0" name="" descr=""/>
+                    <pic:cNvPr id="0" name=""/>
                     <pic:cNvPicPr>
                       <a:picLocks noChangeAspect="1" noChangeArrowheads="1"/>
                     </pic:cNvPicPr>
                   </pic:nvPicPr>
                   <pic:blipFill>
-                    <a:blip r:embed="rId8" cstate="none"/>
+                    <a:blip r:embed="rId7"/>
                     <a:srcRect/>
                     <a:stretch>
                       <a:fillRect/>
@@ -1276,42 +1847,62 @@
       <w:pPr>
         <w:spacing w:after="300"/>
         <w:jc w:val="center"/>
+        <w:rPr>
+          <w:lang w:val="pt-BR"/>
+        </w:rPr>
       </w:pPr>
       <w:r>
         <w:rPr>
           <w:i/>
           <w:iCs/>
           <w:color w:val="555555"/>
-          <w:sz w:val="20"/>
-          <w:szCs w:val="20"/>
-        </w:rPr>
-        <w:t xml:space="preserve">Figura 2 — Diagrama de Classes (visão inicial do modelo de dados)</w:t>
+          <w:lang w:val="pt-BR"/>
+        </w:rPr>
+        <w:t>Figura 2 — Diagrama de Classes (visão inicial do modelo de dados)</w:t>
       </w:r>
     </w:p>
     <w:p>
       <w:pPr>
         <w:pStyle w:val="Heading1"/>
-        <w:spacing w:after="200" w:before="400"/>
-      </w:pPr>
-      <w:r>
-        <w:t xml:space="preserve">6. Identidade visual e marca</w:t>
+        <w:spacing w:before="400" w:after="200"/>
+        <w:rPr>
+          <w:lang w:val="pt-BR"/>
+        </w:rPr>
+      </w:pPr>
+      <w:r>
+        <w:rPr>
+          <w:lang w:val="pt-BR"/>
+        </w:rPr>
+        <w:t>6. Identidade visual e marca</w:t>
       </w:r>
     </w:p>
     <w:p>
       <w:pPr>
         <w:pStyle w:val="Heading2"/>
-        <w:spacing w:after="150" w:before="300"/>
-      </w:pPr>
-      <w:r>
-        <w:t xml:space="preserve">6.1 Nome e logotipo</w:t>
+        <w:spacing w:before="300" w:after="150"/>
+        <w:rPr>
+          <w:lang w:val="pt-BR"/>
+        </w:rPr>
+      </w:pPr>
+      <w:r>
+        <w:rPr>
+          <w:lang w:val="pt-BR"/>
+        </w:rPr>
+        <w:t>6.1 Nome e logotipo</w:t>
       </w:r>
     </w:p>
     <w:p>
       <w:pPr>
         <w:spacing w:after="160"/>
-      </w:pPr>
-      <w:r>
-        <w:t xml:space="preserve">O nome escolhido foi "Respira+", remetendo diretamente à técnica de respiração guiada — o principal diferencial do app — e transmitindo simplicidade e acolhimento. O símbolo de círculos concêntricos remete à respiração (inspirar/expirar) e a um movimento de calma.</w:t>
+        <w:rPr>
+          <w:lang w:val="pt-BR"/>
+        </w:rPr>
+      </w:pPr>
+      <w:r>
+        <w:rPr>
+          <w:lang w:val="pt-BR"/>
+        </w:rPr>
+        <w:t>O nome escolhido foi "Respira+", remetendo diretamente à técnica de respiração guiada — o principal diferencial do app — e transmitindo simplicidade e acolhimento. O símbolo de círculos concêntricos remete à respiração (inspirar/expirar) e a um movimento de calma.</w:t>
       </w:r>
     </w:p>
     <w:p>
@@ -1320,11 +1911,14 @@
         <w:jc w:val="center"/>
       </w:pPr>
       <w:r>
+        <w:rPr>
+          <w:noProof/>
+        </w:rPr>
         <w:drawing>
-          <wp:inline distT="0" distB="0" distL="0" distR="0">
+          <wp:inline distT="0" distB="0" distL="0" distR="0" wp14:anchorId="36485B1D" wp14:editId="10DC4B45">
             <wp:extent cx="4572000" cy="1524000"/>
-            <wp:effectExtent t="0" r="0" b="0" l="0"/>
-            <wp:docPr id="1" name="" descr="" title=""/>
+            <wp:effectExtent l="0" t="0" r="0" b="0"/>
+            <wp:docPr id="3" name="Picture 3"/>
             <wp:cNvGraphicFramePr>
               <a:graphicFrameLocks xmlns:a="http://schemas.openxmlformats.org/drawingml/2006/main" noChangeAspect="1"/>
             </wp:cNvGraphicFramePr>
@@ -1332,13 +1926,13 @@
               <a:graphicData uri="http://schemas.openxmlformats.org/drawingml/2006/picture">
                 <pic:pic xmlns:pic="http://schemas.openxmlformats.org/drawingml/2006/picture">
                   <pic:nvPicPr>
-                    <pic:cNvPr id="0" name="" descr=""/>
+                    <pic:cNvPr id="0" name=""/>
                     <pic:cNvPicPr>
                       <a:picLocks noChangeAspect="1" noChangeArrowheads="1"/>
                     </pic:cNvPicPr>
                   </pic:nvPicPr>
                   <pic:blipFill>
-                    <a:blip r:embed="rId9" cstate="none"/>
+                    <a:blip r:embed="rId8"/>
                     <a:srcRect/>
                     <a:stretch>
                       <a:fillRect/>
@@ -1364,33 +1958,47 @@
       <w:pPr>
         <w:spacing w:after="300"/>
         <w:jc w:val="center"/>
+        <w:rPr>
+          <w:lang w:val="pt-BR"/>
+        </w:rPr>
       </w:pPr>
       <w:r>
         <w:rPr>
           <w:i/>
           <w:iCs/>
           <w:color w:val="555555"/>
-          <w:sz w:val="20"/>
-          <w:szCs w:val="20"/>
-        </w:rPr>
-        <w:t xml:space="preserve">Figura 3 — Logotipo Respira+</w:t>
+          <w:lang w:val="pt-BR"/>
+        </w:rPr>
+        <w:t>Figura 3 — Logotipo Respira+</w:t>
       </w:r>
     </w:p>
     <w:p>
       <w:pPr>
         <w:pStyle w:val="Heading2"/>
-        <w:spacing w:after="150" w:before="300"/>
-      </w:pPr>
-      <w:r>
-        <w:t xml:space="preserve">6.2 Paleta de cores e tipografia</w:t>
+        <w:spacing w:before="300" w:after="150"/>
+        <w:rPr>
+          <w:lang w:val="pt-BR"/>
+        </w:rPr>
+      </w:pPr>
+      <w:r>
+        <w:rPr>
+          <w:lang w:val="pt-BR"/>
+        </w:rPr>
+        <w:t>6.2 Paleta de cores e tipografia</w:t>
       </w:r>
     </w:p>
     <w:p>
       <w:pPr>
         <w:spacing w:after="160"/>
-      </w:pPr>
-      <w:r>
-        <w:t xml:space="preserve">A paleta usa tons suaves (teal e lavanda) para transmitir calma e acolhimento, com navy escuro para textos (contraste e leitura) e um âmbar de apoio para botões de ação (CTA), evitando o excesso de "clínico" que cores muito frias poderiam passar.</w:t>
+        <w:rPr>
+          <w:lang w:val="pt-BR"/>
+        </w:rPr>
+      </w:pPr>
+      <w:r>
+        <w:rPr>
+          <w:lang w:val="pt-BR"/>
+        </w:rPr>
+        <w:t>A paleta usa tons suaves (teal e lavanda) para transmitir calma e acolhimento, com navy escuro para textos (contraste e leitura) e um âmbar de apoio para botões de ação (CTA), evitando o excesso de "clínico" que cores muito frias poderiam passar.</w:t>
       </w:r>
     </w:p>
     <w:p>
@@ -1399,11 +2007,15 @@
         <w:jc w:val="center"/>
       </w:pPr>
       <w:r>
+        <w:rPr>
+          <w:noProof/>
+        </w:rPr>
+        <w:lastRenderedPageBreak/>
         <w:drawing>
-          <wp:inline distT="0" distB="0" distL="0" distR="0">
+          <wp:inline distT="0" distB="0" distL="0" distR="0" wp14:anchorId="6E404079" wp14:editId="31F65AD1">
             <wp:extent cx="5334000" cy="1543050"/>
-            <wp:effectExtent t="0" r="0" b="0" l="0"/>
-            <wp:docPr id="1" name="" descr="" title=""/>
+            <wp:effectExtent l="0" t="0" r="0" b="0"/>
+            <wp:docPr id="4" name="Picture 4"/>
             <wp:cNvGraphicFramePr>
               <a:graphicFrameLocks xmlns:a="http://schemas.openxmlformats.org/drawingml/2006/main" noChangeAspect="1"/>
             </wp:cNvGraphicFramePr>
@@ -1411,13 +2023,13 @@
               <a:graphicData uri="http://schemas.openxmlformats.org/drawingml/2006/picture">
                 <pic:pic xmlns:pic="http://schemas.openxmlformats.org/drawingml/2006/picture">
                   <pic:nvPicPr>
-                    <pic:cNvPr id="0" name="" descr=""/>
+                    <pic:cNvPr id="0" name=""/>
                     <pic:cNvPicPr>
                       <a:picLocks noChangeAspect="1" noChangeArrowheads="1"/>
                     </pic:cNvPicPr>
                   </pic:nvPicPr>
                   <pic:blipFill>
-                    <a:blip r:embed="rId10" cstate="none"/>
+                    <a:blip r:embed="rId9"/>
                     <a:srcRect/>
                     <a:stretch>
                       <a:fillRect/>
@@ -1443,97 +2055,151 @@
       <w:pPr>
         <w:spacing w:after="300"/>
         <w:jc w:val="center"/>
+        <w:rPr>
+          <w:lang w:val="pt-BR"/>
+        </w:rPr>
       </w:pPr>
       <w:r>
         <w:rPr>
           <w:i/>
           <w:iCs/>
           <w:color w:val="555555"/>
-          <w:sz w:val="20"/>
-          <w:szCs w:val="20"/>
-        </w:rPr>
-        <w:t xml:space="preserve">Figura 4 — Paleta de cores do Respira+</w:t>
+          <w:lang w:val="pt-BR"/>
+        </w:rPr>
+        <w:t>Figura 4 — Paleta de cores do Respira+</w:t>
       </w:r>
     </w:p>
     <w:p>
       <w:pPr>
         <w:spacing w:after="160"/>
-      </w:pPr>
-      <w:r>
-        <w:t xml:space="preserve">Tipografia: Poppins (títulos, arredondada e amigável) combinada com Inter (textos e corpo, alta legibilidade em telas pequenas).</w:t>
+        <w:rPr>
+          <w:lang w:val="pt-BR"/>
+        </w:rPr>
+      </w:pPr>
+      <w:r>
+        <w:rPr>
+          <w:lang w:val="pt-BR"/>
+        </w:rPr>
+        <w:t>Tipografia: Poppins (títulos, arredondada e amigável) combinada com Inter (textos e corpo, alta legibilidade em telas pequenas).</w:t>
       </w:r>
     </w:p>
     <w:p>
       <w:pPr>
         <w:spacing w:after="160"/>
-      </w:pPr>
-      <w:hyperlink w:history="1" r:id="rId12">
+        <w:rPr>
+          <w:lang w:val="pt-BR"/>
+        </w:rPr>
+      </w:pPr>
+      <w:hyperlink r:id="rId10" w:history="1">
         <w:r>
           <w:rPr>
             <w:rStyle w:val="Hyperlink"/>
+            <w:lang w:val="pt-BR"/>
           </w:rPr>
-          <w:t xml:space="preserve">Arquivo Respira+ — Identidade Visual no Figma</w:t>
+          <w:t>Arquivo Respira+ — Identidade Visual no Figma</w:t>
         </w:r>
       </w:hyperlink>
     </w:p>
     <w:p>
       <w:pPr>
         <w:pStyle w:val="Heading1"/>
-        <w:spacing w:after="200" w:before="400"/>
-      </w:pPr>
-      <w:r>
-        <w:t xml:space="preserve">7. Ideia de venda (pitch)</w:t>
+        <w:spacing w:before="400" w:after="200"/>
+        <w:rPr>
+          <w:lang w:val="pt-BR"/>
+        </w:rPr>
+      </w:pPr>
+      <w:r>
+        <w:rPr>
+          <w:lang w:val="pt-BR"/>
+        </w:rPr>
+        <w:t>7. Ideia de venda (pitch)</w:t>
       </w:r>
     </w:p>
     <w:p>
       <w:pPr>
         <w:pStyle w:val="Heading2"/>
-        <w:spacing w:after="150" w:before="300"/>
-      </w:pPr>
-      <w:r>
-        <w:t xml:space="preserve">7.1 Diferencial</w:t>
+        <w:spacing w:before="300" w:after="150"/>
+        <w:rPr>
+          <w:lang w:val="pt-BR"/>
+        </w:rPr>
+      </w:pPr>
+      <w:r>
+        <w:rPr>
+          <w:lang w:val="pt-BR"/>
+        </w:rPr>
+        <w:t>7.1 Diferencial</w:t>
       </w:r>
     </w:p>
     <w:p>
       <w:pPr>
         <w:spacing w:after="160"/>
-      </w:pPr>
-      <w:r>
-        <w:t xml:space="preserve">Diferente de apps genéricos de meditação, o Respira+ nasce pensando na rotina acadêmica: check-ins de humor em menos de 30 segundos, trilhas de respiração de 2 a 5 minutos que cabem entre uma aula e outra, e lembretes que respeitam a agenda de provas do estudante.</w:t>
+        <w:rPr>
+          <w:lang w:val="pt-BR"/>
+        </w:rPr>
+      </w:pPr>
+      <w:r>
+        <w:rPr>
+          <w:lang w:val="pt-BR"/>
+        </w:rPr>
+        <w:t>Diferente de apps genéricos de meditação, o Respira+ nasce pensando na rotina acadêmica: check-ins de humor em menos de 30 segundos, trilhas de respiração de 2 a 5 minutos que cabem entre uma aula e outra, e lembretes que respeitam a agenda de provas do estudante.</w:t>
       </w:r>
     </w:p>
     <w:p>
       <w:pPr>
         <w:pStyle w:val="Heading2"/>
-        <w:spacing w:after="150" w:before="300"/>
-      </w:pPr>
-      <w:r>
-        <w:t xml:space="preserve">7.2 Roteiro do pitch (1 minuto)</w:t>
+        <w:spacing w:before="300" w:after="150"/>
+        <w:rPr>
+          <w:lang w:val="pt-BR"/>
+        </w:rPr>
+      </w:pPr>
+      <w:r>
+        <w:rPr>
+          <w:lang w:val="pt-BR"/>
+        </w:rPr>
+        <w:t>7.2 Roteiro do pitch (1 minuto)</w:t>
       </w:r>
     </w:p>
     <w:p>
       <w:pPr>
         <w:spacing w:after="160"/>
-      </w:pPr>
-      <w:r>
-        <w:t xml:space="preserve">"Você já sentiu o peito apertar na véspera de uma prova? Universitários enfrentam picos de ansiedade quase toda semana, mas a fila do apoio psicológico é longa e nem sempre parece 'o caso'. O Respira+ é o primeiro passo: em menos de 2 minutos você registra como está se sentindo, faz uma trilha de respiração guiada feita pra caber entre uma aula e outra, e recebe lembretes gentis pra cuidar de si. Diferente de apps genéricos de meditação, o Respira+ fala a língua da rotina acadêmica — provas, entregas, apresentações. Nosso objetivo é simples: tornar o autocuidado tão fácil quanto abrir o WhatsApp."</w:t>
+        <w:rPr>
+          <w:lang w:val="pt-BR"/>
+        </w:rPr>
+      </w:pPr>
+      <w:r>
+        <w:rPr>
+          <w:lang w:val="pt-BR"/>
+        </w:rPr>
+        <w:t>"Você já sentiu o peito apertar na véspera de uma prova? Universitários enfrentam picos de ansiedade quase toda semana, mas a fila do apoio psicológico é longa e nem sempre parece 'o caso'. O Respira+ é o primeiro passo: em menos de 2 minutos você registra como está se sentindo, faz uma trilha de respiração guiada feita pra caber entre uma aula e outra, e recebe lembretes gentis pra cuidar de si. Diferente de apps genéricos de meditação, o Respira+ fala a língua da rotina acadêmica — provas, entregas, apresentações. Nosso objetivo é simples: tornar o autocuidado tão fácil quanto abrir o WhatsApp."</w:t>
       </w:r>
     </w:p>
     <w:p>
       <w:pPr>
         <w:pStyle w:val="Heading1"/>
-        <w:spacing w:after="200" w:before="400"/>
-      </w:pPr>
-      <w:r>
-        <w:t xml:space="preserve">8. Planejamento e organização (Trello)</w:t>
+        <w:spacing w:before="400" w:after="200"/>
+        <w:rPr>
+          <w:lang w:val="pt-BR"/>
+        </w:rPr>
+      </w:pPr>
+      <w:r>
+        <w:rPr>
+          <w:lang w:val="pt-BR"/>
+        </w:rPr>
+        <w:t>8. Planejamento e organização (Trello)</w:t>
       </w:r>
     </w:p>
     <w:p>
       <w:pPr>
         <w:spacing w:after="160"/>
-      </w:pPr>
-      <w:r>
-        <w:t xml:space="preserve">O quadro do Trello foi estruturado com as colunas mínimas exigidas, além de uma distribuição inicial de cartões por integrante, cobrindo as entregas deste checkpoint:</w:t>
+        <w:rPr>
+          <w:lang w:val="pt-BR"/>
+        </w:rPr>
+      </w:pPr>
+      <w:r>
+        <w:rPr>
+          <w:lang w:val="pt-BR"/>
+        </w:rPr>
+        <w:t>O quadro do Trello foi estruturado com as colunas mínimas exigidas, além de uma distribuição inicial de cartões por integrante, cobrindo as entregas deste checkpoint:</w:t>
       </w:r>
     </w:p>
     <w:p>
@@ -1544,9 +2210,15 @@
           <w:numId w:val="2"/>
         </w:numPr>
         <w:spacing w:after="80"/>
-      </w:pPr>
-      <w:r>
-        <w:t xml:space="preserve">Backlog: todos os requisitos (RF/RNF) ainda não implementados, a serem desenvolvidos no CP5/CP6.</w:t>
+        <w:rPr>
+          <w:lang w:val="pt-BR"/>
+        </w:rPr>
+      </w:pPr>
+      <w:r>
+        <w:rPr>
+          <w:lang w:val="pt-BR"/>
+        </w:rPr>
+        <w:t>Backlog: todos os requisitos (RF/RNF) ainda não implementados, a serem desenvolvidos no CP5/CP6.</w:t>
       </w:r>
     </w:p>
     <w:p>
@@ -1557,9 +2229,15 @@
           <w:numId w:val="2"/>
         </w:numPr>
         <w:spacing w:after="80"/>
-      </w:pPr>
-      <w:r>
-        <w:t xml:space="preserve">To Do: tarefas já planejadas para a sprint atual.</w:t>
+        <w:rPr>
+          <w:lang w:val="pt-BR"/>
+        </w:rPr>
+      </w:pPr>
+      <w:r>
+        <w:rPr>
+          <w:lang w:val="pt-BR"/>
+        </w:rPr>
+        <w:t>To Do: tarefas já planejadas para a sprint atual.</w:t>
       </w:r>
     </w:p>
     <w:p>
@@ -1570,8 +2248,14 @@
           <w:numId w:val="2"/>
         </w:numPr>
         <w:spacing w:after="80"/>
-      </w:pPr>
-      <w:r>
+        <w:rPr>
+          <w:lang w:val="pt-BR"/>
+        </w:rPr>
+      </w:pPr>
+      <w:r>
+        <w:rPr>
+          <w:lang w:val="pt-BR"/>
+        </w:rPr>
         <w:t>Doing: tarefas em execução no momento (roteiro e gravação dos vídeos de pitch e apresentação).</w:t>
       </w:r>
     </w:p>
@@ -1583,26 +2267,35 @@
           <w:numId w:val="2"/>
         </w:numPr>
         <w:spacing w:after="80"/>
-      </w:pPr>
-      <w:r>
+        <w:rPr>
+          <w:lang w:val="pt-BR"/>
+        </w:rPr>
+      </w:pPr>
+      <w:r>
+        <w:rPr>
+          <w:lang w:val="pt-BR"/>
+        </w:rPr>
         <w:t>Done: tarefas já concluídas e revisadas pelo grupo (documentação, diagramas, marca, identidade visual no Figma, GitHub, roteiros do pitch e da apresentação, Trello).</w:t>
       </w:r>
     </w:p>
     <w:p>
       <w:pPr>
         <w:spacing w:after="100"/>
+        <w:rPr>
+          <w:lang w:val="pt-BR"/>
+        </w:rPr>
       </w:pPr>
     </w:p>
     <w:p>
       <w:pPr>
         <w:spacing w:after="160"/>
       </w:pPr>
-      <w:hyperlink w:history="1" r:id="rId0bekx06922ubkxpktjue-">
+      <w:hyperlink r:id="rId11" w:history="1">
         <w:r>
           <w:rPr>
             <w:rStyle w:val="Hyperlink"/>
           </w:rPr>
-          <w:t xml:space="preserve">Board Respira+ no Trello</w:t>
+          <w:t>Board Respira+ no Trello</w:t>
         </w:r>
       </w:hyperlink>
     </w:p>
@@ -1612,11 +2305,15 @@
         <w:jc w:val="center"/>
       </w:pPr>
       <w:r>
+        <w:rPr>
+          <w:noProof/>
+        </w:rPr>
+        <w:lastRenderedPageBreak/>
         <w:drawing>
-          <wp:inline distT="0" distB="0" distL="0" distR="0">
-            <wp:extent cx="5334000" cy="3114675"/>
-            <wp:effectExtent t="0" r="0" b="0" l="0"/>
-            <wp:docPr id="1" name="" descr="" title=""/>
+          <wp:inline distT="0" distB="0" distL="0" distR="0" wp14:anchorId="69BE134B" wp14:editId="40DAE7C7">
+            <wp:extent cx="6120765" cy="2562225"/>
+            <wp:effectExtent l="0" t="0" r="0" b="9525"/>
+            <wp:docPr id="6" name="Picture 6"/>
             <wp:cNvGraphicFramePr>
               <a:graphicFrameLocks xmlns:a="http://schemas.openxmlformats.org/drawingml/2006/main" noChangeAspect="1"/>
             </wp:cNvGraphicFramePr>
@@ -1624,13 +2321,19 @@
               <a:graphicData uri="http://schemas.openxmlformats.org/drawingml/2006/picture">
                 <pic:pic xmlns:pic="http://schemas.openxmlformats.org/drawingml/2006/picture">
                   <pic:nvPicPr>
-                    <pic:cNvPr id="0" name="" descr=""/>
+                    <pic:cNvPr id="0" name="Picture 1"/>
                     <pic:cNvPicPr>
                       <a:picLocks noChangeAspect="1" noChangeArrowheads="1"/>
                     </pic:cNvPicPr>
                   </pic:nvPicPr>
                   <pic:blipFill>
-                    <a:blip r:embed="rId11" cstate="none"/>
+                    <a:blip r:embed="rId12">
+                      <a:extLst>
+                        <a:ext uri="{28A0092B-C50C-407E-A947-70E740481C1C}">
+                          <a14:useLocalDpi xmlns:a14="http://schemas.microsoft.com/office/drawing/2010/main" val="0"/>
+                        </a:ext>
+                      </a:extLst>
+                    </a:blip>
                     <a:srcRect/>
                     <a:stretch>
                       <a:fillRect/>
@@ -1639,11 +2342,15 @@
                   <pic:spPr bwMode="auto">
                     <a:xfrm>
                       <a:off x="0" y="0"/>
-                      <a:ext cx="5334000" cy="3114675"/>
+                      <a:ext cx="6120765" cy="2562225"/>
                     </a:xfrm>
                     <a:prstGeom prst="rect">
                       <a:avLst/>
                     </a:prstGeom>
+                    <a:noFill/>
+                    <a:ln>
+                      <a:noFill/>
+                    </a:ln>
                   </pic:spPr>
                 </pic:pic>
               </a:graphicData>
@@ -1656,219 +2363,259 @@
       <w:pPr>
         <w:spacing w:after="300"/>
         <w:jc w:val="center"/>
+        <w:rPr>
+          <w:lang w:val="pt-BR"/>
+        </w:rPr>
       </w:pPr>
       <w:r>
         <w:rPr>
           <w:i/>
           <w:iCs/>
           <w:color w:val="555555"/>
-          <w:sz w:val="20"/>
-          <w:szCs w:val="20"/>
-        </w:rPr>
-        <w:t xml:space="preserve">Figura 5 — Quadro do Trello com colunas e tarefas distribuídas entre a equipe</w:t>
+          <w:lang w:val="pt-BR"/>
+        </w:rPr>
+        <w:t>Figura 5 — Quadro do Trello com colunas e tarefas distribuídas entre a equipe</w:t>
       </w:r>
     </w:p>
     <w:p>
       <w:pPr>
         <w:pStyle w:val="Heading1"/>
-        <w:spacing w:after="200" w:before="400"/>
-      </w:pPr>
-      <w:r>
-        <w:t xml:space="preserve">9. Repositório GitHub</w:t>
+        <w:spacing w:before="400" w:after="200"/>
+        <w:rPr>
+          <w:lang w:val="pt-BR"/>
+        </w:rPr>
+      </w:pPr>
+      <w:r>
+        <w:rPr>
+          <w:lang w:val="pt-BR"/>
+        </w:rPr>
+        <w:t>9. Repositório GitHub</w:t>
       </w:r>
     </w:p>
     <w:p>
       <w:pPr>
         <w:spacing w:after="160"/>
-      </w:pPr>
-      <w:r>
-        <w:t xml:space="preserve">O repositório foi criado com README explicando o projeto e estrutura de pastas inicial (ainda vazia em partes, conforme esperado para o CP4).</w:t>
+        <w:rPr>
+          <w:lang w:val="pt-BR"/>
+        </w:rPr>
+      </w:pPr>
+      <w:r>
+        <w:rPr>
+          <w:lang w:val="pt-BR"/>
+        </w:rPr>
+        <w:t>O repositório foi criado com README explicando o projeto e estrutura de pastas inicial (ainda vazia em partes, conforme esperado para o CP4).</w:t>
       </w:r>
     </w:p>
     <w:p>
       <w:pPr>
         <w:spacing w:after="160"/>
-      </w:pPr>
-      <w:hyperlink w:history="1" r:id="rIdihmnyjvsxcma5deiggq7q">
+        <w:rPr>
+          <w:lang w:val="pt-BR"/>
+        </w:rPr>
+      </w:pPr>
+      <w:hyperlink r:id="rId13" w:history="1">
         <w:r>
           <w:rPr>
             <w:rStyle w:val="Hyperlink"/>
+            <w:lang w:val="pt-BR"/>
           </w:rPr>
-          <w:t xml:space="preserve">Repositório Respira+ no GitHub</w:t>
+          <w:t>Repositório Respira+ no GitHub</w:t>
         </w:r>
       </w:hyperlink>
     </w:p>
     <w:p>
       <w:pPr>
         <w:pStyle w:val="Heading1"/>
-        <w:spacing w:after="200" w:before="400"/>
-      </w:pPr>
-      <w:r>
-        <w:t xml:space="preserve">10. Vídeos do projeto</w:t>
+        <w:spacing w:before="400" w:after="200"/>
+        <w:rPr>
+          <w:lang w:val="pt-BR"/>
+        </w:rPr>
+      </w:pPr>
+      <w:r>
+        <w:rPr>
+          <w:lang w:val="pt-BR"/>
+        </w:rPr>
+        <w:t>10. Vídeos do projeto</w:t>
       </w:r>
     </w:p>
     <w:p>
       <w:pPr>
         <w:spacing w:after="160"/>
-      </w:pPr>
-      <w:r>
-        <w:t xml:space="preserve">Os dois vídeos exigidos neste checkpoint estão publicados no YouTube:</w:t>
+        <w:rPr>
+          <w:lang w:val="pt-BR"/>
+        </w:rPr>
+      </w:pPr>
+      <w:r>
+        <w:rPr>
+          <w:lang w:val="pt-BR"/>
+        </w:rPr>
+        <w:t>Os dois vídeos exigidos neste checkpoint estão publicados no YouTube:</w:t>
       </w:r>
     </w:p>
     <w:p>
       <w:pPr>
         <w:pStyle w:val="Heading2"/>
-        <w:spacing w:after="150" w:before="300"/>
-      </w:pPr>
-      <w:r>
-        <w:t xml:space="preserve">10.1 Pitch de venda (1 minuto)</w:t>
+        <w:spacing w:before="300" w:after="150"/>
+        <w:rPr>
+          <w:lang w:val="pt-BR"/>
+        </w:rPr>
+      </w:pPr>
+      <w:r>
+        <w:rPr>
+          <w:lang w:val="pt-BR"/>
+        </w:rPr>
+        <w:t>10.1 Pitch de venda (1 minuto)</w:t>
       </w:r>
     </w:p>
     <w:p>
       <w:pPr>
         <w:spacing w:after="160"/>
-      </w:pPr>
-      <w:hyperlink w:history="1" r:id="rId13">
+        <w:rPr>
+          <w:lang w:val="pt-BR"/>
+        </w:rPr>
+      </w:pPr>
+      <w:hyperlink r:id="rId14" w:history="1">
         <w:r>
           <w:rPr>
             <w:rStyle w:val="Hyperlink"/>
+            <w:lang w:val="pt-BR"/>
           </w:rPr>
-          <w:t xml:space="preserve">Vídeo do pitch de venda — YouTube</w:t>
+          <w:t>Vídeo do pitch de venda — YouTube</w:t>
         </w:r>
       </w:hyperlink>
     </w:p>
     <w:p>
       <w:pPr>
         <w:pStyle w:val="Heading2"/>
-        <w:spacing w:after="150" w:before="300"/>
-      </w:pPr>
-      <w:r>
-        <w:t xml:space="preserve">10.2 Apresentação do projeto (2 minutos)</w:t>
+        <w:spacing w:before="300" w:after="150"/>
+        <w:rPr>
+          <w:lang w:val="pt-BR"/>
+        </w:rPr>
+      </w:pPr>
+      <w:r>
+        <w:rPr>
+          <w:lang w:val="pt-BR"/>
+        </w:rPr>
+        <w:t>10.2 Apresentação do projeto (2 minutos)</w:t>
       </w:r>
     </w:p>
     <w:p>
       <w:pPr>
         <w:spacing w:after="160"/>
-      </w:pPr>
-      <w:hyperlink w:history="1" r:id="rId14">
+        <w:rPr>
+          <w:lang w:val="pt-BR"/>
+        </w:rPr>
+      </w:pPr>
+      <w:hyperlink r:id="rId15" w:history="1">
         <w:r>
           <w:rPr>
             <w:rStyle w:val="Hyperlink"/>
+            <w:lang w:val="pt-BR"/>
           </w:rPr>
-          <w:t xml:space="preserve">Vídeo de apresentação do projeto — YouTube</w:t>
+          <w:t>Vídeo de apresentação do projeto — YouTube</w:t>
         </w:r>
       </w:hyperlink>
     </w:p>
     <w:p>
       <w:pPr>
         <w:pStyle w:val="Heading1"/>
-        <w:spacing w:after="200" w:before="400"/>
-      </w:pPr>
-      <w:r>
+        <w:spacing w:before="400" w:after="200"/>
+        <w:rPr>
+          <w:lang w:val="pt-BR"/>
+        </w:rPr>
+      </w:pPr>
+      <w:r>
+        <w:rPr>
+          <w:lang w:val="pt-BR"/>
+        </w:rPr>
         <w:t>11. Próximos passos (CP5 e CP6)</w:t>
       </w:r>
     </w:p>
     <w:p>
       <w:pPr>
         <w:spacing w:after="160"/>
-      </w:pPr>
-      <w:r>
-        <w:t xml:space="preserve">Este documento é a base para os próximos checkpoints: no CP5, os requisitos serão revisados com base no protótipo navegável (dados mockados) e novos diagramas (sequência/atividade) serão adicionados. No CP6, a documentação será finalizada com a versão real do sistema, persistência de dados verdadeira e manual de instalação.</w:t>
+        <w:rPr>
+          <w:lang w:val="pt-BR"/>
+        </w:rPr>
+      </w:pPr>
+      <w:r>
+        <w:rPr>
+          <w:lang w:val="pt-BR"/>
+        </w:rPr>
+        <w:t>Este documento é a base para os próximos checkpoints: no CP5, os requisitos serão revisados com base no protótipo navegável (dados mockados) e novos diagramas (sequência/atividade) serão adicionados. No CP6, a documentação será finalizada com a versão real do sistema, persistência de dados verdadeira e manual de instalação.</w:t>
       </w:r>
     </w:p>
     <w:sectPr>
-      <w:pgSz w:w="11907" w:h="16839" w:orient="portrait"/>
+      <w:pgSz w:w="11907" w:h="16839"/>
       <w:pgMar w:top="1134" w:right="1134" w:bottom="1134" w:left="1134" w:header="708" w:footer="708" w:gutter="0"/>
-      <w:pgNumType/>
+      <w:cols w:space="720"/>
       <w:docGrid w:linePitch="360"/>
     </w:sectPr>
   </w:body>
 </w:document>
 </file>
 
-<file path=word/comments.xml><?xml version="1.0" encoding="utf-8"?>
-<w:comments xmlns:cx="http://schemas.microsoft.com/office/drawing/2014/chartex" xmlns:cx1="http://schemas.microsoft.com/office/drawing/2015/9/8/chartex" xmlns:cx2="http://schemas.microsoft.com/office/drawing/2015/10/21/chartex" xmlns:cx3="http://schemas.microsoft.com/office/drawing/2016/5/9/chartex" xmlns:cx4="http://schemas.microsoft.com/office/drawing/2016/5/10/chartex" xmlns:cx5="http://schemas.microsoft.com/office/drawing/2016/5/11/chartex" xmlns:cx6="http://schemas.microsoft.com/office/drawing/2016/5/12/chartex" xmlns:cx7="http://schemas.microsoft.com/office/drawing/2016/5/13/chartex" xmlns:cx8="http://schemas.microsoft.com/office/drawing/2016/5/14/chartex" xmlns:mc="http://schemas.openxmlformats.org/markup-compatibility/2006" xmlns:aink="http://schemas.microsoft.com/office/drawing/2016/ink" xmlns:am3d="http://schemas.microsoft.com/office/drawing/2017/model3d" xmlns:o="urn:schemas-microsoft-com:office:office" xmlns:r="http://schemas.openxmlformats.org/officeDocument/2006/relationships" xmlns:m="http://schemas.openxmlformats.org/officeDocument/2006/math" xmlns:v="urn:schemas-microsoft-com:vml" xmlns:wp14="http://schemas.microsoft.com/office/word/2010/wordprocessingDrawing" xmlns:wp="http://schemas.openxmlformats.org/drawingml/2006/wordprocessingDrawing" xmlns:w10="urn:schemas-microsoft-com:office:word" xmlns:w="http://schemas.openxmlformats.org/wordprocessingml/2006/main" xmlns:w14="http://schemas.microsoft.com/office/word/2010/wordml" xmlns:w15="http://schemas.microsoft.com/office/word/2012/wordml" xmlns:w16cex="http://schemas.microsoft.com/office/word/2018/wordml/cex" xmlns:w16cid="http://schemas.microsoft.com/office/word/2016/wordml/cid" xmlns:w16="http://schemas.microsoft.com/office/word/2018/wordml" xmlns:w16sdtdh="http://schemas.microsoft.com/office/word/2020/wordml/sdtdatahash" xmlns:w16se="http://schemas.microsoft.com/office/word/2015/wordml/symex" xmlns:wpg="http://schemas.microsoft.com/office/word/2010/wordprocessingGroup" xmlns:wpi="http://schemas.microsoft.com/office/word/2010/wordprocessingInk" xmlns:wne="http://schemas.microsoft.com/office/word/2006/wordml" xmlns:wps="http://schemas.microsoft.com/office/word/2010/wordprocessingShape"/>
-</file>
-
-<file path=word/endnotes.xml><?xml version="1.0" encoding="utf-8"?>
-<w:endnotes xmlns:wpc="http://schemas.microsoft.com/office/word/2010/wordprocessingCanvas" xmlns:mc="http://schemas.openxmlformats.org/markup-compatibility/2006" xmlns:o="urn:schemas-microsoft-com:office:office" xmlns:r="http://schemas.openxmlformats.org/officeDocument/2006/relationships" xmlns:m="http://schemas.openxmlformats.org/officeDocument/2006/math" xmlns:v="urn:schemas-microsoft-com:vml" xmlns:wp14="http://schemas.microsoft.com/office/word/2010/wordprocessingDrawing" xmlns:wp="http://schemas.openxmlformats.org/drawingml/2006/wordprocessingDrawing" xmlns:w10="urn:schemas-microsoft-com:office:word" xmlns:w="http://schemas.openxmlformats.org/wordprocessingml/2006/main" xmlns:w14="http://schemas.microsoft.com/office/word/2010/wordml" xmlns:w15="http://schemas.microsoft.com/office/word/2012/wordml" xmlns:wpg="http://schemas.microsoft.com/office/word/2010/wordprocessingGroup" xmlns:wpi="http://schemas.microsoft.com/office/word/2010/wordprocessingInk" xmlns:wne="http://schemas.microsoft.com/office/word/2006/wordml" xmlns:wps="http://schemas.microsoft.com/office/word/2010/wordprocessingShape" mc:Ignorable="w14 w15 wp14">
-  <w:endnote w:type="separator" w:id="-1">
-    <w:p>
-      <w:pPr>
-        <w:spacing w:after="0" w:line="240" w:lineRule="auto"/>
-      </w:pPr>
-      <w:r>
-        <w:rPr>
-          <w:rStyle w:val="EndnoteReference"/>
-        </w:rPr>
-        <w:endnoteRef/>
-      </w:r>
-      <w:r>
-        <w:separator/>
-      </w:r>
-    </w:p>
-  </w:endnote>
-  <w:endnote w:type="continuationSeparator" w:id="0">
-    <w:p>
-      <w:pPr>
-        <w:spacing w:after="0" w:line="240" w:lineRule="auto"/>
-      </w:pPr>
-      <w:r>
-        <w:rPr>
-          <w:rStyle w:val="EndnoteReference"/>
-        </w:rPr>
-        <w:endnoteRef/>
-      </w:r>
-      <w:r>
-        <w:continuationSeparator/>
-      </w:r>
-    </w:p>
-  </w:endnote>
-</w:endnotes>
-</file>
-
-<file path=word/footnotes.xml><?xml version="1.0" encoding="utf-8"?>
-<w:footnotes xmlns:wpc="http://schemas.microsoft.com/office/word/2010/wordprocessingCanvas" xmlns:mc="http://schemas.openxmlformats.org/markup-compatibility/2006" xmlns:o="urn:schemas-microsoft-com:office:office" xmlns:r="http://schemas.openxmlformats.org/officeDocument/2006/relationships" xmlns:m="http://schemas.openxmlformats.org/officeDocument/2006/math" xmlns:v="urn:schemas-microsoft-com:vml" xmlns:wp14="http://schemas.microsoft.com/office/word/2010/wordprocessingDrawing" xmlns:wp="http://schemas.openxmlformats.org/drawingml/2006/wordprocessingDrawing" xmlns:w10="urn:schemas-microsoft-com:office:word" xmlns:w="http://schemas.openxmlformats.org/wordprocessingml/2006/main" xmlns:w14="http://schemas.microsoft.com/office/word/2010/wordml" xmlns:w15="http://schemas.microsoft.com/office/word/2012/wordml" xmlns:wpg="http://schemas.microsoft.com/office/word/2010/wordprocessingGroup" xmlns:wpi="http://schemas.microsoft.com/office/word/2010/wordprocessingInk" xmlns:wne="http://schemas.microsoft.com/office/word/2006/wordml" xmlns:wps="http://schemas.microsoft.com/office/word/2010/wordprocessingShape" mc:Ignorable="w14 w15 wp14">
-  <w:footnote w:type="separator" w:id="-1">
-    <w:p>
-      <w:pPr>
-        <w:spacing w:after="0" w:line="240" w:lineRule="auto"/>
-      </w:pPr>
-      <w:r>
-        <w:rPr>
-          <w:rStyle w:val="FootnoteReference"/>
-        </w:rPr>
-        <w:footnoteRef/>
-      </w:r>
-      <w:r>
-        <w:separator/>
-      </w:r>
-    </w:p>
-  </w:footnote>
-  <w:footnote w:type="continuationSeparator" w:id="0">
-    <w:p>
-      <w:pPr>
-        <w:spacing w:after="0" w:line="240" w:lineRule="auto"/>
-      </w:pPr>
-      <w:r>
-        <w:rPr>
-          <w:rStyle w:val="FootnoteReference"/>
-        </w:rPr>
-        <w:footnoteRef/>
-      </w:r>
-      <w:r>
-        <w:continuationSeparator/>
-      </w:r>
-    </w:p>
-  </w:footnote>
-</w:footnotes>
-</file>
-
 <file path=word/numbering.xml><?xml version="1.0" encoding="utf-8"?>
-<w:numbering xmlns:wpc="http://schemas.microsoft.com/office/word/2010/wordprocessingCanvas" xmlns:mc="http://schemas.openxmlformats.org/markup-compatibility/2006" xmlns:o="urn:schemas-microsoft-com:office:office" xmlns:r="http://schemas.openxmlformats.org/officeDocument/2006/relationships" xmlns:m="http://schemas.openxmlformats.org/officeDocument/2006/math" xmlns:v="urn:schemas-microsoft-com:vml" xmlns:wp14="http://schemas.microsoft.com/office/word/2010/wordprocessingDrawing" xmlns:wp="http://schemas.openxmlformats.org/drawingml/2006/wordprocessingDrawing" xmlns:w10="urn:schemas-microsoft-com:office:word" xmlns:w="http://schemas.openxmlformats.org/wordprocessingml/2006/main" xmlns:w14="http://schemas.microsoft.com/office/word/2010/wordml" xmlns:w15="http://schemas.microsoft.com/office/word/2012/wordml" xmlns:wpg="http://schemas.microsoft.com/office/word/2010/wordprocessingGroup" xmlns:wpi="http://schemas.microsoft.com/office/word/2010/wordprocessingInk" xmlns:wne="http://schemas.microsoft.com/office/word/2006/wordml" xmlns:wps="http://schemas.microsoft.com/office/word/2010/wordprocessingShape" mc:Ignorable="w14 w15 wp14">
+<w:numbering xmlns:wpc="http://schemas.microsoft.com/office/word/2010/wordprocessingCanvas" xmlns:cx="http://schemas.microsoft.com/office/drawing/2014/chartex" xmlns:cx1="http://schemas.microsoft.com/office/drawing/2015/9/8/chartex" xmlns:cx2="http://schemas.microsoft.com/office/drawing/2015/10/21/chartex" xmlns:cx3="http://schemas.microsoft.com/office/drawing/2016/5/9/chartex" xmlns:cx4="http://schemas.microsoft.com/office/drawing/2016/5/10/chartex" xmlns:cx5="http://schemas.microsoft.com/office/drawing/2016/5/11/chartex" xmlns:cx6="http://schemas.microsoft.com/office/drawing/2016/5/12/chartex" xmlns:cx7="http://schemas.microsoft.com/office/drawing/2016/5/13/chartex" xmlns:cx8="http://schemas.microsoft.com/office/drawing/2016/5/14/chartex" xmlns:mc="http://schemas.openxmlformats.org/markup-compatibility/2006" xmlns:aink="http://schemas.microsoft.com/office/drawing/2016/ink" xmlns:am3d="http://schemas.microsoft.com/office/drawing/2017/model3d" xmlns:o="urn:schemas-microsoft-com:office:office" xmlns:oel="http://schemas.microsoft.com/office/2019/extlst" xmlns:r="http://schemas.openxmlformats.org/officeDocument/2006/relationships" xmlns:m="http://schemas.openxmlformats.org/officeDocument/2006/math" xmlns:v="urn:schemas-microsoft-com:vml" xmlns:wp14="http://schemas.microsoft.com/office/word/2010/wordprocessingDrawing" xmlns:wp="http://schemas.openxmlformats.org/drawingml/2006/wordprocessingDrawing" xmlns:w10="urn:schemas-microsoft-com:office:word" xmlns:w="http://schemas.openxmlformats.org/wordprocessingml/2006/main" xmlns:w14="http://schemas.microsoft.com/office/word/2010/wordml" xmlns:w15="http://schemas.microsoft.com/office/word/2012/wordml" xmlns:w16cex="http://schemas.microsoft.com/office/word/2018/wordml/cex" xmlns:w16cid="http://schemas.microsoft.com/office/word/2016/wordml/cid" xmlns:w16="http://schemas.microsoft.com/office/word/2018/wordml" xmlns:w16sdtdh="http://schemas.microsoft.com/office/word/2020/wordml/sdtdatahash" xmlns:w16se="http://schemas.microsoft.com/office/word/2015/wordml/symex" xmlns:wpg="http://schemas.microsoft.com/office/word/2010/wordprocessingGroup" xmlns:wpi="http://schemas.microsoft.com/office/word/2010/wordprocessingInk" xmlns:wne="http://schemas.microsoft.com/office/word/2006/wordml" xmlns:wps="http://schemas.microsoft.com/office/word/2010/wordprocessingShape" mc:Ignorable="w14 w15 w16se w16cid w16 w16cex w16sdtdh wp14">
+  <w:abstractNum w:abstractNumId="0" w15:restartNumberingAfterBreak="0">
+    <w:nsid w:val="20F64172"/>
+    <w:multiLevelType w:val="hybridMultilevel"/>
+    <w:tmpl w:val="E154E1DC"/>
+    <w:lvl w:ilvl="0" w:tplc="629EBB4E">
+      <w:start w:val="1"/>
+      <w:numFmt w:val="bullet"/>
+      <w:lvlText w:val="•"/>
+      <w:lvlJc w:val="left"/>
+      <w:pPr>
+        <w:ind w:left="720" w:hanging="360"/>
+      </w:pPr>
+    </w:lvl>
+    <w:lvl w:ilvl="1" w:tplc="3076658E">
+      <w:numFmt w:val="decimal"/>
+      <w:lvlText w:val=""/>
+      <w:lvlJc w:val="left"/>
+    </w:lvl>
+    <w:lvl w:ilvl="2" w:tplc="91E69B52">
+      <w:numFmt w:val="decimal"/>
+      <w:lvlText w:val=""/>
+      <w:lvlJc w:val="left"/>
+    </w:lvl>
+    <w:lvl w:ilvl="3" w:tplc="24B49958">
+      <w:numFmt w:val="decimal"/>
+      <w:lvlText w:val=""/>
+      <w:lvlJc w:val="left"/>
+    </w:lvl>
+    <w:lvl w:ilvl="4" w:tplc="6C243F42">
+      <w:numFmt w:val="decimal"/>
+      <w:lvlText w:val=""/>
+      <w:lvlJc w:val="left"/>
+    </w:lvl>
+    <w:lvl w:ilvl="5" w:tplc="3BB4C46C">
+      <w:numFmt w:val="decimal"/>
+      <w:lvlText w:val=""/>
+      <w:lvlJc w:val="left"/>
+    </w:lvl>
+    <w:lvl w:ilvl="6" w:tplc="D72C4A18">
+      <w:numFmt w:val="decimal"/>
+      <w:lvlText w:val=""/>
+      <w:lvlJc w:val="left"/>
+    </w:lvl>
+    <w:lvl w:ilvl="7" w:tplc="DB364DEC">
+      <w:numFmt w:val="decimal"/>
+      <w:lvlText w:val=""/>
+      <w:lvlJc w:val="left"/>
+    </w:lvl>
+    <w:lvl w:ilvl="8" w:tplc="CB68E3C4">
+      <w:numFmt w:val="decimal"/>
+      <w:lvlText w:val=""/>
+      <w:lvlJc w:val="left"/>
+    </w:lvl>
+  </w:abstractNum>
   <w:abstractNum w:abstractNumId="1" w15:restartNumberingAfterBreak="0">
+    <w:nsid w:val="7E473CA8"/>
     <w:multiLevelType w:val="hybridMultilevel"/>
-    <w:lvl w:ilvl="0" w15:tentative="1">
+    <w:tmpl w:val="923ECA60"/>
+    <w:lvl w:ilvl="0" w:tplc="50762A22">
       <w:start w:val="1"/>
       <w:numFmt w:val="bullet"/>
       <w:lvlText w:val="●"/>
@@ -1877,7 +2624,7 @@
         <w:ind w:left="720" w:hanging="360"/>
       </w:pPr>
     </w:lvl>
-    <w:lvl w:ilvl="1" w15:tentative="1">
+    <w:lvl w:ilvl="1" w:tplc="CFD2610E">
       <w:start w:val="1"/>
       <w:numFmt w:val="bullet"/>
       <w:lvlText w:val="○"/>
@@ -1886,7 +2633,7 @@
         <w:ind w:left="1440" w:hanging="360"/>
       </w:pPr>
     </w:lvl>
-    <w:lvl w:ilvl="2" w15:tentative="1">
+    <w:lvl w:ilvl="2" w:tplc="E7B24F66">
       <w:start w:val="1"/>
       <w:numFmt w:val="bullet"/>
       <w:lvlText w:val="■"/>
@@ -1895,7 +2642,7 @@
         <w:ind w:left="2160" w:hanging="360"/>
       </w:pPr>
     </w:lvl>
-    <w:lvl w:ilvl="3" w15:tentative="1">
+    <w:lvl w:ilvl="3" w:tplc="7466F444">
       <w:start w:val="1"/>
       <w:numFmt w:val="bullet"/>
       <w:lvlText w:val="●"/>
@@ -1904,7 +2651,7 @@
         <w:ind w:left="2880" w:hanging="360"/>
       </w:pPr>
     </w:lvl>
-    <w:lvl w:ilvl="4" w15:tentative="1">
+    <w:lvl w:ilvl="4" w:tplc="838C009A">
       <w:start w:val="1"/>
       <w:numFmt w:val="bullet"/>
       <w:lvlText w:val="○"/>
@@ -1913,7 +2660,7 @@
         <w:ind w:left="3600" w:hanging="360"/>
       </w:pPr>
     </w:lvl>
-    <w:lvl w:ilvl="5" w15:tentative="1">
+    <w:lvl w:ilvl="5" w:tplc="6376419E">
       <w:start w:val="1"/>
       <w:numFmt w:val="bullet"/>
       <w:lvlText w:val="■"/>
@@ -1922,7 +2669,7 @@
         <w:ind w:left="4320" w:hanging="360"/>
       </w:pPr>
     </w:lvl>
-    <w:lvl w:ilvl="6" w15:tentative="1">
+    <w:lvl w:ilvl="6" w:tplc="D0283406">
       <w:start w:val="1"/>
       <w:numFmt w:val="bullet"/>
       <w:lvlText w:val="●"/>
@@ -1931,7 +2678,7 @@
         <w:ind w:left="5040" w:hanging="360"/>
       </w:pPr>
     </w:lvl>
-    <w:lvl w:ilvl="7" w15:tentative="1">
+    <w:lvl w:ilvl="7" w:tplc="4BC081BA">
       <w:start w:val="1"/>
       <w:numFmt w:val="bullet"/>
       <w:lvlText w:val="●"/>
@@ -1940,7 +2687,7 @@
         <w:ind w:left="5760" w:hanging="360"/>
       </w:pPr>
     </w:lvl>
-    <w:lvl w:ilvl="8" w15:tentative="1">
+    <w:lvl w:ilvl="8" w:tplc="2E68D1A0">
       <w:start w:val="1"/>
       <w:numFmt w:val="bullet"/>
       <w:lvlText w:val="●"/>
@@ -1950,26 +2697,14 @@
       </w:pPr>
     </w:lvl>
   </w:abstractNum>
-  <w:abstractNum w:abstractNumId="2" w15:restartNumberingAfterBreak="0">
-    <w:multiLevelType w:val="hybridMultilevel"/>
-    <w:lvl w:ilvl="0" w15:tentative="1">
-      <w:start w:val="1"/>
-      <w:numFmt w:val="bullet"/>
-      <w:lvlText w:val="•"/>
-      <w:lvlJc w:val="left"/>
-      <w:pPr>
-        <w:ind w:left="720" w:hanging="360"/>
-      </w:pPr>
-    </w:lvl>
-  </w:abstractNum>
-  <w:num w:numId="1">
+  <w:num w:numId="1" w16cid:durableId="684481907">
     <w:abstractNumId w:val="1"/>
     <w:lvlOverride w:ilvl="0">
       <w:startOverride w:val="1"/>
     </w:lvlOverride>
   </w:num>
-  <w:num w:numId="2">
-    <w:abstractNumId w:val="2"/>
+  <w:num w:numId="2" w16cid:durableId="513419411">
+    <w:abstractNumId w:val="0"/>
     <w:lvlOverride w:ilvl="0">
       <w:startOverride w:val="1"/>
     </w:lvlOverride>
@@ -1978,26 +2713,405 @@
 </file>
 
 <file path=word/styles.xml><?xml version="1.0" encoding="utf-8"?>
-<w:styles xmlns:mc="http://schemas.openxmlformats.org/markup-compatibility/2006" xmlns:r="http://schemas.openxmlformats.org/officeDocument/2006/relationships" xmlns:w="http://schemas.openxmlformats.org/wordprocessingml/2006/main" xmlns:w14="http://schemas.microsoft.com/office/word/2010/wordml" xmlns:w15="http://schemas.microsoft.com/office/word/2012/wordml" mc:Ignorable="w14 w15">
+<w:styles xmlns:mc="http://schemas.openxmlformats.org/markup-compatibility/2006" xmlns:r="http://schemas.openxmlformats.org/officeDocument/2006/relationships" xmlns:w="http://schemas.openxmlformats.org/wordprocessingml/2006/main" xmlns:w14="http://schemas.microsoft.com/office/word/2010/wordml" xmlns:w15="http://schemas.microsoft.com/office/word/2012/wordml" xmlns:w16cex="http://schemas.microsoft.com/office/word/2018/wordml/cex" xmlns:w16cid="http://schemas.microsoft.com/office/word/2016/wordml/cid" xmlns:w16="http://schemas.microsoft.com/office/word/2018/wordml" xmlns:w16sdtdh="http://schemas.microsoft.com/office/word/2020/wordml/sdtdatahash" xmlns:w16se="http://schemas.microsoft.com/office/word/2015/wordml/symex" mc:Ignorable="w14 w15 w16se w16cid w16 w16cex w16sdtdh">
   <w:docDefaults>
-    <w:rPrDefault/>
+    <w:rPrDefault>
+      <w:rPr>
+        <w:rFonts w:ascii="Times New Roman" w:eastAsia="Times New Roman" w:hAnsi="Times New Roman" w:cs="Times New Roman"/>
+        <w:lang w:val="en-US" w:eastAsia="en-US" w:bidi="ar-SA"/>
+      </w:rPr>
+    </w:rPrDefault>
     <w:pPrDefault/>
   </w:docDefaults>
-  <w:style w:type="paragraph" w:styleId="Title">
-    <w:name w:val="Title"/>
-    <w:basedOn w:val="Normal"/>
-    <w:next w:val="Normal"/>
+  <w:latentStyles w:defLockedState="0" w:defUIPriority="99" w:defSemiHidden="0" w:defUnhideWhenUsed="0" w:defQFormat="0" w:count="376">
+    <w:lsdException w:name="Normal" w:uiPriority="0" w:qFormat="1"/>
+    <w:lsdException w:name="heading 1" w:uiPriority="9" w:qFormat="1"/>
+    <w:lsdException w:name="heading 2" w:semiHidden="1" w:uiPriority="9" w:unhideWhenUsed="1" w:qFormat="1"/>
+    <w:lsdException w:name="heading 3" w:semiHidden="1" w:uiPriority="9" w:unhideWhenUsed="1" w:qFormat="1"/>
+    <w:lsdException w:name="heading 4" w:semiHidden="1" w:uiPriority="9" w:unhideWhenUsed="1" w:qFormat="1"/>
+    <w:lsdException w:name="heading 5" w:semiHidden="1" w:uiPriority="9" w:unhideWhenUsed="1" w:qFormat="1"/>
+    <w:lsdException w:name="heading 6" w:semiHidden="1" w:uiPriority="9" w:unhideWhenUsed="1" w:qFormat="1"/>
+    <w:lsdException w:name="heading 7" w:semiHidden="1" w:uiPriority="9" w:unhideWhenUsed="1" w:qFormat="1"/>
+    <w:lsdException w:name="heading 8" w:semiHidden="1" w:uiPriority="9" w:unhideWhenUsed="1" w:qFormat="1"/>
+    <w:lsdException w:name="heading 9" w:semiHidden="1" w:uiPriority="9" w:unhideWhenUsed="1" w:qFormat="1"/>
+    <w:lsdException w:name="index 1" w:semiHidden="1" w:unhideWhenUsed="1"/>
+    <w:lsdException w:name="index 2" w:semiHidden="1" w:unhideWhenUsed="1"/>
+    <w:lsdException w:name="index 3" w:semiHidden="1" w:unhideWhenUsed="1"/>
+    <w:lsdException w:name="index 4" w:semiHidden="1" w:unhideWhenUsed="1"/>
+    <w:lsdException w:name="index 5" w:semiHidden="1" w:unhideWhenUsed="1"/>
+    <w:lsdException w:name="index 6" w:semiHidden="1" w:unhideWhenUsed="1"/>
+    <w:lsdException w:name="index 7" w:semiHidden="1" w:unhideWhenUsed="1"/>
+    <w:lsdException w:name="index 8" w:semiHidden="1" w:unhideWhenUsed="1"/>
+    <w:lsdException w:name="index 9" w:semiHidden="1" w:unhideWhenUsed="1"/>
+    <w:lsdException w:name="toc 1" w:semiHidden="1" w:uiPriority="39" w:unhideWhenUsed="1"/>
+    <w:lsdException w:name="toc 2" w:semiHidden="1" w:uiPriority="39" w:unhideWhenUsed="1"/>
+    <w:lsdException w:name="toc 3" w:semiHidden="1" w:uiPriority="39" w:unhideWhenUsed="1"/>
+    <w:lsdException w:name="toc 4" w:semiHidden="1" w:uiPriority="39" w:unhideWhenUsed="1"/>
+    <w:lsdException w:name="toc 5" w:semiHidden="1" w:uiPriority="39" w:unhideWhenUsed="1"/>
+    <w:lsdException w:name="toc 6" w:semiHidden="1" w:uiPriority="39" w:unhideWhenUsed="1"/>
+    <w:lsdException w:name="toc 7" w:semiHidden="1" w:uiPriority="39" w:unhideWhenUsed="1"/>
+    <w:lsdException w:name="toc 8" w:semiHidden="1" w:uiPriority="39" w:unhideWhenUsed="1"/>
+    <w:lsdException w:name="toc 9" w:semiHidden="1" w:uiPriority="39" w:unhideWhenUsed="1"/>
+    <w:lsdException w:name="Normal Indent" w:semiHidden="1" w:unhideWhenUsed="1"/>
+    <w:lsdException w:name="footnote text" w:semiHidden="1" w:unhideWhenUsed="1"/>
+    <w:lsdException w:name="annotation text" w:semiHidden="1" w:unhideWhenUsed="1"/>
+    <w:lsdException w:name="header" w:semiHidden="1" w:unhideWhenUsed="1"/>
+    <w:lsdException w:name="footer" w:semiHidden="1" w:unhideWhenUsed="1"/>
+    <w:lsdException w:name="index heading" w:semiHidden="1" w:unhideWhenUsed="1"/>
+    <w:lsdException w:name="caption" w:semiHidden="1" w:uiPriority="35" w:unhideWhenUsed="1" w:qFormat="1"/>
+    <w:lsdException w:name="table of figures" w:semiHidden="1" w:unhideWhenUsed="1"/>
+    <w:lsdException w:name="envelope address" w:semiHidden="1" w:unhideWhenUsed="1"/>
+    <w:lsdException w:name="envelope return" w:semiHidden="1" w:unhideWhenUsed="1"/>
+    <w:lsdException w:name="footnote reference" w:semiHidden="1" w:unhideWhenUsed="1"/>
+    <w:lsdException w:name="annotation reference" w:semiHidden="1" w:unhideWhenUsed="1"/>
+    <w:lsdException w:name="line number" w:semiHidden="1" w:unhideWhenUsed="1"/>
+    <w:lsdException w:name="page number" w:semiHidden="1" w:unhideWhenUsed="1"/>
+    <w:lsdException w:name="endnote reference" w:semiHidden="1" w:unhideWhenUsed="1"/>
+    <w:lsdException w:name="endnote text" w:semiHidden="1" w:unhideWhenUsed="1"/>
+    <w:lsdException w:name="table of authorities" w:semiHidden="1" w:unhideWhenUsed="1"/>
+    <w:lsdException w:name="macro" w:semiHidden="1" w:unhideWhenUsed="1"/>
+    <w:lsdException w:name="toa heading" w:semiHidden="1" w:unhideWhenUsed="1"/>
+    <w:lsdException w:name="List" w:semiHidden="1" w:unhideWhenUsed="1"/>
+    <w:lsdException w:name="List Bullet" w:semiHidden="1" w:unhideWhenUsed="1"/>
+    <w:lsdException w:name="List Number" w:semiHidden="1" w:unhideWhenUsed="1"/>
+    <w:lsdException w:name="List 2" w:semiHidden="1" w:unhideWhenUsed="1"/>
+    <w:lsdException w:name="List 3" w:semiHidden="1" w:unhideWhenUsed="1"/>
+    <w:lsdException w:name="List 4" w:semiHidden="1" w:unhideWhenUsed="1"/>
+    <w:lsdException w:name="List 5" w:semiHidden="1" w:unhideWhenUsed="1"/>
+    <w:lsdException w:name="List Bullet 2" w:semiHidden="1" w:unhideWhenUsed="1"/>
+    <w:lsdException w:name="List Bullet 3" w:semiHidden="1" w:unhideWhenUsed="1"/>
+    <w:lsdException w:name="List Bullet 4" w:semiHidden="1" w:unhideWhenUsed="1"/>
+    <w:lsdException w:name="List Bullet 5" w:semiHidden="1" w:unhideWhenUsed="1"/>
+    <w:lsdException w:name="List Number 2" w:semiHidden="1" w:unhideWhenUsed="1"/>
+    <w:lsdException w:name="List Number 3" w:semiHidden="1" w:unhideWhenUsed="1"/>
+    <w:lsdException w:name="List Number 4" w:semiHidden="1" w:unhideWhenUsed="1"/>
+    <w:lsdException w:name="List Number 5" w:semiHidden="1" w:unhideWhenUsed="1"/>
+    <w:lsdException w:name="Title" w:uiPriority="10" w:qFormat="1"/>
+    <w:lsdException w:name="Closing" w:semiHidden="1" w:unhideWhenUsed="1"/>
+    <w:lsdException w:name="Signature" w:semiHidden="1" w:unhideWhenUsed="1"/>
+    <w:lsdException w:name="Default Paragraph Font" w:semiHidden="1" w:uiPriority="1" w:unhideWhenUsed="1"/>
+    <w:lsdException w:name="Body Text" w:semiHidden="1" w:unhideWhenUsed="1"/>
+    <w:lsdException w:name="Body Text Indent" w:semiHidden="1" w:unhideWhenUsed="1"/>
+    <w:lsdException w:name="List Continue" w:semiHidden="1" w:unhideWhenUsed="1"/>
+    <w:lsdException w:name="List Continue 2" w:semiHidden="1" w:unhideWhenUsed="1"/>
+    <w:lsdException w:name="List Continue 3" w:semiHidden="1" w:unhideWhenUsed="1"/>
+    <w:lsdException w:name="List Continue 4" w:semiHidden="1" w:unhideWhenUsed="1"/>
+    <w:lsdException w:name="List Continue 5" w:semiHidden="1" w:unhideWhenUsed="1"/>
+    <w:lsdException w:name="Message Header" w:semiHidden="1" w:unhideWhenUsed="1"/>
+    <w:lsdException w:name="Subtitle" w:uiPriority="11" w:qFormat="1"/>
+    <w:lsdException w:name="Salutation" w:semiHidden="1" w:unhideWhenUsed="1"/>
+    <w:lsdException w:name="Date" w:semiHidden="1" w:unhideWhenUsed="1"/>
+    <w:lsdException w:name="Body Text First Indent" w:semiHidden="1" w:unhideWhenUsed="1"/>
+    <w:lsdException w:name="Body Text First Indent 2" w:semiHidden="1" w:unhideWhenUsed="1"/>
+    <w:lsdException w:name="Note Heading" w:semiHidden="1" w:unhideWhenUsed="1"/>
+    <w:lsdException w:name="Body Text 2" w:semiHidden="1" w:unhideWhenUsed="1"/>
+    <w:lsdException w:name="Body Text 3" w:semiHidden="1" w:unhideWhenUsed="1"/>
+    <w:lsdException w:name="Body Text Indent 2" w:semiHidden="1" w:unhideWhenUsed="1"/>
+    <w:lsdException w:name="Body Text Indent 3" w:semiHidden="1" w:unhideWhenUsed="1"/>
+    <w:lsdException w:name="Block Text" w:semiHidden="1" w:unhideWhenUsed="1"/>
+    <w:lsdException w:name="Hyperlink" w:semiHidden="1" w:unhideWhenUsed="1"/>
+    <w:lsdException w:name="FollowedHyperlink" w:semiHidden="1" w:unhideWhenUsed="1"/>
+    <w:lsdException w:name="Strong" w:uiPriority="22" w:qFormat="1"/>
+    <w:lsdException w:name="Emphasis" w:uiPriority="20" w:qFormat="1"/>
+    <w:lsdException w:name="Document Map" w:semiHidden="1" w:unhideWhenUsed="1"/>
+    <w:lsdException w:name="Plain Text" w:semiHidden="1" w:unhideWhenUsed="1"/>
+    <w:lsdException w:name="E-mail Signature" w:semiHidden="1" w:unhideWhenUsed="1"/>
+    <w:lsdException w:name="HTML Top of Form" w:semiHidden="1" w:unhideWhenUsed="1"/>
+    <w:lsdException w:name="HTML Bottom of Form" w:semiHidden="1" w:unhideWhenUsed="1"/>
+    <w:lsdException w:name="Normal (Web)" w:semiHidden="1" w:unhideWhenUsed="1"/>
+    <w:lsdException w:name="HTML Acronym" w:semiHidden="1" w:unhideWhenUsed="1"/>
+    <w:lsdException w:name="HTML Address" w:semiHidden="1" w:unhideWhenUsed="1"/>
+    <w:lsdException w:name="HTML Cite" w:semiHidden="1" w:unhideWhenUsed="1"/>
+    <w:lsdException w:name="HTML Code" w:semiHidden="1" w:unhideWhenUsed="1"/>
+    <w:lsdException w:name="HTML Definition" w:semiHidden="1" w:unhideWhenUsed="1"/>
+    <w:lsdException w:name="HTML Keyboard" w:semiHidden="1" w:unhideWhenUsed="1"/>
+    <w:lsdException w:name="HTML Preformatted" w:semiHidden="1" w:unhideWhenUsed="1"/>
+    <w:lsdException w:name="HTML Sample" w:semiHidden="1" w:unhideWhenUsed="1"/>
+    <w:lsdException w:name="HTML Typewriter" w:semiHidden="1" w:unhideWhenUsed="1"/>
+    <w:lsdException w:name="HTML Variable" w:semiHidden="1" w:unhideWhenUsed="1"/>
+    <w:lsdException w:name="Normal Table" w:semiHidden="1" w:unhideWhenUsed="1"/>
+    <w:lsdException w:name="annotation subject" w:semiHidden="1" w:unhideWhenUsed="1"/>
+    <w:lsdException w:name="No List" w:semiHidden="1" w:unhideWhenUsed="1"/>
+    <w:lsdException w:name="Outline List 1" w:semiHidden="1" w:unhideWhenUsed="1"/>
+    <w:lsdException w:name="Outline List 2" w:semiHidden="1" w:unhideWhenUsed="1"/>
+    <w:lsdException w:name="Outline List 3" w:semiHidden="1" w:unhideWhenUsed="1"/>
+    <w:lsdException w:name="Table Simple 1" w:semiHidden="1" w:unhideWhenUsed="1"/>
+    <w:lsdException w:name="Table Simple 2" w:semiHidden="1" w:unhideWhenUsed="1"/>
+    <w:lsdException w:name="Table Simple 3" w:semiHidden="1" w:unhideWhenUsed="1"/>
+    <w:lsdException w:name="Table Classic 1" w:semiHidden="1" w:unhideWhenUsed="1"/>
+    <w:lsdException w:name="Table Classic 2" w:semiHidden="1" w:unhideWhenUsed="1"/>
+    <w:lsdException w:name="Table Classic 3" w:semiHidden="1" w:unhideWhenUsed="1"/>
+    <w:lsdException w:name="Table Classic 4" w:semiHidden="1" w:unhideWhenUsed="1"/>
+    <w:lsdException w:name="Table Colorful 1" w:semiHidden="1" w:unhideWhenUsed="1"/>
+    <w:lsdException w:name="Table Colorful 2" w:semiHidden="1" w:unhideWhenUsed="1"/>
+    <w:lsdException w:name="Table Colorful 3" w:semiHidden="1" w:unhideWhenUsed="1"/>
+    <w:lsdException w:name="Table Columns 1" w:semiHidden="1" w:unhideWhenUsed="1"/>
+    <w:lsdException w:name="Table Columns 2" w:semiHidden="1" w:unhideWhenUsed="1"/>
+    <w:lsdException w:name="Table Columns 3" w:semiHidden="1" w:unhideWhenUsed="1"/>
+    <w:lsdException w:name="Table Columns 4" w:semiHidden="1" w:unhideWhenUsed="1"/>
+    <w:lsdException w:name="Table Columns 5" w:semiHidden="1" w:unhideWhenUsed="1"/>
+    <w:lsdException w:name="Table Grid 1" w:semiHidden="1" w:unhideWhenUsed="1"/>
+    <w:lsdException w:name="Table Grid 2" w:semiHidden="1" w:unhideWhenUsed="1"/>
+    <w:lsdException w:name="Table Grid 3" w:semiHidden="1" w:unhideWhenUsed="1"/>
+    <w:lsdException w:name="Table Grid 4" w:semiHidden="1" w:unhideWhenUsed="1"/>
+    <w:lsdException w:name="Table Grid 5" w:semiHidden="1" w:unhideWhenUsed="1"/>
+    <w:lsdException w:name="Table Grid 6" w:semiHidden="1" w:unhideWhenUsed="1"/>
+    <w:lsdException w:name="Table Grid 7" w:semiHidden="1" w:unhideWhenUsed="1"/>
+    <w:lsdException w:name="Table Grid 8" w:semiHidden="1" w:unhideWhenUsed="1"/>
+    <w:lsdException w:name="Table List 1" w:semiHidden="1" w:unhideWhenUsed="1"/>
+    <w:lsdException w:name="Table List 2" w:semiHidden="1" w:unhideWhenUsed="1"/>
+    <w:lsdException w:name="Table List 3" w:semiHidden="1" w:unhideWhenUsed="1"/>
+    <w:lsdException w:name="Table List 4" w:semiHidden="1" w:unhideWhenUsed="1"/>
+    <w:lsdException w:name="Table List 5" w:semiHidden="1" w:unhideWhenUsed="1"/>
+    <w:lsdException w:name="Table List 6" w:semiHidden="1" w:unhideWhenUsed="1"/>
+    <w:lsdException w:name="Table List 7" w:semiHidden="1" w:unhideWhenUsed="1"/>
+    <w:lsdException w:name="Table List 8" w:semiHidden="1" w:unhideWhenUsed="1"/>
+    <w:lsdException w:name="Table 3D effects 1" w:semiHidden="1" w:unhideWhenUsed="1"/>
+    <w:lsdException w:name="Table 3D effects 2" w:semiHidden="1" w:unhideWhenUsed="1"/>
+    <w:lsdException w:name="Table 3D effects 3" w:semiHidden="1" w:unhideWhenUsed="1"/>
+    <w:lsdException w:name="Table Contemporary" w:semiHidden="1" w:unhideWhenUsed="1"/>
+    <w:lsdException w:name="Table Elegant" w:semiHidden="1" w:unhideWhenUsed="1"/>
+    <w:lsdException w:name="Table Professional" w:semiHidden="1" w:unhideWhenUsed="1"/>
+    <w:lsdException w:name="Table Subtle 1" w:semiHidden="1" w:unhideWhenUsed="1"/>
+    <w:lsdException w:name="Table Subtle 2" w:semiHidden="1" w:unhideWhenUsed="1"/>
+    <w:lsdException w:name="Table Web 1" w:semiHidden="1" w:unhideWhenUsed="1"/>
+    <w:lsdException w:name="Table Web 2" w:semiHidden="1" w:unhideWhenUsed="1"/>
+    <w:lsdException w:name="Table Web 3" w:semiHidden="1" w:unhideWhenUsed="1"/>
+    <w:lsdException w:name="Balloon Text" w:semiHidden="1" w:unhideWhenUsed="1"/>
+    <w:lsdException w:name="Table Grid" w:uiPriority="39"/>
+    <w:lsdException w:name="Table Theme" w:semiHidden="1" w:unhideWhenUsed="1"/>
+    <w:lsdException w:name="Placeholder Text" w:semiHidden="1"/>
+    <w:lsdException w:name="No Spacing" w:uiPriority="1" w:qFormat="1"/>
+    <w:lsdException w:name="Light Shading" w:uiPriority="60"/>
+    <w:lsdException w:name="Light List" w:uiPriority="61"/>
+    <w:lsdException w:name="Light Grid" w:uiPriority="62"/>
+    <w:lsdException w:name="Medium Shading 1" w:uiPriority="63"/>
+    <w:lsdException w:name="Medium Shading 2" w:uiPriority="64"/>
+    <w:lsdException w:name="Medium List 1" w:uiPriority="65"/>
+    <w:lsdException w:name="Medium List 2" w:uiPriority="66"/>
+    <w:lsdException w:name="Medium Grid 1" w:uiPriority="67"/>
+    <w:lsdException w:name="Medium Grid 2" w:uiPriority="68"/>
+    <w:lsdException w:name="Medium Grid 3" w:uiPriority="69"/>
+    <w:lsdException w:name="Dark List" w:uiPriority="70"/>
+    <w:lsdException w:name="Colorful Shading" w:uiPriority="71"/>
+    <w:lsdException w:name="Colorful List" w:uiPriority="72"/>
+    <w:lsdException w:name="Colorful Grid" w:uiPriority="73"/>
+    <w:lsdException w:name="Light Shading Accent 1" w:uiPriority="60"/>
+    <w:lsdException w:name="Light List Accent 1" w:uiPriority="61"/>
+    <w:lsdException w:name="Light Grid Accent 1" w:uiPriority="62"/>
+    <w:lsdException w:name="Medium Shading 1 Accent 1" w:uiPriority="63"/>
+    <w:lsdException w:name="Medium Shading 2 Accent 1" w:uiPriority="64"/>
+    <w:lsdException w:name="Medium List 1 Accent 1" w:uiPriority="65"/>
+    <w:lsdException w:name="Revision" w:semiHidden="1"/>
+    <w:lsdException w:name="List Paragraph" w:uiPriority="34" w:qFormat="1"/>
+    <w:lsdException w:name="Quote" w:uiPriority="29" w:qFormat="1"/>
+    <w:lsdException w:name="Intense Quote" w:uiPriority="30" w:qFormat="1"/>
+    <w:lsdException w:name="Medium List 2 Accent 1" w:uiPriority="66"/>
+    <w:lsdException w:name="Medium Grid 1 Accent 1" w:uiPriority="67"/>
+    <w:lsdException w:name="Medium Grid 2 Accent 1" w:uiPriority="68"/>
+    <w:lsdException w:name="Medium Grid 3 Accent 1" w:uiPriority="69"/>
+    <w:lsdException w:name="Dark List Accent 1" w:uiPriority="70"/>
+    <w:lsdException w:name="Colorful Shading Accent 1" w:uiPriority="71"/>
+    <w:lsdException w:name="Colorful List Accent 1" w:uiPriority="72"/>
+    <w:lsdException w:name="Colorful Grid Accent 1" w:uiPriority="73"/>
+    <w:lsdException w:name="Light Shading Accent 2" w:uiPriority="60"/>
+    <w:lsdException w:name="Light List Accent 2" w:uiPriority="61"/>
+    <w:lsdException w:name="Light Grid Accent 2" w:uiPriority="62"/>
+    <w:lsdException w:name="Medium Shading 1 Accent 2" w:uiPriority="63"/>
+    <w:lsdException w:name="Medium Shading 2 Accent 2" w:uiPriority="64"/>
+    <w:lsdException w:name="Medium List 1 Accent 2" w:uiPriority="65"/>
+    <w:lsdException w:name="Medium List 2 Accent 2" w:uiPriority="66"/>
+    <w:lsdException w:name="Medium Grid 1 Accent 2" w:uiPriority="67"/>
+    <w:lsdException w:name="Medium Grid 2 Accent 2" w:uiPriority="68"/>
+    <w:lsdException w:name="Medium Grid 3 Accent 2" w:uiPriority="69"/>
+    <w:lsdException w:name="Dark List Accent 2" w:uiPriority="70"/>
+    <w:lsdException w:name="Colorful Shading Accent 2" w:uiPriority="71"/>
+    <w:lsdException w:name="Colorful List Accent 2" w:uiPriority="72"/>
+    <w:lsdException w:name="Colorful Grid Accent 2" w:uiPriority="73"/>
+    <w:lsdException w:name="Light Shading Accent 3" w:uiPriority="60"/>
+    <w:lsdException w:name="Light List Accent 3" w:uiPriority="61"/>
+    <w:lsdException w:name="Light Grid Accent 3" w:uiPriority="62"/>
+    <w:lsdException w:name="Medium Shading 1 Accent 3" w:uiPriority="63"/>
+    <w:lsdException w:name="Medium Shading 2 Accent 3" w:uiPriority="64"/>
+    <w:lsdException w:name="Medium List 1 Accent 3" w:uiPriority="65"/>
+    <w:lsdException w:name="Medium List 2 Accent 3" w:uiPriority="66"/>
+    <w:lsdException w:name="Medium Grid 1 Accent 3" w:uiPriority="67"/>
+    <w:lsdException w:name="Medium Grid 2 Accent 3" w:uiPriority="68"/>
+    <w:lsdException w:name="Medium Grid 3 Accent 3" w:uiPriority="69"/>
+    <w:lsdException w:name="Dark List Accent 3" w:uiPriority="70"/>
+    <w:lsdException w:name="Colorful Shading Accent 3" w:uiPriority="71"/>
+    <w:lsdException w:name="Colorful List Accent 3" w:uiPriority="72"/>
+    <w:lsdException w:name="Colorful Grid Accent 3" w:uiPriority="73"/>
+    <w:lsdException w:name="Light Shading Accent 4" w:uiPriority="60"/>
+    <w:lsdException w:name="Light List Accent 4" w:uiPriority="61"/>
+    <w:lsdException w:name="Light Grid Accent 4" w:uiPriority="62"/>
+    <w:lsdException w:name="Medium Shading 1 Accent 4" w:uiPriority="63"/>
+    <w:lsdException w:name="Medium Shading 2 Accent 4" w:uiPriority="64"/>
+    <w:lsdException w:name="Medium List 1 Accent 4" w:uiPriority="65"/>
+    <w:lsdException w:name="Medium List 2 Accent 4" w:uiPriority="66"/>
+    <w:lsdException w:name="Medium Grid 1 Accent 4" w:uiPriority="67"/>
+    <w:lsdException w:name="Medium Grid 2 Accent 4" w:uiPriority="68"/>
+    <w:lsdException w:name="Medium Grid 3 Accent 4" w:uiPriority="69"/>
+    <w:lsdException w:name="Dark List Accent 4" w:uiPriority="70"/>
+    <w:lsdException w:name="Colorful Shading Accent 4" w:uiPriority="71"/>
+    <w:lsdException w:name="Colorful List Accent 4" w:uiPriority="72"/>
+    <w:lsdException w:name="Colorful Grid Accent 4" w:uiPriority="73"/>
+    <w:lsdException w:name="Light Shading Accent 5" w:uiPriority="60"/>
+    <w:lsdException w:name="Light List Accent 5" w:uiPriority="61"/>
+    <w:lsdException w:name="Light Grid Accent 5" w:uiPriority="62"/>
+    <w:lsdException w:name="Medium Shading 1 Accent 5" w:uiPriority="63"/>
+    <w:lsdException w:name="Medium Shading 2 Accent 5" w:uiPriority="64"/>
+    <w:lsdException w:name="Medium List 1 Accent 5" w:uiPriority="65"/>
+    <w:lsdException w:name="Medium List 2 Accent 5" w:uiPriority="66"/>
+    <w:lsdException w:name="Medium Grid 1 Accent 5" w:uiPriority="67"/>
+    <w:lsdException w:name="Medium Grid 2 Accent 5" w:uiPriority="68"/>
+    <w:lsdException w:name="Medium Grid 3 Accent 5" w:uiPriority="69"/>
+    <w:lsdException w:name="Dark List Accent 5" w:uiPriority="70"/>
+    <w:lsdException w:name="Colorful Shading Accent 5" w:uiPriority="71"/>
+    <w:lsdException w:name="Colorful List Accent 5" w:uiPriority="72"/>
+    <w:lsdException w:name="Colorful Grid Accent 5" w:uiPriority="73"/>
+    <w:lsdException w:name="Light Shading Accent 6" w:uiPriority="60"/>
+    <w:lsdException w:name="Light List Accent 6" w:uiPriority="61"/>
+    <w:lsdException w:name="Light Grid Accent 6" w:uiPriority="62"/>
+    <w:lsdException w:name="Medium Shading 1 Accent 6" w:uiPriority="63"/>
+    <w:lsdException w:name="Medium Shading 2 Accent 6" w:uiPriority="64"/>
+    <w:lsdException w:name="Medium List 1 Accent 6" w:uiPriority="65"/>
+    <w:lsdException w:name="Medium List 2 Accent 6" w:uiPriority="66"/>
+    <w:lsdException w:name="Medium Grid 1 Accent 6" w:uiPriority="67"/>
+    <w:lsdException w:name="Medium Grid 2 Accent 6" w:uiPriority="68"/>
+    <w:lsdException w:name="Medium Grid 3 Accent 6" w:uiPriority="69"/>
+    <w:lsdException w:name="Dark List Accent 6" w:uiPriority="70"/>
+    <w:lsdException w:name="Colorful Shading Accent 6" w:uiPriority="71"/>
+    <w:lsdException w:name="Colorful List Accent 6" w:uiPriority="72"/>
+    <w:lsdException w:name="Colorful Grid Accent 6" w:uiPriority="73"/>
+    <w:lsdException w:name="Subtle Emphasis" w:uiPriority="19" w:qFormat="1"/>
+    <w:lsdException w:name="Intense Emphasis" w:uiPriority="21" w:qFormat="1"/>
+    <w:lsdException w:name="Subtle Reference" w:uiPriority="31" w:qFormat="1"/>
+    <w:lsdException w:name="Intense Reference" w:uiPriority="32" w:qFormat="1"/>
+    <w:lsdException w:name="Book Title" w:uiPriority="33" w:qFormat="1"/>
+    <w:lsdException w:name="Bibliography" w:semiHidden="1" w:uiPriority="37" w:unhideWhenUsed="1"/>
+    <w:lsdException w:name="TOC Heading" w:semiHidden="1" w:uiPriority="39" w:unhideWhenUsed="1" w:qFormat="1"/>
+    <w:lsdException w:name="Plain Table 1" w:uiPriority="41"/>
+    <w:lsdException w:name="Plain Table 2" w:uiPriority="42"/>
+    <w:lsdException w:name="Plain Table 3" w:uiPriority="43"/>
+    <w:lsdException w:name="Plain Table 4" w:uiPriority="44"/>
+    <w:lsdException w:name="Plain Table 5" w:uiPriority="45"/>
+    <w:lsdException w:name="Grid Table Light" w:uiPriority="40"/>
+    <w:lsdException w:name="Grid Table 1 Light" w:uiPriority="46"/>
+    <w:lsdException w:name="Grid Table 2" w:uiPriority="47"/>
+    <w:lsdException w:name="Grid Table 3" w:uiPriority="48"/>
+    <w:lsdException w:name="Grid Table 4" w:uiPriority="49"/>
+    <w:lsdException w:name="Grid Table 5 Dark" w:uiPriority="50"/>
+    <w:lsdException w:name="Grid Table 6 Colorful" w:uiPriority="51"/>
+    <w:lsdException w:name="Grid Table 7 Colorful" w:uiPriority="52"/>
+    <w:lsdException w:name="Grid Table 1 Light Accent 1" w:uiPriority="46"/>
+    <w:lsdException w:name="Grid Table 2 Accent 1" w:uiPriority="47"/>
+    <w:lsdException w:name="Grid Table 3 Accent 1" w:uiPriority="48"/>
+    <w:lsdException w:name="Grid Table 4 Accent 1" w:uiPriority="49"/>
+    <w:lsdException w:name="Grid Table 5 Dark Accent 1" w:uiPriority="50"/>
+    <w:lsdException w:name="Grid Table 6 Colorful Accent 1" w:uiPriority="51"/>
+    <w:lsdException w:name="Grid Table 7 Colorful Accent 1" w:uiPriority="52"/>
+    <w:lsdException w:name="Grid Table 1 Light Accent 2" w:uiPriority="46"/>
+    <w:lsdException w:name="Grid Table 2 Accent 2" w:uiPriority="47"/>
+    <w:lsdException w:name="Grid Table 3 Accent 2" w:uiPriority="48"/>
+    <w:lsdException w:name="Grid Table 4 Accent 2" w:uiPriority="49"/>
+    <w:lsdException w:name="Grid Table 5 Dark Accent 2" w:uiPriority="50"/>
+    <w:lsdException w:name="Grid Table 6 Colorful Accent 2" w:uiPriority="51"/>
+    <w:lsdException w:name="Grid Table 7 Colorful Accent 2" w:uiPriority="52"/>
+    <w:lsdException w:name="Grid Table 1 Light Accent 3" w:uiPriority="46"/>
+    <w:lsdException w:name="Grid Table 2 Accent 3" w:uiPriority="47"/>
+    <w:lsdException w:name="Grid Table 3 Accent 3" w:uiPriority="48"/>
+    <w:lsdException w:name="Grid Table 4 Accent 3" w:uiPriority="49"/>
+    <w:lsdException w:name="Grid Table 5 Dark Accent 3" w:uiPriority="50"/>
+    <w:lsdException w:name="Grid Table 6 Colorful Accent 3" w:uiPriority="51"/>
+    <w:lsdException w:name="Grid Table 7 Colorful Accent 3" w:uiPriority="52"/>
+    <w:lsdException w:name="Grid Table 1 Light Accent 4" w:uiPriority="46"/>
+    <w:lsdException w:name="Grid Table 2 Accent 4" w:uiPriority="47"/>
+    <w:lsdException w:name="Grid Table 3 Accent 4" w:uiPriority="48"/>
+    <w:lsdException w:name="Grid Table 4 Accent 4" w:uiPriority="49"/>
+    <w:lsdException w:name="Grid Table 5 Dark Accent 4" w:uiPriority="50"/>
+    <w:lsdException w:name="Grid Table 6 Colorful Accent 4" w:uiPriority="51"/>
+    <w:lsdException w:name="Grid Table 7 Colorful Accent 4" w:uiPriority="52"/>
+    <w:lsdException w:name="Grid Table 1 Light Accent 5" w:uiPriority="46"/>
+    <w:lsdException w:name="Grid Table 2 Accent 5" w:uiPriority="47"/>
+    <w:lsdException w:name="Grid Table 3 Accent 5" w:uiPriority="48"/>
+    <w:lsdException w:name="Grid Table 4 Accent 5" w:uiPriority="49"/>
+    <w:lsdException w:name="Grid Table 5 Dark Accent 5" w:uiPriority="50"/>
+    <w:lsdException w:name="Grid Table 6 Colorful Accent 5" w:uiPriority="51"/>
+    <w:lsdException w:name="Grid Table 7 Colorful Accent 5" w:uiPriority="52"/>
+    <w:lsdException w:name="Grid Table 1 Light Accent 6" w:uiPriority="46"/>
+    <w:lsdException w:name="Grid Table 2 Accent 6" w:uiPriority="47"/>
+    <w:lsdException w:name="Grid Table 3 Accent 6" w:uiPriority="48"/>
+    <w:lsdException w:name="Grid Table 4 Accent 6" w:uiPriority="49"/>
+    <w:lsdException w:name="Grid Table 5 Dark Accent 6" w:uiPriority="50"/>
+    <w:lsdException w:name="Grid Table 6 Colorful Accent 6" w:uiPriority="51"/>
+    <w:lsdException w:name="Grid Table 7 Colorful Accent 6" w:uiPriority="52"/>
+    <w:lsdException w:name="List Table 1 Light" w:uiPriority="46"/>
+    <w:lsdException w:name="List Table 2" w:uiPriority="47"/>
+    <w:lsdException w:name="List Table 3" w:uiPriority="48"/>
+    <w:lsdException w:name="List Table 4" w:uiPriority="49"/>
+    <w:lsdException w:name="List Table 5 Dark" w:uiPriority="50"/>
+    <w:lsdException w:name="List Table 6 Colorful" w:uiPriority="51"/>
+    <w:lsdException w:name="List Table 7 Colorful" w:uiPriority="52"/>
+    <w:lsdException w:name="List Table 1 Light Accent 1" w:uiPriority="46"/>
+    <w:lsdException w:name="List Table 2 Accent 1" w:uiPriority="47"/>
+    <w:lsdException w:name="List Table 3 Accent 1" w:uiPriority="48"/>
+    <w:lsdException w:name="List Table 4 Accent 1" w:uiPriority="49"/>
+    <w:lsdException w:name="List Table 5 Dark Accent 1" w:uiPriority="50"/>
+    <w:lsdException w:name="List Table 6 Colorful Accent 1" w:uiPriority="51"/>
+    <w:lsdException w:name="List Table 7 Colorful Accent 1" w:uiPriority="52"/>
+    <w:lsdException w:name="List Table 1 Light Accent 2" w:uiPriority="46"/>
+    <w:lsdException w:name="List Table 2 Accent 2" w:uiPriority="47"/>
+    <w:lsdException w:name="List Table 3 Accent 2" w:uiPriority="48"/>
+    <w:lsdException w:name="List Table 4 Accent 2" w:uiPriority="49"/>
+    <w:lsdException w:name="List Table 5 Dark Accent 2" w:uiPriority="50"/>
+    <w:lsdException w:name="List Table 6 Colorful Accent 2" w:uiPriority="51"/>
+    <w:lsdException w:name="List Table 7 Colorful Accent 2" w:uiPriority="52"/>
+    <w:lsdException w:name="List Table 1 Light Accent 3" w:uiPriority="46"/>
+    <w:lsdException w:name="List Table 2 Accent 3" w:uiPriority="47"/>
+    <w:lsdException w:name="List Table 3 Accent 3" w:uiPriority="48"/>
+    <w:lsdException w:name="List Table 4 Accent 3" w:uiPriority="49"/>
+    <w:lsdException w:name="List Table 5 Dark Accent 3" w:uiPriority="50"/>
+    <w:lsdException w:name="List Table 6 Colorful Accent 3" w:uiPriority="51"/>
+    <w:lsdException w:name="List Table 7 Colorful Accent 3" w:uiPriority="52"/>
+    <w:lsdException w:name="List Table 1 Light Accent 4" w:uiPriority="46"/>
+    <w:lsdException w:name="List Table 2 Accent 4" w:uiPriority="47"/>
+    <w:lsdException w:name="List Table 3 Accent 4" w:uiPriority="48"/>
+    <w:lsdException w:name="List Table 4 Accent 4" w:uiPriority="49"/>
+    <w:lsdException w:name="List Table 5 Dark Accent 4" w:uiPriority="50"/>
+    <w:lsdException w:name="List Table 6 Colorful Accent 4" w:uiPriority="51"/>
+    <w:lsdException w:name="List Table 7 Colorful Accent 4" w:uiPriority="52"/>
+    <w:lsdException w:name="List Table 1 Light Accent 5" w:uiPriority="46"/>
+    <w:lsdException w:name="List Table 2 Accent 5" w:uiPriority="47"/>
+    <w:lsdException w:name="List Table 3 Accent 5" w:uiPriority="48"/>
+    <w:lsdException w:name="List Table 4 Accent 5" w:uiPriority="49"/>
+    <w:lsdException w:name="List Table 5 Dark Accent 5" w:uiPriority="50"/>
+    <w:lsdException w:name="List Table 6 Colorful Accent 5" w:uiPriority="51"/>
+    <w:lsdException w:name="List Table 7 Colorful Accent 5" w:uiPriority="52"/>
+    <w:lsdException w:name="List Table 1 Light Accent 6" w:uiPriority="46"/>
+    <w:lsdException w:name="List Table 2 Accent 6" w:uiPriority="47"/>
+    <w:lsdException w:name="List Table 3 Accent 6" w:uiPriority="48"/>
+    <w:lsdException w:name="List Table 4 Accent 6" w:uiPriority="49"/>
+    <w:lsdException w:name="List Table 5 Dark Accent 6" w:uiPriority="50"/>
+    <w:lsdException w:name="List Table 6 Colorful Accent 6" w:uiPriority="51"/>
+    <w:lsdException w:name="List Table 7 Colorful Accent 6" w:uiPriority="52"/>
+    <w:lsdException w:name="Mention" w:semiHidden="1" w:unhideWhenUsed="1"/>
+    <w:lsdException w:name="Smart Hyperlink" w:semiHidden="1" w:unhideWhenUsed="1"/>
+    <w:lsdException w:name="Hashtag" w:semiHidden="1" w:unhideWhenUsed="1"/>
+    <w:lsdException w:name="Unresolved Mention" w:semiHidden="1" w:unhideWhenUsed="1"/>
+    <w:lsdException w:name="Smart Link" w:semiHidden="1" w:unhideWhenUsed="1"/>
+  </w:latentStyles>
+  <w:style w:type="paragraph" w:default="1" w:styleId="Normal">
+    <w:name w:val="Normal"/>
     <w:qFormat/>
-    <w:rPr>
-      <w:sz w:val="56"/>
-      <w:szCs w:val="56"/>
-    </w:rPr>
   </w:style>
   <w:style w:type="paragraph" w:styleId="Heading1">
-    <w:name w:val="Heading 1"/>
-    <w:basedOn w:val="Normal"/>
-    <w:next w:val="Normal"/>
+    <w:name w:val="heading 1"/>
+    <w:uiPriority w:val="9"/>
     <w:qFormat/>
+    <w:pPr>
+      <w:outlineLvl w:val="0"/>
+    </w:pPr>
     <w:rPr>
       <w:color w:val="2E74B5"/>
       <w:sz w:val="32"/>
@@ -2005,10 +3119,13 @@
     </w:rPr>
   </w:style>
   <w:style w:type="paragraph" w:styleId="Heading2">
-    <w:name w:val="Heading 2"/>
-    <w:basedOn w:val="Normal"/>
-    <w:next w:val="Normal"/>
+    <w:name w:val="heading 2"/>
+    <w:uiPriority w:val="9"/>
+    <w:unhideWhenUsed/>
     <w:qFormat/>
+    <w:pPr>
+      <w:outlineLvl w:val="1"/>
+    </w:pPr>
     <w:rPr>
       <w:color w:val="2E74B5"/>
       <w:sz w:val="26"/>
@@ -2016,10 +3133,14 @@
     </w:rPr>
   </w:style>
   <w:style w:type="paragraph" w:styleId="Heading3">
-    <w:name w:val="Heading 3"/>
-    <w:basedOn w:val="Normal"/>
-    <w:next w:val="Normal"/>
+    <w:name w:val="heading 3"/>
+    <w:uiPriority w:val="9"/>
+    <w:semiHidden/>
+    <w:unhideWhenUsed/>
     <w:qFormat/>
+    <w:pPr>
+      <w:outlineLvl w:val="2"/>
+    </w:pPr>
     <w:rPr>
       <w:color w:val="1F4D78"/>
       <w:sz w:val="24"/>
@@ -2027,10 +3148,14 @@
     </w:rPr>
   </w:style>
   <w:style w:type="paragraph" w:styleId="Heading4">
-    <w:name w:val="Heading 4"/>
-    <w:basedOn w:val="Normal"/>
-    <w:next w:val="Normal"/>
+    <w:name w:val="heading 4"/>
+    <w:uiPriority w:val="9"/>
+    <w:semiHidden/>
+    <w:unhideWhenUsed/>
     <w:qFormat/>
+    <w:pPr>
+      <w:outlineLvl w:val="3"/>
+    </w:pPr>
     <w:rPr>
       <w:i/>
       <w:iCs/>
@@ -2038,27 +3163,69 @@
     </w:rPr>
   </w:style>
   <w:style w:type="paragraph" w:styleId="Heading5">
-    <w:name w:val="Heading 5"/>
-    <w:basedOn w:val="Normal"/>
-    <w:next w:val="Normal"/>
+    <w:name w:val="heading 5"/>
+    <w:uiPriority w:val="9"/>
+    <w:semiHidden/>
+    <w:unhideWhenUsed/>
     <w:qFormat/>
+    <w:pPr>
+      <w:outlineLvl w:val="4"/>
+    </w:pPr>
     <w:rPr>
       <w:color w:val="2E74B5"/>
     </w:rPr>
   </w:style>
   <w:style w:type="paragraph" w:styleId="Heading6">
-    <w:name w:val="Heading 6"/>
-    <w:basedOn w:val="Normal"/>
-    <w:next w:val="Normal"/>
+    <w:name w:val="heading 6"/>
+    <w:uiPriority w:val="9"/>
+    <w:semiHidden/>
+    <w:unhideWhenUsed/>
     <w:qFormat/>
+    <w:pPr>
+      <w:outlineLvl w:val="5"/>
+    </w:pPr>
     <w:rPr>
       <w:color w:val="1F4D78"/>
     </w:rPr>
   </w:style>
-  <w:style w:type="paragraph" w:styleId="Strong">
-    <w:name w:val="Strong"/>
-    <w:basedOn w:val="Normal"/>
-    <w:next w:val="Normal"/>
+  <w:style w:type="character" w:default="1" w:styleId="DefaultParagraphFont">
+    <w:name w:val="Default Paragraph Font"/>
+    <w:uiPriority w:val="1"/>
+    <w:semiHidden/>
+    <w:unhideWhenUsed/>
+  </w:style>
+  <w:style w:type="table" w:default="1" w:styleId="TableNormal">
+    <w:name w:val="Normal Table"/>
+    <w:uiPriority w:val="99"/>
+    <w:semiHidden/>
+    <w:unhideWhenUsed/>
+    <w:tblPr>
+      <w:tblInd w:w="0" w:type="dxa"/>
+      <w:tblCellMar>
+        <w:top w:w="0" w:type="dxa"/>
+        <w:left w:w="108" w:type="dxa"/>
+        <w:bottom w:w="0" w:type="dxa"/>
+        <w:right w:w="108" w:type="dxa"/>
+      </w:tblCellMar>
+    </w:tblPr>
+  </w:style>
+  <w:style w:type="numbering" w:default="1" w:styleId="NoList">
+    <w:name w:val="No List"/>
+    <w:uiPriority w:val="99"/>
+    <w:semiHidden/>
+    <w:unhideWhenUsed/>
+  </w:style>
+  <w:style w:type="paragraph" w:styleId="Title">
+    <w:name w:val="Title"/>
+    <w:uiPriority w:val="10"/>
+    <w:qFormat/>
+    <w:rPr>
+      <w:sz w:val="56"/>
+      <w:szCs w:val="56"/>
+    </w:rPr>
+  </w:style>
+  <w:style w:type="paragraph" w:customStyle="1" w:styleId="Strong1">
+    <w:name w:val="Strong1"/>
     <w:qFormat/>
     <w:rPr>
       <w:b/>
@@ -2067,12 +3234,10 @@
   </w:style>
   <w:style w:type="paragraph" w:styleId="ListParagraph">
     <w:name w:val="List Paragraph"/>
-    <w:basedOn w:val="Normal"/>
     <w:qFormat/>
   </w:style>
   <w:style w:type="character" w:styleId="Hyperlink">
     <w:name w:val="Hyperlink"/>
-    <w:basedOn w:val="DefaultParagraphFont"/>
     <w:uiPriority w:val="99"/>
     <w:unhideWhenUsed/>
     <w:rPr>
@@ -2082,7 +3247,6 @@
   </w:style>
   <w:style w:type="character" w:styleId="FootnoteReference">
     <w:name w:val="footnote reference"/>
-    <w:basedOn w:val="DefaultParagraphFont"/>
     <w:uiPriority w:val="99"/>
     <w:semiHidden/>
     <w:unhideWhenUsed/>
@@ -2092,22 +3256,13 @@
   </w:style>
   <w:style w:type="paragraph" w:styleId="FootnoteText">
     <w:name w:val="footnote text"/>
-    <w:basedOn w:val="Normal"/>
     <w:link w:val="FootnoteTextChar"/>
     <w:uiPriority w:val="99"/>
     <w:semiHidden/>
     <w:unhideWhenUsed/>
-    <w:pPr>
-      <w:spacing w:after="0" w:line="240" w:lineRule="auto"/>
-    </w:pPr>
-    <w:rPr>
-      <w:sz w:val="20"/>
-      <w:szCs w:val="20"/>
-    </w:rPr>
   </w:style>
-  <w:style w:type="character" w:styleId="FootnoteTextChar">
+  <w:style w:type="character" w:customStyle="1" w:styleId="FootnoteTextChar">
     <w:name w:val="Footnote Text Char"/>
-    <w:basedOn w:val="DefaultParagraphFont"/>
     <w:link w:val="FootnoteText"/>
     <w:uiPriority w:val="99"/>
     <w:semiHidden/>
@@ -2119,7 +3274,6 @@
   </w:style>
   <w:style w:type="character" w:styleId="EndnoteReference">
     <w:name w:val="endnote reference"/>
-    <w:basedOn w:val="DefaultParagraphFont"/>
     <w:uiPriority w:val="99"/>
     <w:semiHidden/>
     <w:unhideWhenUsed/>
@@ -2129,22 +3283,13 @@
   </w:style>
   <w:style w:type="paragraph" w:styleId="EndnoteText">
     <w:name w:val="endnote text"/>
-    <w:basedOn w:val="Normal"/>
     <w:link w:val="EndnoteTextChar"/>
     <w:uiPriority w:val="99"/>
     <w:semiHidden/>
     <w:unhideWhenUsed/>
-    <w:pPr>
-      <w:spacing w:after="0" w:line="240" w:lineRule="auto"/>
-    </w:pPr>
-    <w:rPr>
-      <w:sz w:val="20"/>
-      <w:szCs w:val="20"/>
-    </w:rPr>
   </w:style>
-  <w:style w:type="character" w:styleId="EndnoteTextChar">
+  <w:style w:type="character" w:customStyle="1" w:styleId="EndnoteTextChar">
     <w:name w:val="Endnote Text Char"/>
-    <w:basedOn w:val="DefaultParagraphFont"/>
     <w:link w:val="EndnoteText"/>
     <w:uiPriority w:val="99"/>
     <w:semiHidden/>
@@ -2155,4 +3300,299 @@
     </w:rPr>
   </w:style>
 </w:styles>
+</file>
+
+<file path=word/theme/theme1.xml><?xml version="1.0" encoding="utf-8"?>
+<a:theme xmlns:a="http://schemas.openxmlformats.org/drawingml/2006/main" name="Office Theme">
+  <a:themeElements>
+    <a:clrScheme name="Office">
+      <a:dk1>
+        <a:sysClr val="windowText" lastClr="000000"/>
+      </a:dk1>
+      <a:lt1>
+        <a:sysClr val="window" lastClr="FFFFFF"/>
+      </a:lt1>
+      <a:dk2>
+        <a:srgbClr val="0E2841"/>
+      </a:dk2>
+      <a:lt2>
+        <a:srgbClr val="E8E8E8"/>
+      </a:lt2>
+      <a:accent1>
+        <a:srgbClr val="156082"/>
+      </a:accent1>
+      <a:accent2>
+        <a:srgbClr val="E97132"/>
+      </a:accent2>
+      <a:accent3>
+        <a:srgbClr val="196B24"/>
+      </a:accent3>
+      <a:accent4>
+        <a:srgbClr val="0F9ED5"/>
+      </a:accent4>
+      <a:accent5>
+        <a:srgbClr val="A02B93"/>
+      </a:accent5>
+      <a:accent6>
+        <a:srgbClr val="4EA72E"/>
+      </a:accent6>
+      <a:hlink>
+        <a:srgbClr val="467886"/>
+      </a:hlink>
+      <a:folHlink>
+        <a:srgbClr val="96607D"/>
+      </a:folHlink>
+    </a:clrScheme>
+    <a:fontScheme name="Office">
+      <a:majorFont>
+        <a:latin typeface="Aptos Display" panose="02110004020202020204"/>
+        <a:ea typeface=""/>
+        <a:cs typeface=""/>
+        <a:font script="Jpan" typeface="游ゴシック Light"/>
+        <a:font script="Hang" typeface="맑은 고딕"/>
+        <a:font script="Hans" typeface="等线 Light"/>
+        <a:font script="Hant" typeface="新細明體"/>
+        <a:font script="Arab" typeface="Times New Roman"/>
+        <a:font script="Hebr" typeface="Times New Roman"/>
+        <a:font script="Thai" typeface="Angsana New"/>
+        <a:font script="Ethi" typeface="Nyala"/>
+        <a:font script="Beng" typeface="Vrinda"/>
+        <a:font script="Gujr" typeface="Shruti"/>
+        <a:font script="Khmr" typeface="MoolBoran"/>
+        <a:font script="Knda" typeface="Tunga"/>
+        <a:font script="Guru" typeface="Raavi"/>
+        <a:font script="Cans" typeface="Euphemia"/>
+        <a:font script="Cher" typeface="Plantagenet Cherokee"/>
+        <a:font script="Yiii" typeface="Microsoft Yi Baiti"/>
+        <a:font script="Tibt" typeface="Microsoft Himalaya"/>
+        <a:font script="Thaa" typeface="MV Boli"/>
+        <a:font script="Deva" typeface="Mangal"/>
+        <a:font script="Telu" typeface="Gautami"/>
+        <a:font script="Taml" typeface="Latha"/>
+        <a:font script="Syrc" typeface="Estrangelo Edessa"/>
+        <a:font script="Orya" typeface="Kalinga"/>
+        <a:font script="Mlym" typeface="Kartika"/>
+        <a:font script="Laoo" typeface="DokChampa"/>
+        <a:font script="Sinh" typeface="Iskoola Pota"/>
+        <a:font script="Mong" typeface="Mongolian Baiti"/>
+        <a:font script="Viet" typeface="Times New Roman"/>
+        <a:font script="Uigh" typeface="Microsoft Uighur"/>
+        <a:font script="Geor" typeface="Sylfaen"/>
+        <a:font script="Armn" typeface="Arial"/>
+        <a:font script="Bugi" typeface="Leelawadee UI"/>
+        <a:font script="Bopo" typeface="Microsoft JhengHei"/>
+        <a:font script="Java" typeface="Javanese Text"/>
+        <a:font script="Lisu" typeface="Segoe UI"/>
+        <a:font script="Mymr" typeface="Myanmar Text"/>
+        <a:font script="Nkoo" typeface="Ebrima"/>
+        <a:font script="Olck" typeface="Nirmala UI"/>
+        <a:font script="Osma" typeface="Ebrima"/>
+        <a:font script="Phag" typeface="Phagspa"/>
+        <a:font script="Syrn" typeface="Estrangelo Edessa"/>
+        <a:font script="Syrj" typeface="Estrangelo Edessa"/>
+        <a:font script="Syre" typeface="Estrangelo Edessa"/>
+        <a:font script="Sora" typeface="Nirmala UI"/>
+        <a:font script="Tale" typeface="Microsoft Tai Le"/>
+        <a:font script="Talu" typeface="Microsoft New Tai Lue"/>
+        <a:font script="Tfng" typeface="Ebrima"/>
+      </a:majorFont>
+      <a:minorFont>
+        <a:latin typeface="Aptos" panose="02110004020202020204"/>
+        <a:ea typeface=""/>
+        <a:cs typeface=""/>
+        <a:font script="Jpan" typeface="游明朝"/>
+        <a:font script="Hang" typeface="맑은 고딕"/>
+        <a:font script="Hans" typeface="等线"/>
+        <a:font script="Hant" typeface="新細明體"/>
+        <a:font script="Arab" typeface="Arial"/>
+        <a:font script="Hebr" typeface="Arial"/>
+        <a:font script="Thai" typeface="Cordia New"/>
+        <a:font script="Ethi" typeface="Nyala"/>
+        <a:font script="Beng" typeface="Vrinda"/>
+        <a:font script="Gujr" typeface="Shruti"/>
+        <a:font script="Khmr" typeface="DaunPenh"/>
+        <a:font script="Knda" typeface="Tunga"/>
+        <a:font script="Guru" typeface="Raavi"/>
+        <a:font script="Cans" typeface="Euphemia"/>
+        <a:font script="Cher" typeface="Plantagenet Cherokee"/>
+        <a:font script="Yiii" typeface="Microsoft Yi Baiti"/>
+        <a:font script="Tibt" typeface="Microsoft Himalaya"/>
+        <a:font script="Thaa" typeface="MV Boli"/>
+        <a:font script="Deva" typeface="Mangal"/>
+        <a:font script="Telu" typeface="Gautami"/>
+        <a:font script="Taml" typeface="Latha"/>
+        <a:font script="Syrc" typeface="Estrangelo Edessa"/>
+        <a:font script="Orya" typeface="Kalinga"/>
+        <a:font script="Mlym" typeface="Kartika"/>
+        <a:font script="Laoo" typeface="DokChampa"/>
+        <a:font script="Sinh" typeface="Iskoola Pota"/>
+        <a:font script="Mong" typeface="Mongolian Baiti"/>
+        <a:font script="Viet" typeface="Arial"/>
+        <a:font script="Uigh" typeface="Microsoft Uighur"/>
+        <a:font script="Geor" typeface="Sylfaen"/>
+        <a:font script="Armn" typeface="Arial"/>
+        <a:font script="Bugi" typeface="Leelawadee UI"/>
+        <a:font script="Bopo" typeface="Microsoft JhengHei"/>
+        <a:font script="Java" typeface="Javanese Text"/>
+        <a:font script="Lisu" typeface="Segoe UI"/>
+        <a:font script="Mymr" typeface="Myanmar Text"/>
+        <a:font script="Nkoo" typeface="Ebrima"/>
+        <a:font script="Olck" typeface="Nirmala UI"/>
+        <a:font script="Osma" typeface="Ebrima"/>
+        <a:font script="Phag" typeface="Phagspa"/>
+        <a:font script="Syrn" typeface="Estrangelo Edessa"/>
+        <a:font script="Syrj" typeface="Estrangelo Edessa"/>
+        <a:font script="Syre" typeface="Estrangelo Edessa"/>
+        <a:font script="Sora" typeface="Nirmala UI"/>
+        <a:font script="Tale" typeface="Microsoft Tai Le"/>
+        <a:font script="Talu" typeface="Microsoft New Tai Lue"/>
+        <a:font script="Tfng" typeface="Ebrima"/>
+      </a:minorFont>
+    </a:fontScheme>
+    <a:fmtScheme name="Office">
+      <a:fillStyleLst>
+        <a:solidFill>
+          <a:schemeClr val="phClr"/>
+        </a:solidFill>
+        <a:gradFill rotWithShape="1">
+          <a:gsLst>
+            <a:gs pos="0">
+              <a:schemeClr val="phClr">
+                <a:lumMod val="110000"/>
+                <a:satMod val="105000"/>
+                <a:tint val="67000"/>
+              </a:schemeClr>
+            </a:gs>
+            <a:gs pos="50000">
+              <a:schemeClr val="phClr">
+                <a:lumMod val="105000"/>
+                <a:satMod val="103000"/>
+                <a:tint val="73000"/>
+              </a:schemeClr>
+            </a:gs>
+            <a:gs pos="100000">
+              <a:schemeClr val="phClr">
+                <a:lumMod val="105000"/>
+                <a:satMod val="109000"/>
+                <a:tint val="81000"/>
+              </a:schemeClr>
+            </a:gs>
+          </a:gsLst>
+          <a:lin ang="5400000" scaled="0"/>
+        </a:gradFill>
+        <a:gradFill rotWithShape="1">
+          <a:gsLst>
+            <a:gs pos="0">
+              <a:schemeClr val="phClr">
+                <a:satMod val="103000"/>
+                <a:lumMod val="102000"/>
+                <a:tint val="94000"/>
+              </a:schemeClr>
+            </a:gs>
+            <a:gs pos="50000">
+              <a:schemeClr val="phClr">
+                <a:satMod val="110000"/>
+                <a:lumMod val="100000"/>
+                <a:shade val="100000"/>
+              </a:schemeClr>
+            </a:gs>
+            <a:gs pos="100000">
+              <a:schemeClr val="phClr">
+                <a:lumMod val="99000"/>
+                <a:satMod val="120000"/>
+                <a:shade val="78000"/>
+              </a:schemeClr>
+            </a:gs>
+          </a:gsLst>
+          <a:lin ang="5400000" scaled="0"/>
+        </a:gradFill>
+      </a:fillStyleLst>
+      <a:lnStyleLst>
+        <a:ln w="6350" cap="flat" cmpd="sng" algn="ctr">
+          <a:solidFill>
+            <a:schemeClr val="phClr"/>
+          </a:solidFill>
+          <a:prstDash val="solid"/>
+          <a:miter lim="800000"/>
+        </a:ln>
+        <a:ln w="12700" cap="flat" cmpd="sng" algn="ctr">
+          <a:solidFill>
+            <a:schemeClr val="phClr"/>
+          </a:solidFill>
+          <a:prstDash val="solid"/>
+          <a:miter lim="800000"/>
+        </a:ln>
+        <a:ln w="19050" cap="flat" cmpd="sng" algn="ctr">
+          <a:solidFill>
+            <a:schemeClr val="phClr"/>
+          </a:solidFill>
+          <a:prstDash val="solid"/>
+          <a:miter lim="800000"/>
+        </a:ln>
+      </a:lnStyleLst>
+      <a:effectStyleLst>
+        <a:effectStyle>
+          <a:effectLst/>
+        </a:effectStyle>
+        <a:effectStyle>
+          <a:effectLst/>
+        </a:effectStyle>
+        <a:effectStyle>
+          <a:effectLst>
+            <a:outerShdw blurRad="57150" dist="19050" dir="5400000" algn="ctr" rotWithShape="0">
+              <a:srgbClr val="000000">
+                <a:alpha val="63000"/>
+              </a:srgbClr>
+            </a:outerShdw>
+          </a:effectLst>
+        </a:effectStyle>
+      </a:effectStyleLst>
+      <a:bgFillStyleLst>
+        <a:solidFill>
+          <a:schemeClr val="phClr"/>
+        </a:solidFill>
+        <a:solidFill>
+          <a:schemeClr val="phClr">
+            <a:tint val="95000"/>
+            <a:satMod val="170000"/>
+          </a:schemeClr>
+        </a:solidFill>
+        <a:gradFill rotWithShape="1">
+          <a:gsLst>
+            <a:gs pos="0">
+              <a:schemeClr val="phClr">
+                <a:tint val="93000"/>
+                <a:satMod val="150000"/>
+                <a:shade val="98000"/>
+                <a:lumMod val="102000"/>
+              </a:schemeClr>
+            </a:gs>
+            <a:gs pos="50000">
+              <a:schemeClr val="phClr">
+                <a:tint val="98000"/>
+                <a:satMod val="130000"/>
+                <a:shade val="90000"/>
+                <a:lumMod val="103000"/>
+              </a:schemeClr>
+            </a:gs>
+            <a:gs pos="100000">
+              <a:schemeClr val="phClr">
+                <a:shade val="63000"/>
+                <a:satMod val="120000"/>
+              </a:schemeClr>
+            </a:gs>
+          </a:gsLst>
+          <a:lin ang="5400000" scaled="0"/>
+        </a:gradFill>
+      </a:bgFillStyleLst>
+    </a:fmtScheme>
+  </a:themeElements>
+  <a:objectDefaults/>
+  <a:extraClrSchemeLst/>
+  <a:extLst>
+    <a:ext uri="{05A4C25C-085E-4340-85A3-A5531E510DB2}">
+      <thm15:themeFamily xmlns:thm15="http://schemas.microsoft.com/office/thememl/2012/main" name="Office Theme" id="{2E142A2C-CD16-42D6-873A-C26D2A0506FA}" vid="{1BDDFF52-6CD6-40A5-AB3C-68EB2F1E4D0A}"/>
+    </a:ext>
+  </a:extLst>
+</a:theme>
 </file>